--- a/开题报告/蒋奕文-开题报告1.0.docx
+++ b/开题报告/蒋奕文-开题报告1.0.docx
@@ -3698,22 +3698,6 @@
         <w:gridCol w:w="599"/>
       </w:tblGrid>
       <w:tr>
-        <w:tblPrEx>
-          <w:tblBorders>
-            <w:top w:val="none" w:color="auto" w:sz="0" w:space="0"/>
-            <w:left w:val="none" w:color="auto" w:sz="0" w:space="0"/>
-            <w:bottom w:val="none" w:color="auto" w:sz="0" w:space="0"/>
-            <w:right w:val="none" w:color="auto" w:sz="0" w:space="0"/>
-            <w:insideH w:val="none" w:color="auto" w:sz="0" w:space="0"/>
-            <w:insideV w:val="none" w:color="auto" w:sz="0" w:space="0"/>
-          </w:tblBorders>
-          <w:tblCellMar>
-            <w:top w:w="0" w:type="dxa"/>
-            <w:left w:w="108" w:type="dxa"/>
-            <w:bottom w:w="0" w:type="dxa"/>
-            <w:right w:w="108" w:type="dxa"/>
-          </w:tblCellMar>
-        </w:tblPrEx>
         <w:tc>
           <w:tcPr>
             <w:tcW w:w="7923" w:type="dxa"/>
@@ -9887,52 +9871,62 @@
           <w:szCs w:val="28"/>
           <w:lang w:val="en-US" w:eastAsia="zh-CN"/>
         </w:rPr>
-        <w:t>1.数据来源于特征指标选取</w:t>
+        <w:t>1.数据来源</w:t>
       </w:r>
     </w:p>
     <w:p>
       <w:pPr>
+        <w:widowControl w:val="0"/>
         <w:spacing w:line="300" w:lineRule="auto"/>
         <w:ind w:firstLine="480" w:firstLineChars="200"/>
         <w:jc w:val="both"/>
         <w:outlineLvl w:val="9"/>
         <w:rPr>
+          <w:rFonts w:hint="eastAsia" w:ascii="Times New Roman" w:hAnsi="Times New Roman" w:eastAsia="宋体" w:cs="Times New Roman"/>
+          <w:kern w:val="0"/>
+          <w:sz w:val="24"/>
+          <w:szCs w:val="28"/>
+          <w:lang w:val="en-US" w:eastAsia="zh-CN" w:bidi="ar-SA"/>
+        </w:rPr>
+      </w:pPr>
+      <w:r>
+        <w:rPr>
+          <w:rFonts w:hint="eastAsia" w:ascii="Times New Roman" w:hAnsi="Times New Roman" w:eastAsia="宋体" w:cs="Times New Roman"/>
+          <w:kern w:val="0"/>
+          <w:sz w:val="24"/>
+          <w:szCs w:val="28"/>
+          <w:lang w:val="en-US" w:eastAsia="zh-CN" w:bidi="ar-SA"/>
+        </w:rPr>
+        <w:t>本文实证分析数据取自房地美（Freddie Mac）公开数据库。房地美作为1970年由美国国会设立的政府支持机构，核心使命是维护住房信贷市场平稳运行。研究采用其发布的单户住宅贷款层级数据集 SFLLD，样本包含贷款初始核发的基础静态指标，以及贷款存续期间每月的还款状态动态数据，数据维度完整，可支撑信贷违约相关实证探究。</w:t>
+      </w:r>
+    </w:p>
+    <w:p>
+      <w:pPr>
+        <w:spacing w:line="300" w:lineRule="auto"/>
+        <w:ind w:firstLine="482" w:firstLineChars="200"/>
+        <w:jc w:val="both"/>
+        <w:outlineLvl w:val="9"/>
+        <w:rPr>
+          <w:rFonts w:hint="default" w:cs="Times New Roman"/>
+          <w:b/>
+          <w:bCs/>
+          <w:kern w:val="0"/>
+          <w:sz w:val="24"/>
+          <w:szCs w:val="28"/>
+          <w:lang w:val="en-US" w:eastAsia="zh-CN"/>
+        </w:rPr>
+      </w:pPr>
+      <w:r>
+        <w:rPr>
           <w:rFonts w:hint="eastAsia" w:cs="Times New Roman"/>
-          <w:kern w:val="0"/>
-          <w:sz w:val="24"/>
-          <w:szCs w:val="28"/>
-          <w:lang w:val="en-US" w:eastAsia="zh-CN"/>
-        </w:rPr>
-      </w:pPr>
-      <w:r>
-        <w:rPr>
-          <w:rFonts w:hint="eastAsia" w:cs="Times New Roman"/>
-          <w:kern w:val="0"/>
-          <w:sz w:val="24"/>
-          <w:szCs w:val="28"/>
-          <w:lang w:val="en-US" w:eastAsia="zh-CN"/>
-        </w:rPr>
-        <w:t>本文选取了2022Q1至2025Q3期间的Freddie Mac</w:t>
-      </w:r>
-      <w:r>
-        <w:rPr>
-          <w:rFonts w:hint="eastAsia" w:cs="Times New Roman"/>
-          <w:kern w:val="0"/>
-          <w:sz w:val="24"/>
-          <w:szCs w:val="28"/>
-          <w:lang w:val="en-US" w:eastAsia="zh-CN"/>
-        </w:rPr>
-        <w:t>单户住房贷款作为研究对象，该数据集是美国联邦住房贷款抵押公司（Freddie Mac，房地美）公开的全样本、贷款级住房抵押贷款数据集，目的是提升住房金融市场透明度，本文选取的</w:t>
-      </w:r>
-      <w:r>
-        <w:rPr>
-          <w:rFonts w:hint="eastAsia" w:cs="Times New Roman"/>
-          <w:kern w:val="0"/>
-          <w:sz w:val="24"/>
-          <w:szCs w:val="28"/>
-          <w:lang w:val="en-US" w:eastAsia="zh-CN"/>
-        </w:rPr>
-        <w:t>贷款数据涵盖了贷款发起时的静态信息与贷款逐月动态表现记录。</w:t>
+          <w:b/>
+          <w:bCs/>
+          <w:kern w:val="0"/>
+          <w:sz w:val="24"/>
+          <w:szCs w:val="28"/>
+          <w:lang w:val="en-US" w:eastAsia="zh-CN"/>
+        </w:rPr>
+        <w:t>2.变量说明</w:t>
       </w:r>
     </w:p>
     <w:p>
@@ -9957,17 +9951,7 @@
           <w:szCs w:val="28"/>
           <w:lang w:val="en-US" w:eastAsia="zh-CN"/>
         </w:rPr>
-        <w:t>对于违约样本，本文参考Mushava J等人的研究，设定在观测窗口是否出现逾期超过</w:t>
-      </w:r>
-      <w:r>
-        <w:rPr>
-          <w:rFonts w:hint="eastAsia" w:cs="Times New Roman"/>
-          <w:kern w:val="0"/>
-          <w:sz w:val="24"/>
-          <w:szCs w:val="28"/>
-          <w:lang w:val="en-US" w:eastAsia="zh-CN"/>
-        </w:rPr>
-        <w:t>90天或有止赎/处置的贷款为违约样本。在观测窗口设计维度，参考Yang Y等人的研究，设定观测贷款发放后24个月内是否违约。</w:t>
+        <w:t>本文选取了2022Q1至2025Q3期间的Freddie Mac单户住房贷款作为研究对象，数据集共包括两张子表，分别是：静态的贷款发放时的记录和每一条贷款动态的月度表现记录。</w:t>
       </w:r>
     </w:p>
     <w:p>
@@ -9977,64 +9961,2639 @@
         <w:jc w:val="both"/>
         <w:outlineLvl w:val="9"/>
         <w:rPr>
-          <w:rFonts w:hint="default" w:cs="Times New Roman"/>
-          <w:kern w:val="0"/>
-          <w:sz w:val="24"/>
-          <w:szCs w:val="28"/>
-          <w:lang w:val="en-US" w:eastAsia="zh-CN"/>
-        </w:rPr>
-      </w:pPr>
-      <w:r>
-        <w:rPr>
-          <w:rFonts w:hint="eastAsia" w:cs="Times New Roman"/>
-          <w:kern w:val="0"/>
-          <w:sz w:val="24"/>
-          <w:szCs w:val="28"/>
-          <w:lang w:val="en-US" w:eastAsia="zh-CN"/>
-        </w:rPr>
-        <w:t>由于月度动态贷款数据中一条贷款记录每个月一条，因此原始数据中单一的贷款记录可能存在多条记录，为确保一个贷款记录仅有一条数据，本文根据不同的变量类型进行了对应的汇总策略：对于数值型变量选取观测期内最大值进行合并；对于日期型变量，保留观测期内最近日期的数据。通过上述汇总处理过程，使数据集变为以贷款记录</w:t>
-      </w:r>
-      <w:r>
-        <w:rPr>
-          <w:rFonts w:hint="default" w:cs="Times New Roman"/>
-          <w:kern w:val="0"/>
-          <w:sz w:val="24"/>
-          <w:szCs w:val="28"/>
-          <w:lang w:val="en-US" w:eastAsia="zh-CN"/>
-        </w:rPr>
-        <w:t>Loanref</w:t>
-      </w:r>
-      <w:r>
-        <w:rPr>
-          <w:rFonts w:hint="eastAsia" w:cs="Times New Roman"/>
-          <w:kern w:val="0"/>
-          <w:sz w:val="24"/>
-          <w:szCs w:val="28"/>
-          <w:lang w:val="en-US" w:eastAsia="zh-CN"/>
-        </w:rPr>
-        <w:t>为索引的唯一性数据。最终数据集包含</w:t>
-      </w:r>
-      <w:r>
-        <w:rPr>
-          <w:rFonts w:ascii="Times New Roman" w:hAnsi="Times New Roman" w:eastAsia="宋体" w:cs="宋体"/>
+          <w:rFonts w:hint="eastAsia" w:cs="宋体"/>
           <w:kern w:val="0"/>
           <w:sz w:val="24"/>
           <w:szCs w:val="24"/>
           <w:lang w:val="en-US" w:eastAsia="zh-CN" w:bidi="ar"/>
         </w:rPr>
-        <w:t>1022701</w:t>
-      </w:r>
-      <w:r>
-        <w:rPr>
-          <w:rFonts w:hint="eastAsia" w:cs="宋体"/>
+      </w:pPr>
+      <w:r>
+        <w:rPr>
+          <w:rFonts w:hint="eastAsia" w:cs="Times New Roman"/>
+          <w:kern w:val="0"/>
+          <w:sz w:val="24"/>
+          <w:szCs w:val="28"/>
+          <w:lang w:val="en-US" w:eastAsia="zh-CN"/>
+        </w:rPr>
+        <w:t>由于月度动态贷款数据中一条贷款记录每个月一条，因此原始数据中单一的贷款记录可能存在多条记录，为确保一个贷款记录仅有一条数据，本文根据不同的变量类型进行了对应的汇总策略：对于数值型变量选取观测期内最大值进行合并；对于日期型变量，保留观测期内最近日期的数据。通过上述汇总处理过程，使数据集变为以贷款记录</w:t>
+      </w:r>
+      <w:r>
+        <w:rPr>
+          <w:rFonts w:hint="default" w:cs="Times New Roman"/>
+          <w:kern w:val="0"/>
+          <w:sz w:val="24"/>
+          <w:szCs w:val="28"/>
+          <w:lang w:val="en-US" w:eastAsia="zh-CN"/>
+        </w:rPr>
+        <w:t>Loanref</w:t>
+      </w:r>
+      <w:r>
+        <w:rPr>
+          <w:rFonts w:hint="eastAsia" w:cs="Times New Roman"/>
+          <w:kern w:val="0"/>
+          <w:sz w:val="24"/>
+          <w:szCs w:val="28"/>
+          <w:lang w:val="en-US" w:eastAsia="zh-CN"/>
+        </w:rPr>
+        <w:t>为索引的唯一性数据，最终数据集包含</w:t>
+      </w:r>
+      <w:r>
+        <w:rPr>
+          <w:rFonts w:ascii="Times New Roman" w:hAnsi="Times New Roman" w:eastAsia="宋体" w:cs="宋体"/>
           <w:kern w:val="0"/>
           <w:sz w:val="24"/>
           <w:szCs w:val="24"/>
           <w:lang w:val="en-US" w:eastAsia="zh-CN" w:bidi="ar"/>
         </w:rPr>
-        <w:t>条记录，其中包括1个索引变量、1个因变量及76个自变量。</w:t>
+        <w:t>1022701</w:t>
+      </w:r>
+      <w:r>
+        <w:rPr>
+          <w:rFonts w:hint="eastAsia" w:cs="宋体"/>
+          <w:kern w:val="0"/>
+          <w:sz w:val="24"/>
+          <w:szCs w:val="24"/>
+          <w:lang w:val="en-US" w:eastAsia="zh-CN" w:bidi="ar"/>
+        </w:rPr>
+        <w:t>条记录。</w:t>
       </w:r>
     </w:p>
+    <w:p>
+      <w:pPr>
+        <w:spacing w:line="300" w:lineRule="auto"/>
+        <w:ind w:firstLine="480" w:firstLineChars="200"/>
+        <w:jc w:val="both"/>
+        <w:outlineLvl w:val="9"/>
+        <w:rPr>
+          <w:rFonts w:hint="eastAsia" w:cs="宋体"/>
+          <w:kern w:val="0"/>
+          <w:sz w:val="24"/>
+          <w:szCs w:val="24"/>
+          <w:lang w:val="en-US" w:eastAsia="zh-CN" w:bidi="ar"/>
+        </w:rPr>
+      </w:pPr>
+      <w:r>
+        <w:rPr>
+          <w:rFonts w:hint="eastAsia" w:cs="宋体"/>
+          <w:kern w:val="0"/>
+          <w:sz w:val="24"/>
+          <w:szCs w:val="24"/>
+          <w:lang w:val="en-US" w:eastAsia="zh-CN" w:bidi="ar"/>
+        </w:rPr>
+        <w:t>（1）目标变量</w:t>
+      </w:r>
+    </w:p>
+    <w:p>
+      <w:pPr>
+        <w:spacing w:line="300" w:lineRule="auto"/>
+        <w:ind w:firstLine="480" w:firstLineChars="200"/>
+        <w:jc w:val="both"/>
+        <w:outlineLvl w:val="9"/>
+        <w:rPr>
+          <w:rFonts w:hint="eastAsia" w:cs="宋体"/>
+          <w:kern w:val="0"/>
+          <w:sz w:val="24"/>
+          <w:szCs w:val="24"/>
+          <w:lang w:val="en-US" w:eastAsia="zh-CN" w:bidi="ar"/>
+        </w:rPr>
+      </w:pPr>
+      <w:r>
+        <w:rPr>
+          <w:rFonts w:hint="eastAsia" w:cs="宋体"/>
+          <w:kern w:val="0"/>
+          <w:sz w:val="24"/>
+          <w:szCs w:val="24"/>
+          <w:lang w:val="en-US" w:eastAsia="zh-CN" w:bidi="ar"/>
+        </w:rPr>
+        <w:t>本研究将贷款的样本数据的违约情况（DFlag）作为目标变量。</w:t>
+      </w:r>
+    </w:p>
+    <w:p>
+      <w:pPr>
+        <w:spacing w:line="300" w:lineRule="auto"/>
+        <w:ind w:firstLine="480" w:firstLineChars="200"/>
+        <w:jc w:val="both"/>
+        <w:outlineLvl w:val="9"/>
+        <w:rPr>
+          <w:rFonts w:hint="eastAsia" w:cs="宋体"/>
+          <w:kern w:val="0"/>
+          <w:sz w:val="24"/>
+          <w:szCs w:val="24"/>
+          <w:lang w:val="en-US" w:eastAsia="zh-CN" w:bidi="ar"/>
+        </w:rPr>
+      </w:pPr>
+      <w:r>
+        <w:rPr>
+          <w:rFonts w:hint="eastAsia" w:cs="宋体"/>
+          <w:kern w:val="0"/>
+          <w:sz w:val="24"/>
+          <w:szCs w:val="24"/>
+          <w:lang w:val="en-US" w:eastAsia="zh-CN" w:bidi="ar"/>
+        </w:rPr>
+        <w:t>违约情况（DFlag）的观测窗口设定为贷款发放后24个月，取5种不同的变量值，分别为：还款正常、逾期30天结清、逾期60天结清、逾期超过90天未还款、有过止赎/处置处理的贷款。本文将前三种还款状态的用户合并形成正常用户，将逾期超过90天未还款或有过止赎/处置处理的贷款作为违约样本。以1代表违约贷款，0代表正常贷款。</w:t>
+      </w:r>
+    </w:p>
+    <w:p>
+      <w:pPr>
+        <w:spacing w:line="300" w:lineRule="auto"/>
+        <w:ind w:firstLine="480" w:firstLineChars="200"/>
+        <w:jc w:val="both"/>
+        <w:outlineLvl w:val="9"/>
+        <w:rPr>
+          <w:rFonts w:hint="default" w:cs="宋体"/>
+          <w:kern w:val="0"/>
+          <w:sz w:val="24"/>
+          <w:szCs w:val="24"/>
+          <w:lang w:val="en-US" w:eastAsia="zh-CN" w:bidi="ar"/>
+        </w:rPr>
+      </w:pPr>
+      <w:r>
+        <w:rPr>
+          <w:rFonts w:hint="eastAsia" w:cs="宋体"/>
+          <w:kern w:val="0"/>
+          <w:sz w:val="24"/>
+          <w:szCs w:val="24"/>
+          <w:lang w:val="en-US" w:eastAsia="zh-CN" w:bidi="ar"/>
+        </w:rPr>
+        <w:t>最终得到</w:t>
+      </w:r>
+      <w:r>
+        <w:rPr>
+          <w:rFonts w:ascii="Times New Roman" w:hAnsi="Times New Roman" w:eastAsia="宋体" w:cs="宋体"/>
+          <w:kern w:val="0"/>
+          <w:sz w:val="24"/>
+          <w:szCs w:val="24"/>
+          <w:lang w:val="en-US" w:eastAsia="zh-CN" w:bidi="ar"/>
+        </w:rPr>
+        <w:t>违约样本42227</w:t>
+      </w:r>
+      <w:r>
+        <w:rPr>
+          <w:rFonts w:hint="eastAsia" w:cs="宋体"/>
+          <w:kern w:val="0"/>
+          <w:sz w:val="24"/>
+          <w:szCs w:val="24"/>
+          <w:lang w:val="en-US" w:eastAsia="zh-CN" w:bidi="ar"/>
+        </w:rPr>
+        <w:t>条</w:t>
+      </w:r>
+      <w:r>
+        <w:rPr>
+          <w:rFonts w:ascii="Times New Roman" w:hAnsi="Times New Roman" w:eastAsia="宋体" w:cs="宋体"/>
+          <w:kern w:val="0"/>
+          <w:sz w:val="24"/>
+          <w:szCs w:val="24"/>
+          <w:lang w:val="en-US" w:eastAsia="zh-CN" w:bidi="ar"/>
+        </w:rPr>
+        <w:t>，正常样本980474</w:t>
+      </w:r>
+      <w:r>
+        <w:rPr>
+          <w:rFonts w:hint="eastAsia" w:cs="宋体"/>
+          <w:kern w:val="0"/>
+          <w:sz w:val="24"/>
+          <w:szCs w:val="24"/>
+          <w:lang w:val="en-US" w:eastAsia="zh-CN" w:bidi="ar"/>
+        </w:rPr>
+        <w:t>条。</w:t>
+      </w:r>
+      <w:r>
+        <w:rPr>
+          <w:rFonts w:hint="eastAsia" w:ascii="Times New Roman" w:hAnsi="Times New Roman" w:eastAsia="宋体" w:cs="宋体"/>
+          <w:kern w:val="0"/>
+          <w:sz w:val="24"/>
+          <w:szCs w:val="24"/>
+          <w:lang w:val="en-US" w:eastAsia="zh-CN" w:bidi="ar"/>
+        </w:rPr>
+        <w:t>其中违约样本里，共有 8150笔贷款放款时间处于2023年第四季度至2025年第二季度，观测周期天然未满</w:t>
+      </w:r>
+      <w:r>
+        <w:rPr>
+          <w:rFonts w:hint="eastAsia" w:cs="宋体"/>
+          <w:kern w:val="0"/>
+          <w:sz w:val="24"/>
+          <w:szCs w:val="24"/>
+          <w:lang w:val="en-US" w:eastAsia="zh-CN" w:bidi="ar"/>
+        </w:rPr>
+        <w:t>24</w:t>
+      </w:r>
+      <w:r>
+        <w:rPr>
+          <w:rFonts w:hint="eastAsia" w:ascii="Times New Roman" w:hAnsi="Times New Roman" w:eastAsia="宋体" w:cs="宋体"/>
+          <w:kern w:val="0"/>
+          <w:sz w:val="24"/>
+          <w:szCs w:val="24"/>
+          <w:lang w:val="en-US" w:eastAsia="zh-CN" w:bidi="ar"/>
+        </w:rPr>
+        <w:t>个月，且该类贷款已在有限观测期内出现违约行为</w:t>
+      </w:r>
+      <w:r>
+        <w:rPr>
+          <w:rFonts w:hint="eastAsia" w:cs="宋体"/>
+          <w:kern w:val="0"/>
+          <w:sz w:val="24"/>
+          <w:szCs w:val="24"/>
+          <w:lang w:val="en-US" w:eastAsia="zh-CN" w:bidi="ar"/>
+        </w:rPr>
+        <w:t>，</w:t>
+      </w:r>
+      <w:r>
+        <w:rPr>
+          <w:rFonts w:hint="eastAsia" w:ascii="Times New Roman" w:hAnsi="Times New Roman" w:eastAsia="宋体" w:cs="宋体"/>
+          <w:kern w:val="0"/>
+          <w:sz w:val="24"/>
+          <w:szCs w:val="24"/>
+          <w:lang w:val="en-US" w:eastAsia="zh-CN" w:bidi="ar"/>
+        </w:rPr>
+        <w:t>此部分样本单独划为右删失纯违约数据集，留存用于后续数据生成与模型训练。</w:t>
+      </w:r>
+    </w:p>
+    <w:p>
+      <w:pPr>
+        <w:spacing w:line="300" w:lineRule="auto"/>
+        <w:ind w:firstLine="480" w:firstLineChars="200"/>
+        <w:jc w:val="both"/>
+        <w:outlineLvl w:val="9"/>
+        <w:rPr>
+          <w:rFonts w:hint="eastAsia" w:cs="宋体"/>
+          <w:kern w:val="0"/>
+          <w:sz w:val="24"/>
+          <w:szCs w:val="24"/>
+          <w:lang w:val="en-US" w:eastAsia="zh-CN" w:bidi="ar"/>
+        </w:rPr>
+      </w:pPr>
+      <w:r>
+        <w:rPr>
+          <w:rFonts w:hint="eastAsia" w:cs="宋体"/>
+          <w:kern w:val="0"/>
+          <w:sz w:val="24"/>
+          <w:szCs w:val="24"/>
+          <w:lang w:val="en-US" w:eastAsia="zh-CN" w:bidi="ar"/>
+        </w:rPr>
+        <w:t>（2）自变量</w:t>
+      </w:r>
+    </w:p>
+    <w:p>
+      <w:pPr>
+        <w:spacing w:line="300" w:lineRule="auto"/>
+        <w:ind w:firstLine="480" w:firstLineChars="200"/>
+        <w:jc w:val="both"/>
+        <w:outlineLvl w:val="9"/>
+        <w:rPr>
+          <w:rFonts w:hint="eastAsia" w:cs="宋体"/>
+          <w:kern w:val="0"/>
+          <w:sz w:val="24"/>
+          <w:szCs w:val="24"/>
+          <w:lang w:val="en-US" w:eastAsia="zh-CN" w:bidi="ar"/>
+        </w:rPr>
+      </w:pPr>
+      <w:r>
+        <w:rPr>
+          <w:rFonts w:hint="eastAsia" w:cs="宋体"/>
+          <w:kern w:val="0"/>
+          <w:sz w:val="24"/>
+          <w:szCs w:val="24"/>
+          <w:lang w:val="en-US" w:eastAsia="zh-CN" w:bidi="ar"/>
+        </w:rPr>
+        <w:t>自变量来源于</w:t>
+      </w:r>
+      <w:r>
+        <w:rPr>
+          <w:rFonts w:hint="default" w:cs="宋体"/>
+          <w:kern w:val="0"/>
+          <w:sz w:val="24"/>
+          <w:szCs w:val="24"/>
+          <w:lang w:val="en-US" w:eastAsia="zh-CN" w:bidi="ar"/>
+        </w:rPr>
+        <w:t>贷款发放时的Origination数据</w:t>
+      </w:r>
+      <w:r>
+        <w:rPr>
+          <w:rFonts w:hint="eastAsia" w:cs="宋体"/>
+          <w:kern w:val="0"/>
+          <w:sz w:val="24"/>
+          <w:szCs w:val="24"/>
+          <w:lang w:val="en-US" w:eastAsia="zh-CN" w:bidi="ar"/>
+        </w:rPr>
+        <w:t>，原始数据集包含13个预测变量，涵盖借款人个人信息、贷款合约信息、房产属性、借贷渠道、地理位置五个维度，具体分布如表2。</w:t>
+      </w:r>
+    </w:p>
+    <w:p>
+      <w:pPr>
+        <w:pStyle w:val="3"/>
+        <w:keepNext w:val="0"/>
+        <w:keepLines w:val="0"/>
+        <w:pageBreakBefore w:val="0"/>
+        <w:widowControl w:val="0"/>
+        <w:kinsoku/>
+        <w:wordWrap/>
+        <w:overflowPunct/>
+        <w:topLinePunct w:val="0"/>
+        <w:autoSpaceDE/>
+        <w:autoSpaceDN/>
+        <w:bidi w:val="0"/>
+        <w:adjustRightInd/>
+        <w:snapToGrid/>
+        <w:jc w:val="center"/>
+        <w:textAlignment w:val="auto"/>
+        <w:outlineLvl w:val="9"/>
+        <w:rPr>
+          <w:rFonts w:hint="default" w:eastAsia="宋体" w:cs="宋体"/>
+          <w:kern w:val="0"/>
+          <w:sz w:val="24"/>
+          <w:szCs w:val="24"/>
+          <w:lang w:val="en-US" w:eastAsia="zh-CN" w:bidi="ar"/>
+        </w:rPr>
+      </w:pPr>
+      <w:r>
+        <w:rPr>
+          <w:rFonts w:hint="eastAsia" w:ascii="Times New Roman" w:hAnsi="Times New Roman" w:eastAsia="宋体" w:cs="Times New Roman"/>
+          <w:b/>
+          <w:bCs/>
+          <w:kern w:val="0"/>
+          <w:sz w:val="24"/>
+          <w:szCs w:val="28"/>
+        </w:rPr>
+        <w:t xml:space="preserve">表 </w:t>
+      </w:r>
+      <w:r>
+        <w:rPr>
+          <w:rFonts w:hint="eastAsia" w:ascii="Times New Roman" w:hAnsi="Times New Roman" w:eastAsia="宋体" w:cs="Times New Roman"/>
+          <w:b/>
+          <w:bCs/>
+          <w:kern w:val="0"/>
+          <w:sz w:val="24"/>
+          <w:szCs w:val="28"/>
+        </w:rPr>
+        <w:fldChar w:fldCharType="begin"/>
+      </w:r>
+      <w:r>
+        <w:rPr>
+          <w:rFonts w:hint="eastAsia" w:ascii="Times New Roman" w:hAnsi="Times New Roman" w:eastAsia="宋体" w:cs="Times New Roman"/>
+          <w:b/>
+          <w:bCs/>
+          <w:kern w:val="0"/>
+          <w:sz w:val="24"/>
+          <w:szCs w:val="28"/>
+        </w:rPr>
+        <w:instrText xml:space="preserve"> SEQ 表 \* ARABIC </w:instrText>
+      </w:r>
+      <w:r>
+        <w:rPr>
+          <w:rFonts w:hint="eastAsia" w:ascii="Times New Roman" w:hAnsi="Times New Roman" w:eastAsia="宋体" w:cs="Times New Roman"/>
+          <w:b/>
+          <w:bCs/>
+          <w:kern w:val="0"/>
+          <w:sz w:val="24"/>
+          <w:szCs w:val="28"/>
+        </w:rPr>
+        <w:fldChar w:fldCharType="separate"/>
+      </w:r>
+      <w:r>
+        <w:rPr>
+          <w:rFonts w:hint="eastAsia" w:ascii="Times New Roman" w:hAnsi="Times New Roman" w:eastAsia="宋体" w:cs="Times New Roman"/>
+          <w:b/>
+          <w:bCs/>
+          <w:kern w:val="0"/>
+          <w:sz w:val="24"/>
+          <w:szCs w:val="28"/>
+        </w:rPr>
+        <w:t>2</w:t>
+      </w:r>
+      <w:r>
+        <w:rPr>
+          <w:rFonts w:hint="eastAsia" w:ascii="Times New Roman" w:hAnsi="Times New Roman" w:eastAsia="宋体" w:cs="Times New Roman"/>
+          <w:b/>
+          <w:bCs/>
+          <w:kern w:val="0"/>
+          <w:sz w:val="24"/>
+          <w:szCs w:val="28"/>
+        </w:rPr>
+        <w:fldChar w:fldCharType="end"/>
+      </w:r>
+      <w:r>
+        <w:rPr>
+          <w:rFonts w:hint="eastAsia" w:ascii="Times New Roman" w:hAnsi="Times New Roman" w:eastAsia="宋体" w:cs="Times New Roman"/>
+          <w:b/>
+          <w:bCs/>
+          <w:kern w:val="0"/>
+          <w:sz w:val="24"/>
+          <w:szCs w:val="28"/>
+        </w:rPr>
+        <w:t xml:space="preserve"> </w:t>
+      </w:r>
+      <w:r>
+        <w:rPr>
+          <w:rFonts w:hint="eastAsia" w:ascii="Times New Roman" w:hAnsi="Times New Roman" w:eastAsia="宋体" w:cs="Times New Roman"/>
+          <w:b/>
+          <w:bCs/>
+          <w:kern w:val="0"/>
+          <w:sz w:val="24"/>
+          <w:szCs w:val="28"/>
+          <w:lang w:val="en-US" w:eastAsia="zh-CN"/>
+        </w:rPr>
+        <w:t>变量表</w:t>
+      </w:r>
+    </w:p>
+    <w:tbl>
+      <w:tblPr>
+        <w:tblStyle w:val="6"/>
+        <w:tblW w:w="4998" w:type="pct"/>
+        <w:jc w:val="center"/>
+        <w:tblBorders>
+          <w:top w:val="single" w:color="auto" w:sz="12" w:space="0"/>
+          <w:left w:val="none" w:color="auto" w:sz="0" w:space="0"/>
+          <w:bottom w:val="single" w:color="auto" w:sz="12" w:space="0"/>
+          <w:right w:val="none" w:color="auto" w:sz="0" w:space="0"/>
+          <w:insideH w:val="none" w:color="auto" w:sz="0" w:space="0"/>
+          <w:insideV w:val="none" w:color="auto" w:sz="0" w:space="0"/>
+        </w:tblBorders>
+        <w:tblLayout w:type="autofit"/>
+        <w:tblCellMar>
+          <w:top w:w="0" w:type="dxa"/>
+          <w:left w:w="108" w:type="dxa"/>
+          <w:bottom w:w="0" w:type="dxa"/>
+          <w:right w:w="108" w:type="dxa"/>
+        </w:tblCellMar>
+      </w:tblPr>
+      <w:tblGrid>
+        <w:gridCol w:w="1559"/>
+        <w:gridCol w:w="2659"/>
+        <w:gridCol w:w="4301"/>
+      </w:tblGrid>
+      <w:tr>
+        <w:tblPrEx>
+          <w:tblBorders>
+            <w:top w:val="single" w:color="auto" w:sz="12" w:space="0"/>
+            <w:left w:val="none" w:color="auto" w:sz="0" w:space="0"/>
+            <w:bottom w:val="single" w:color="auto" w:sz="12" w:space="0"/>
+            <w:right w:val="none" w:color="auto" w:sz="0" w:space="0"/>
+            <w:insideH w:val="none" w:color="auto" w:sz="0" w:space="0"/>
+            <w:insideV w:val="none" w:color="auto" w:sz="0" w:space="0"/>
+          </w:tblBorders>
+          <w:tblCellMar>
+            <w:top w:w="0" w:type="dxa"/>
+            <w:left w:w="108" w:type="dxa"/>
+            <w:bottom w:w="0" w:type="dxa"/>
+            <w:right w:w="108" w:type="dxa"/>
+          </w:tblCellMar>
+        </w:tblPrEx>
+        <w:trPr>
+          <w:jc w:val="center"/>
+        </w:trPr>
+        <w:tc>
+          <w:tcPr>
+            <w:tcW w:w="915" w:type="pct"/>
+            <w:tcBorders>
+              <w:bottom w:val="single" w:color="auto" w:sz="6" w:space="0"/>
+            </w:tcBorders>
+            <w:vAlign w:val="center"/>
+          </w:tcPr>
+          <w:p>
+            <w:pPr>
+              <w:keepNext w:val="0"/>
+              <w:keepLines w:val="0"/>
+              <w:pageBreakBefore w:val="0"/>
+              <w:widowControl w:val="0"/>
+              <w:kinsoku/>
+              <w:wordWrap/>
+              <w:overflowPunct/>
+              <w:topLinePunct w:val="0"/>
+              <w:autoSpaceDE/>
+              <w:autoSpaceDN/>
+              <w:bidi w:val="0"/>
+              <w:adjustRightInd/>
+              <w:snapToGrid/>
+              <w:spacing w:line="360" w:lineRule="auto"/>
+              <w:jc w:val="center"/>
+              <w:textAlignment w:val="auto"/>
+              <w:outlineLvl w:val="9"/>
+              <w:rPr>
+                <w:rFonts w:hint="default" w:ascii="Times New Roman" w:hAnsi="Times New Roman" w:eastAsia="宋体" w:cs="Times New Roman"/>
+                <w:kern w:val="0"/>
+                <w:szCs w:val="21"/>
+                <w:lang w:val="en-US" w:eastAsia="zh-CN"/>
+              </w:rPr>
+            </w:pPr>
+            <w:r>
+              <w:rPr>
+                <w:rFonts w:hint="eastAsia" w:cs="Times New Roman"/>
+                <w:kern w:val="0"/>
+                <w:szCs w:val="21"/>
+                <w:lang w:val="en-US" w:eastAsia="zh-CN"/>
+              </w:rPr>
+              <w:t>一级指标</w:t>
+            </w:r>
+          </w:p>
+        </w:tc>
+        <w:tc>
+          <w:tcPr>
+            <w:tcW w:w="1560" w:type="pct"/>
+            <w:tcBorders>
+              <w:bottom w:val="single" w:color="auto" w:sz="6" w:space="0"/>
+            </w:tcBorders>
+            <w:vAlign w:val="center"/>
+          </w:tcPr>
+          <w:p>
+            <w:pPr>
+              <w:keepNext w:val="0"/>
+              <w:keepLines w:val="0"/>
+              <w:pageBreakBefore w:val="0"/>
+              <w:widowControl w:val="0"/>
+              <w:kinsoku/>
+              <w:wordWrap/>
+              <w:overflowPunct/>
+              <w:topLinePunct w:val="0"/>
+              <w:autoSpaceDE/>
+              <w:autoSpaceDN/>
+              <w:bidi w:val="0"/>
+              <w:adjustRightInd/>
+              <w:snapToGrid/>
+              <w:spacing w:line="360" w:lineRule="auto"/>
+              <w:jc w:val="center"/>
+              <w:textAlignment w:val="auto"/>
+              <w:outlineLvl w:val="9"/>
+              <w:rPr>
+                <w:rFonts w:hint="default" w:ascii="Times New Roman" w:hAnsi="Times New Roman" w:eastAsia="宋体" w:cs="Times New Roman"/>
+                <w:kern w:val="0"/>
+                <w:sz w:val="21"/>
+                <w:szCs w:val="21"/>
+                <w:lang w:val="en-US" w:eastAsia="zh-CN" w:bidi="ar-SA"/>
+              </w:rPr>
+            </w:pPr>
+            <w:r>
+              <w:rPr>
+                <w:rFonts w:hint="eastAsia" w:cs="Times New Roman"/>
+                <w:kern w:val="0"/>
+                <w:szCs w:val="21"/>
+                <w:lang w:val="en-US" w:eastAsia="zh-CN"/>
+              </w:rPr>
+              <w:t>二级指标</w:t>
+            </w:r>
+          </w:p>
+        </w:tc>
+        <w:tc>
+          <w:tcPr>
+            <w:tcW w:w="2524" w:type="pct"/>
+            <w:tcBorders>
+              <w:bottom w:val="single" w:color="auto" w:sz="6" w:space="0"/>
+            </w:tcBorders>
+            <w:vAlign w:val="center"/>
+          </w:tcPr>
+          <w:p>
+            <w:pPr>
+              <w:keepNext w:val="0"/>
+              <w:keepLines w:val="0"/>
+              <w:pageBreakBefore w:val="0"/>
+              <w:widowControl w:val="0"/>
+              <w:kinsoku/>
+              <w:wordWrap/>
+              <w:overflowPunct/>
+              <w:topLinePunct w:val="0"/>
+              <w:autoSpaceDE/>
+              <w:autoSpaceDN/>
+              <w:bidi w:val="0"/>
+              <w:adjustRightInd/>
+              <w:snapToGrid/>
+              <w:spacing w:line="360" w:lineRule="auto"/>
+              <w:jc w:val="center"/>
+              <w:textAlignment w:val="auto"/>
+              <w:outlineLvl w:val="9"/>
+              <w:rPr>
+                <w:rFonts w:hint="default" w:cs="Times New Roman"/>
+                <w:kern w:val="0"/>
+                <w:szCs w:val="21"/>
+                <w:lang w:val="en-US" w:eastAsia="zh-CN"/>
+              </w:rPr>
+            </w:pPr>
+            <w:r>
+              <w:rPr>
+                <w:rFonts w:hint="eastAsia" w:cs="Times New Roman"/>
+                <w:kern w:val="0"/>
+                <w:szCs w:val="21"/>
+                <w:lang w:val="en-US" w:eastAsia="zh-CN"/>
+              </w:rPr>
+              <w:t>对应变量名称</w:t>
+            </w:r>
+          </w:p>
+        </w:tc>
+      </w:tr>
+      <w:tr>
+        <w:tblPrEx>
+          <w:tblBorders>
+            <w:top w:val="single" w:color="auto" w:sz="12" w:space="0"/>
+            <w:left w:val="none" w:color="auto" w:sz="0" w:space="0"/>
+            <w:bottom w:val="single" w:color="auto" w:sz="12" w:space="0"/>
+            <w:right w:val="none" w:color="auto" w:sz="0" w:space="0"/>
+            <w:insideH w:val="none" w:color="auto" w:sz="0" w:space="0"/>
+            <w:insideV w:val="none" w:color="auto" w:sz="0" w:space="0"/>
+          </w:tblBorders>
+          <w:tblCellMar>
+            <w:top w:w="0" w:type="dxa"/>
+            <w:left w:w="108" w:type="dxa"/>
+            <w:bottom w:w="0" w:type="dxa"/>
+            <w:right w:w="108" w:type="dxa"/>
+          </w:tblCellMar>
+        </w:tblPrEx>
+        <w:trPr>
+          <w:jc w:val="center"/>
+        </w:trPr>
+        <w:tc>
+          <w:tcPr>
+            <w:tcW w:w="915" w:type="pct"/>
+            <w:vMerge w:val="restart"/>
+            <w:tcBorders>
+              <w:top w:val="single" w:color="auto" w:sz="6" w:space="0"/>
+              <w:tl2br w:val="nil"/>
+              <w:tr2bl w:val="nil"/>
+            </w:tcBorders>
+            <w:vAlign w:val="center"/>
+          </w:tcPr>
+          <w:p>
+            <w:pPr>
+              <w:keepNext w:val="0"/>
+              <w:keepLines w:val="0"/>
+              <w:pageBreakBefore w:val="0"/>
+              <w:widowControl w:val="0"/>
+              <w:kinsoku/>
+              <w:wordWrap/>
+              <w:overflowPunct/>
+              <w:topLinePunct w:val="0"/>
+              <w:autoSpaceDE/>
+              <w:autoSpaceDN/>
+              <w:bidi w:val="0"/>
+              <w:adjustRightInd/>
+              <w:snapToGrid/>
+              <w:spacing w:line="360" w:lineRule="auto"/>
+              <w:jc w:val="center"/>
+              <w:textAlignment w:val="auto"/>
+              <w:outlineLvl w:val="9"/>
+              <w:rPr>
+                <w:rFonts w:hint="default" w:ascii="Times New Roman" w:hAnsi="Times New Roman" w:eastAsia="宋体" w:cs="Times New Roman"/>
+                <w:kern w:val="0"/>
+                <w:szCs w:val="21"/>
+                <w:lang w:val="en-US" w:eastAsia="zh-CN"/>
+              </w:rPr>
+            </w:pPr>
+            <w:r>
+              <w:rPr>
+                <w:rFonts w:hint="eastAsia" w:cs="Times New Roman"/>
+                <w:kern w:val="0"/>
+                <w:szCs w:val="21"/>
+                <w:lang w:val="en-US" w:eastAsia="zh-CN"/>
+              </w:rPr>
+              <w:t>借贷人信息</w:t>
+            </w:r>
+          </w:p>
+        </w:tc>
+        <w:tc>
+          <w:tcPr>
+            <w:tcW w:w="1560" w:type="pct"/>
+            <w:tcBorders>
+              <w:top w:val="single" w:color="auto" w:sz="6" w:space="0"/>
+              <w:tl2br w:val="nil"/>
+              <w:tr2bl w:val="nil"/>
+            </w:tcBorders>
+            <w:vAlign w:val="center"/>
+          </w:tcPr>
+          <w:p>
+            <w:pPr>
+              <w:keepNext w:val="0"/>
+              <w:keepLines w:val="0"/>
+              <w:pageBreakBefore w:val="0"/>
+              <w:widowControl w:val="0"/>
+              <w:kinsoku/>
+              <w:wordWrap/>
+              <w:overflowPunct/>
+              <w:topLinePunct w:val="0"/>
+              <w:autoSpaceDE/>
+              <w:autoSpaceDN/>
+              <w:bidi w:val="0"/>
+              <w:adjustRightInd/>
+              <w:snapToGrid/>
+              <w:spacing w:line="360" w:lineRule="auto"/>
+              <w:jc w:val="center"/>
+              <w:textAlignment w:val="auto"/>
+              <w:outlineLvl w:val="9"/>
+              <w:rPr>
+                <w:rFonts w:hint="default" w:ascii="Times New Roman" w:hAnsi="Times New Roman" w:eastAsia="宋体" w:cs="Times New Roman"/>
+                <w:kern w:val="0"/>
+                <w:szCs w:val="21"/>
+                <w:lang w:val="en-US" w:eastAsia="zh-CN"/>
+              </w:rPr>
+            </w:pPr>
+            <w:r>
+              <w:rPr>
+                <w:rFonts w:hint="eastAsia" w:cs="Times New Roman"/>
+                <w:kern w:val="0"/>
+                <w:szCs w:val="21"/>
+                <w:lang w:val="en-US" w:eastAsia="zh-CN"/>
+              </w:rPr>
+              <w:t>信用评分</w:t>
+            </w:r>
+          </w:p>
+        </w:tc>
+        <w:tc>
+          <w:tcPr>
+            <w:tcW w:w="2524" w:type="pct"/>
+            <w:tcBorders>
+              <w:top w:val="single" w:color="auto" w:sz="6" w:space="0"/>
+              <w:tl2br w:val="nil"/>
+              <w:tr2bl w:val="nil"/>
+            </w:tcBorders>
+            <w:vAlign w:val="center"/>
+          </w:tcPr>
+          <w:p>
+            <w:pPr>
+              <w:keepNext w:val="0"/>
+              <w:keepLines w:val="0"/>
+              <w:pageBreakBefore w:val="0"/>
+              <w:widowControl w:val="0"/>
+              <w:kinsoku/>
+              <w:wordWrap/>
+              <w:overflowPunct/>
+              <w:topLinePunct w:val="0"/>
+              <w:autoSpaceDE/>
+              <w:autoSpaceDN/>
+              <w:bidi w:val="0"/>
+              <w:adjustRightInd/>
+              <w:snapToGrid/>
+              <w:spacing w:line="360" w:lineRule="auto"/>
+              <w:jc w:val="center"/>
+              <w:textAlignment w:val="auto"/>
+              <w:outlineLvl w:val="9"/>
+              <w:rPr>
+                <w:rFonts w:hint="eastAsia" w:cs="Times New Roman"/>
+                <w:kern w:val="0"/>
+                <w:szCs w:val="21"/>
+                <w:lang w:val="en-US" w:eastAsia="zh-CN"/>
+              </w:rPr>
+            </w:pPr>
+            <w:r>
+              <w:rPr>
+                <w:rFonts w:hint="default" w:cs="Times New Roman"/>
+                <w:kern w:val="0"/>
+                <w:szCs w:val="21"/>
+                <w:lang w:val="en-US" w:eastAsia="zh-CN"/>
+              </w:rPr>
+              <w:t>Credit_Score</w:t>
+            </w:r>
+          </w:p>
+        </w:tc>
+      </w:tr>
+      <w:tr>
+        <w:tblPrEx>
+          <w:tblBorders>
+            <w:top w:val="single" w:color="auto" w:sz="12" w:space="0"/>
+            <w:left w:val="none" w:color="auto" w:sz="0" w:space="0"/>
+            <w:bottom w:val="single" w:color="auto" w:sz="12" w:space="0"/>
+            <w:right w:val="none" w:color="auto" w:sz="0" w:space="0"/>
+            <w:insideH w:val="none" w:color="auto" w:sz="0" w:space="0"/>
+            <w:insideV w:val="none" w:color="auto" w:sz="0" w:space="0"/>
+          </w:tblBorders>
+          <w:tblCellMar>
+            <w:top w:w="0" w:type="dxa"/>
+            <w:left w:w="108" w:type="dxa"/>
+            <w:bottom w:w="0" w:type="dxa"/>
+            <w:right w:w="108" w:type="dxa"/>
+          </w:tblCellMar>
+        </w:tblPrEx>
+        <w:trPr>
+          <w:trHeight w:val="90" w:hRule="atLeast"/>
+          <w:jc w:val="center"/>
+        </w:trPr>
+        <w:tc>
+          <w:tcPr>
+            <w:tcW w:w="915" w:type="pct"/>
+            <w:vMerge w:val="continue"/>
+            <w:tcBorders>
+              <w:tl2br w:val="nil"/>
+              <w:tr2bl w:val="nil"/>
+            </w:tcBorders>
+            <w:vAlign w:val="center"/>
+          </w:tcPr>
+          <w:p>
+            <w:pPr>
+              <w:keepNext w:val="0"/>
+              <w:keepLines w:val="0"/>
+              <w:pageBreakBefore w:val="0"/>
+              <w:widowControl w:val="0"/>
+              <w:kinsoku/>
+              <w:wordWrap/>
+              <w:overflowPunct/>
+              <w:topLinePunct w:val="0"/>
+              <w:autoSpaceDE/>
+              <w:autoSpaceDN/>
+              <w:bidi w:val="0"/>
+              <w:adjustRightInd/>
+              <w:snapToGrid/>
+              <w:spacing w:line="360" w:lineRule="auto"/>
+              <w:jc w:val="center"/>
+              <w:textAlignment w:val="auto"/>
+              <w:outlineLvl w:val="9"/>
+              <w:rPr>
+                <w:rFonts w:hint="default" w:ascii="Times New Roman" w:hAnsi="Times New Roman" w:eastAsia="宋体" w:cs="Times New Roman"/>
+                <w:kern w:val="0"/>
+                <w:szCs w:val="21"/>
+                <w:lang w:val="en-US"/>
+              </w:rPr>
+            </w:pPr>
+          </w:p>
+        </w:tc>
+        <w:tc>
+          <w:tcPr>
+            <w:tcW w:w="1560" w:type="pct"/>
+            <w:tcBorders>
+              <w:tl2br w:val="nil"/>
+              <w:tr2bl w:val="nil"/>
+            </w:tcBorders>
+            <w:vAlign w:val="center"/>
+          </w:tcPr>
+          <w:p>
+            <w:pPr>
+              <w:keepNext w:val="0"/>
+              <w:keepLines w:val="0"/>
+              <w:pageBreakBefore w:val="0"/>
+              <w:widowControl w:val="0"/>
+              <w:kinsoku/>
+              <w:wordWrap/>
+              <w:overflowPunct/>
+              <w:topLinePunct w:val="0"/>
+              <w:autoSpaceDE/>
+              <w:autoSpaceDN/>
+              <w:bidi w:val="0"/>
+              <w:adjustRightInd/>
+              <w:snapToGrid/>
+              <w:spacing w:line="360" w:lineRule="auto"/>
+              <w:jc w:val="center"/>
+              <w:textAlignment w:val="auto"/>
+              <w:outlineLvl w:val="9"/>
+              <w:rPr>
+                <w:rFonts w:hint="default" w:ascii="Times New Roman" w:hAnsi="Times New Roman" w:eastAsia="宋体" w:cs="Times New Roman"/>
+                <w:kern w:val="0"/>
+                <w:szCs w:val="21"/>
+                <w:lang w:val="en-US" w:eastAsia="zh-CN"/>
+              </w:rPr>
+            </w:pPr>
+            <w:r>
+              <w:rPr>
+                <w:rFonts w:hint="eastAsia" w:cs="Times New Roman"/>
+                <w:kern w:val="0"/>
+                <w:szCs w:val="21"/>
+                <w:lang w:val="en-US" w:eastAsia="zh-CN"/>
+              </w:rPr>
+              <w:t>债务收入比</w:t>
+            </w:r>
+          </w:p>
+        </w:tc>
+        <w:tc>
+          <w:tcPr>
+            <w:tcW w:w="2524" w:type="pct"/>
+            <w:tcBorders>
+              <w:tl2br w:val="nil"/>
+              <w:tr2bl w:val="nil"/>
+            </w:tcBorders>
+            <w:vAlign w:val="center"/>
+          </w:tcPr>
+          <w:p>
+            <w:pPr>
+              <w:keepNext w:val="0"/>
+              <w:keepLines w:val="0"/>
+              <w:pageBreakBefore w:val="0"/>
+              <w:widowControl w:val="0"/>
+              <w:kinsoku/>
+              <w:wordWrap/>
+              <w:overflowPunct/>
+              <w:topLinePunct w:val="0"/>
+              <w:autoSpaceDE/>
+              <w:autoSpaceDN/>
+              <w:bidi w:val="0"/>
+              <w:adjustRightInd/>
+              <w:snapToGrid/>
+              <w:spacing w:line="360" w:lineRule="auto"/>
+              <w:jc w:val="center"/>
+              <w:textAlignment w:val="auto"/>
+              <w:outlineLvl w:val="9"/>
+              <w:rPr>
+                <w:rFonts w:hint="default" w:cs="Times New Roman"/>
+                <w:kern w:val="0"/>
+                <w:szCs w:val="21"/>
+                <w:lang w:val="en-US" w:eastAsia="zh-CN"/>
+              </w:rPr>
+            </w:pPr>
+            <w:r>
+              <w:rPr>
+                <w:rFonts w:hint="eastAsia" w:cs="Times New Roman"/>
+                <w:kern w:val="0"/>
+                <w:szCs w:val="21"/>
+                <w:lang w:val="en-US" w:eastAsia="zh-CN"/>
+              </w:rPr>
+              <w:t>Original_Debt_To_Income_DTI_Ratio</w:t>
+            </w:r>
+          </w:p>
+        </w:tc>
+      </w:tr>
+      <w:tr>
+        <w:tblPrEx>
+          <w:tblBorders>
+            <w:top w:val="single" w:color="auto" w:sz="12" w:space="0"/>
+            <w:left w:val="none" w:color="auto" w:sz="0" w:space="0"/>
+            <w:bottom w:val="single" w:color="auto" w:sz="12" w:space="0"/>
+            <w:right w:val="none" w:color="auto" w:sz="0" w:space="0"/>
+            <w:insideH w:val="none" w:color="auto" w:sz="0" w:space="0"/>
+            <w:insideV w:val="none" w:color="auto" w:sz="0" w:space="0"/>
+          </w:tblBorders>
+          <w:tblCellMar>
+            <w:top w:w="0" w:type="dxa"/>
+            <w:left w:w="108" w:type="dxa"/>
+            <w:bottom w:w="0" w:type="dxa"/>
+            <w:right w:w="108" w:type="dxa"/>
+          </w:tblCellMar>
+        </w:tblPrEx>
+        <w:trPr>
+          <w:jc w:val="center"/>
+        </w:trPr>
+        <w:tc>
+          <w:tcPr>
+            <w:tcW w:w="915" w:type="pct"/>
+            <w:vMerge w:val="continue"/>
+            <w:tcBorders>
+              <w:tl2br w:val="nil"/>
+              <w:tr2bl w:val="nil"/>
+            </w:tcBorders>
+            <w:vAlign w:val="center"/>
+          </w:tcPr>
+          <w:p>
+            <w:pPr>
+              <w:keepNext w:val="0"/>
+              <w:keepLines w:val="0"/>
+              <w:pageBreakBefore w:val="0"/>
+              <w:widowControl w:val="0"/>
+              <w:kinsoku/>
+              <w:wordWrap/>
+              <w:overflowPunct/>
+              <w:topLinePunct w:val="0"/>
+              <w:autoSpaceDE/>
+              <w:autoSpaceDN/>
+              <w:bidi w:val="0"/>
+              <w:adjustRightInd/>
+              <w:snapToGrid/>
+              <w:spacing w:line="360" w:lineRule="auto"/>
+              <w:jc w:val="center"/>
+              <w:textAlignment w:val="auto"/>
+              <w:outlineLvl w:val="9"/>
+              <w:rPr>
+                <w:rFonts w:hint="default" w:cs="Times New Roman"/>
+                <w:kern w:val="0"/>
+                <w:szCs w:val="21"/>
+                <w:lang w:val="en-US" w:eastAsia="zh-CN"/>
+              </w:rPr>
+            </w:pPr>
+          </w:p>
+        </w:tc>
+        <w:tc>
+          <w:tcPr>
+            <w:tcW w:w="1560" w:type="pct"/>
+            <w:tcBorders>
+              <w:tl2br w:val="nil"/>
+              <w:tr2bl w:val="nil"/>
+            </w:tcBorders>
+            <w:vAlign w:val="center"/>
+          </w:tcPr>
+          <w:p>
+            <w:pPr>
+              <w:keepNext w:val="0"/>
+              <w:keepLines w:val="0"/>
+              <w:pageBreakBefore w:val="0"/>
+              <w:widowControl w:val="0"/>
+              <w:kinsoku/>
+              <w:wordWrap/>
+              <w:overflowPunct/>
+              <w:topLinePunct w:val="0"/>
+              <w:autoSpaceDE/>
+              <w:autoSpaceDN/>
+              <w:bidi w:val="0"/>
+              <w:adjustRightInd/>
+              <w:snapToGrid/>
+              <w:spacing w:line="360" w:lineRule="auto"/>
+              <w:jc w:val="center"/>
+              <w:textAlignment w:val="auto"/>
+              <w:outlineLvl w:val="9"/>
+              <w:rPr>
+                <w:rFonts w:hint="default" w:ascii="Times New Roman" w:hAnsi="Times New Roman" w:eastAsia="宋体" w:cs="Times New Roman"/>
+                <w:kern w:val="0"/>
+                <w:szCs w:val="21"/>
+                <w:lang w:val="en-US" w:eastAsia="zh-CN"/>
+              </w:rPr>
+            </w:pPr>
+            <w:r>
+              <w:rPr>
+                <w:rFonts w:hint="eastAsia" w:cs="Times New Roman"/>
+                <w:kern w:val="0"/>
+                <w:szCs w:val="21"/>
+                <w:lang w:val="en-US" w:eastAsia="zh-CN"/>
+              </w:rPr>
+              <w:t>借款人人数</w:t>
+            </w:r>
+          </w:p>
+        </w:tc>
+        <w:tc>
+          <w:tcPr>
+            <w:tcW w:w="2524" w:type="pct"/>
+            <w:tcBorders>
+              <w:tl2br w:val="nil"/>
+              <w:tr2bl w:val="nil"/>
+            </w:tcBorders>
+            <w:vAlign w:val="center"/>
+          </w:tcPr>
+          <w:p>
+            <w:pPr>
+              <w:keepNext w:val="0"/>
+              <w:keepLines w:val="0"/>
+              <w:pageBreakBefore w:val="0"/>
+              <w:widowControl w:val="0"/>
+              <w:kinsoku/>
+              <w:wordWrap/>
+              <w:overflowPunct/>
+              <w:topLinePunct w:val="0"/>
+              <w:autoSpaceDE/>
+              <w:autoSpaceDN/>
+              <w:bidi w:val="0"/>
+              <w:adjustRightInd/>
+              <w:snapToGrid/>
+              <w:spacing w:line="360" w:lineRule="auto"/>
+              <w:jc w:val="center"/>
+              <w:textAlignment w:val="auto"/>
+              <w:outlineLvl w:val="9"/>
+              <w:rPr>
+                <w:rFonts w:hint="default" w:cs="Times New Roman"/>
+                <w:kern w:val="0"/>
+                <w:szCs w:val="21"/>
+                <w:lang w:val="en-US" w:eastAsia="zh-CN"/>
+              </w:rPr>
+            </w:pPr>
+            <w:r>
+              <w:rPr>
+                <w:rFonts w:hint="eastAsia" w:cs="Times New Roman"/>
+                <w:kern w:val="0"/>
+                <w:szCs w:val="21"/>
+                <w:lang w:val="en-US" w:eastAsia="zh-CN"/>
+              </w:rPr>
+              <w:t>Number_of_Borrowers</w:t>
+            </w:r>
+          </w:p>
+        </w:tc>
+      </w:tr>
+      <w:tr>
+        <w:tblPrEx>
+          <w:tblBorders>
+            <w:top w:val="single" w:color="auto" w:sz="12" w:space="0"/>
+            <w:left w:val="none" w:color="auto" w:sz="0" w:space="0"/>
+            <w:bottom w:val="single" w:color="auto" w:sz="12" w:space="0"/>
+            <w:right w:val="none" w:color="auto" w:sz="0" w:space="0"/>
+            <w:insideH w:val="none" w:color="auto" w:sz="0" w:space="0"/>
+            <w:insideV w:val="none" w:color="auto" w:sz="0" w:space="0"/>
+          </w:tblBorders>
+          <w:tblCellMar>
+            <w:top w:w="0" w:type="dxa"/>
+            <w:left w:w="108" w:type="dxa"/>
+            <w:bottom w:w="0" w:type="dxa"/>
+            <w:right w:w="108" w:type="dxa"/>
+          </w:tblCellMar>
+        </w:tblPrEx>
+        <w:trPr>
+          <w:jc w:val="center"/>
+        </w:trPr>
+        <w:tc>
+          <w:tcPr>
+            <w:tcW w:w="915" w:type="pct"/>
+            <w:vMerge w:val="restart"/>
+            <w:tcBorders>
+              <w:tl2br w:val="nil"/>
+              <w:tr2bl w:val="nil"/>
+            </w:tcBorders>
+            <w:shd w:val="clear"/>
+            <w:vAlign w:val="center"/>
+          </w:tcPr>
+          <w:p>
+            <w:pPr>
+              <w:keepNext w:val="0"/>
+              <w:keepLines w:val="0"/>
+              <w:pageBreakBefore w:val="0"/>
+              <w:widowControl w:val="0"/>
+              <w:kinsoku/>
+              <w:wordWrap/>
+              <w:overflowPunct/>
+              <w:topLinePunct w:val="0"/>
+              <w:autoSpaceDE/>
+              <w:autoSpaceDN/>
+              <w:bidi w:val="0"/>
+              <w:adjustRightInd/>
+              <w:snapToGrid/>
+              <w:spacing w:line="360" w:lineRule="auto"/>
+              <w:jc w:val="center"/>
+              <w:textAlignment w:val="auto"/>
+              <w:outlineLvl w:val="9"/>
+              <w:rPr>
+                <w:rFonts w:hint="eastAsia" w:ascii="Times New Roman" w:hAnsi="Times New Roman" w:eastAsia="宋体" w:cs="Times New Roman"/>
+                <w:kern w:val="0"/>
+                <w:sz w:val="21"/>
+                <w:szCs w:val="21"/>
+                <w:lang w:val="en-US" w:eastAsia="zh-CN" w:bidi="ar-SA"/>
+              </w:rPr>
+            </w:pPr>
+            <w:r>
+              <w:rPr>
+                <w:rFonts w:hint="eastAsia" w:cs="Times New Roman"/>
+                <w:kern w:val="0"/>
+                <w:szCs w:val="21"/>
+                <w:lang w:val="en-US" w:eastAsia="zh-CN"/>
+              </w:rPr>
+              <w:t>贷款合约信息</w:t>
+            </w:r>
+          </w:p>
+        </w:tc>
+        <w:tc>
+          <w:tcPr>
+            <w:tcW w:w="1560" w:type="pct"/>
+            <w:tcBorders>
+              <w:tl2br w:val="nil"/>
+              <w:tr2bl w:val="nil"/>
+            </w:tcBorders>
+            <w:vAlign w:val="center"/>
+          </w:tcPr>
+          <w:p>
+            <w:pPr>
+              <w:keepNext w:val="0"/>
+              <w:keepLines w:val="0"/>
+              <w:pageBreakBefore w:val="0"/>
+              <w:widowControl w:val="0"/>
+              <w:kinsoku/>
+              <w:wordWrap/>
+              <w:overflowPunct/>
+              <w:topLinePunct w:val="0"/>
+              <w:autoSpaceDE/>
+              <w:autoSpaceDN/>
+              <w:bidi w:val="0"/>
+              <w:adjustRightInd/>
+              <w:snapToGrid/>
+              <w:spacing w:line="360" w:lineRule="auto"/>
+              <w:jc w:val="center"/>
+              <w:textAlignment w:val="auto"/>
+              <w:outlineLvl w:val="9"/>
+              <w:rPr>
+                <w:rFonts w:hint="default" w:ascii="Times New Roman" w:hAnsi="Times New Roman" w:eastAsia="宋体" w:cs="Times New Roman"/>
+                <w:kern w:val="0"/>
+                <w:szCs w:val="21"/>
+                <w:lang w:val="en-US" w:eastAsia="zh-CN"/>
+              </w:rPr>
+            </w:pPr>
+            <w:r>
+              <w:rPr>
+                <w:rFonts w:hint="eastAsia" w:cs="Times New Roman"/>
+                <w:kern w:val="0"/>
+                <w:szCs w:val="21"/>
+                <w:lang w:val="en-US" w:eastAsia="zh-CN"/>
+              </w:rPr>
+              <w:t>按揭保险比例</w:t>
+            </w:r>
+          </w:p>
+        </w:tc>
+        <w:tc>
+          <w:tcPr>
+            <w:tcW w:w="2524" w:type="pct"/>
+            <w:tcBorders>
+              <w:tl2br w:val="nil"/>
+              <w:tr2bl w:val="nil"/>
+            </w:tcBorders>
+            <w:vAlign w:val="center"/>
+          </w:tcPr>
+          <w:p>
+            <w:pPr>
+              <w:keepNext w:val="0"/>
+              <w:keepLines w:val="0"/>
+              <w:pageBreakBefore w:val="0"/>
+              <w:widowControl w:val="0"/>
+              <w:kinsoku/>
+              <w:wordWrap/>
+              <w:overflowPunct/>
+              <w:topLinePunct w:val="0"/>
+              <w:autoSpaceDE/>
+              <w:autoSpaceDN/>
+              <w:bidi w:val="0"/>
+              <w:adjustRightInd/>
+              <w:snapToGrid/>
+              <w:spacing w:line="360" w:lineRule="auto"/>
+              <w:jc w:val="center"/>
+              <w:textAlignment w:val="auto"/>
+              <w:outlineLvl w:val="9"/>
+              <w:rPr>
+                <w:rFonts w:hint="default" w:cs="Times New Roman"/>
+                <w:kern w:val="0"/>
+                <w:szCs w:val="21"/>
+                <w:lang w:val="en-US" w:eastAsia="zh-CN"/>
+              </w:rPr>
+            </w:pPr>
+            <w:r>
+              <w:rPr>
+                <w:rFonts w:hint="eastAsia" w:cs="Times New Roman"/>
+                <w:kern w:val="0"/>
+                <w:szCs w:val="21"/>
+                <w:lang w:val="en-US" w:eastAsia="zh-CN"/>
+              </w:rPr>
+              <w:t>Mortgage_Insurance_Percentage</w:t>
+            </w:r>
+          </w:p>
+        </w:tc>
+      </w:tr>
+      <w:tr>
+        <w:tblPrEx>
+          <w:tblBorders>
+            <w:top w:val="single" w:color="auto" w:sz="12" w:space="0"/>
+            <w:left w:val="none" w:color="auto" w:sz="0" w:space="0"/>
+            <w:bottom w:val="single" w:color="auto" w:sz="12" w:space="0"/>
+            <w:right w:val="none" w:color="auto" w:sz="0" w:space="0"/>
+            <w:insideH w:val="none" w:color="auto" w:sz="0" w:space="0"/>
+            <w:insideV w:val="none" w:color="auto" w:sz="0" w:space="0"/>
+          </w:tblBorders>
+          <w:tblCellMar>
+            <w:top w:w="0" w:type="dxa"/>
+            <w:left w:w="108" w:type="dxa"/>
+            <w:bottom w:w="0" w:type="dxa"/>
+            <w:right w:w="108" w:type="dxa"/>
+          </w:tblCellMar>
+        </w:tblPrEx>
+        <w:trPr>
+          <w:jc w:val="center"/>
+        </w:trPr>
+        <w:tc>
+          <w:tcPr>
+            <w:tcW w:w="915" w:type="pct"/>
+            <w:vMerge w:val="continue"/>
+            <w:tcBorders>
+              <w:tl2br w:val="nil"/>
+              <w:tr2bl w:val="nil"/>
+            </w:tcBorders>
+            <w:shd w:val="clear"/>
+            <w:vAlign w:val="center"/>
+          </w:tcPr>
+          <w:p>
+            <w:pPr>
+              <w:keepNext w:val="0"/>
+              <w:keepLines w:val="0"/>
+              <w:pageBreakBefore w:val="0"/>
+              <w:widowControl w:val="0"/>
+              <w:kinsoku/>
+              <w:wordWrap/>
+              <w:overflowPunct/>
+              <w:topLinePunct w:val="0"/>
+              <w:autoSpaceDE/>
+              <w:autoSpaceDN/>
+              <w:bidi w:val="0"/>
+              <w:adjustRightInd/>
+              <w:snapToGrid/>
+              <w:spacing w:line="360" w:lineRule="auto"/>
+              <w:jc w:val="center"/>
+              <w:textAlignment w:val="auto"/>
+              <w:outlineLvl w:val="9"/>
+              <w:rPr>
+                <w:rFonts w:hint="eastAsia" w:ascii="Times New Roman" w:hAnsi="Times New Roman" w:eastAsia="宋体" w:cs="Times New Roman"/>
+                <w:kern w:val="0"/>
+                <w:sz w:val="21"/>
+                <w:szCs w:val="21"/>
+                <w:lang w:val="en-US" w:eastAsia="zh-CN" w:bidi="ar-SA"/>
+              </w:rPr>
+            </w:pPr>
+          </w:p>
+        </w:tc>
+        <w:tc>
+          <w:tcPr>
+            <w:tcW w:w="1560" w:type="pct"/>
+            <w:tcBorders>
+              <w:tl2br w:val="nil"/>
+              <w:tr2bl w:val="nil"/>
+            </w:tcBorders>
+            <w:vAlign w:val="center"/>
+          </w:tcPr>
+          <w:p>
+            <w:pPr>
+              <w:keepNext w:val="0"/>
+              <w:keepLines w:val="0"/>
+              <w:pageBreakBefore w:val="0"/>
+              <w:widowControl w:val="0"/>
+              <w:kinsoku/>
+              <w:wordWrap/>
+              <w:overflowPunct/>
+              <w:topLinePunct w:val="0"/>
+              <w:autoSpaceDE/>
+              <w:autoSpaceDN/>
+              <w:bidi w:val="0"/>
+              <w:adjustRightInd/>
+              <w:snapToGrid/>
+              <w:spacing w:line="360" w:lineRule="auto"/>
+              <w:jc w:val="center"/>
+              <w:textAlignment w:val="auto"/>
+              <w:outlineLvl w:val="9"/>
+              <w:rPr>
+                <w:rFonts w:hint="default" w:ascii="Times New Roman" w:hAnsi="Times New Roman" w:eastAsia="宋体" w:cs="Times New Roman"/>
+                <w:kern w:val="0"/>
+                <w:szCs w:val="21"/>
+                <w:lang w:val="en-US" w:eastAsia="zh-CN"/>
+              </w:rPr>
+            </w:pPr>
+            <w:r>
+              <w:rPr>
+                <w:rFonts w:hint="eastAsia" w:cs="Times New Roman"/>
+                <w:kern w:val="0"/>
+                <w:szCs w:val="21"/>
+                <w:lang w:val="en-US" w:eastAsia="zh-CN"/>
+              </w:rPr>
+              <w:t>合并贷款价值比</w:t>
+            </w:r>
+          </w:p>
+        </w:tc>
+        <w:tc>
+          <w:tcPr>
+            <w:tcW w:w="2524" w:type="pct"/>
+            <w:tcBorders>
+              <w:tl2br w:val="nil"/>
+              <w:tr2bl w:val="nil"/>
+            </w:tcBorders>
+            <w:vAlign w:val="center"/>
+          </w:tcPr>
+          <w:p>
+            <w:pPr>
+              <w:keepNext w:val="0"/>
+              <w:keepLines w:val="0"/>
+              <w:pageBreakBefore w:val="0"/>
+              <w:widowControl w:val="0"/>
+              <w:kinsoku/>
+              <w:wordWrap/>
+              <w:overflowPunct/>
+              <w:topLinePunct w:val="0"/>
+              <w:autoSpaceDE/>
+              <w:autoSpaceDN/>
+              <w:bidi w:val="0"/>
+              <w:adjustRightInd/>
+              <w:snapToGrid/>
+              <w:spacing w:line="360" w:lineRule="auto"/>
+              <w:jc w:val="center"/>
+              <w:textAlignment w:val="auto"/>
+              <w:outlineLvl w:val="9"/>
+              <w:rPr>
+                <w:rFonts w:hint="default" w:cs="Times New Roman"/>
+                <w:kern w:val="0"/>
+                <w:szCs w:val="21"/>
+                <w:lang w:val="en-US" w:eastAsia="zh-CN"/>
+              </w:rPr>
+            </w:pPr>
+            <w:r>
+              <w:rPr>
+                <w:rFonts w:hint="eastAsia" w:cs="Times New Roman"/>
+                <w:kern w:val="0"/>
+                <w:szCs w:val="21"/>
+                <w:lang w:val="en-US" w:eastAsia="zh-CN"/>
+              </w:rPr>
+              <w:t>Original_Combined_Loan_To_Value_CLTV</w:t>
+            </w:r>
+          </w:p>
+        </w:tc>
+      </w:tr>
+      <w:tr>
+        <w:tblPrEx>
+          <w:tblBorders>
+            <w:top w:val="single" w:color="auto" w:sz="12" w:space="0"/>
+            <w:left w:val="none" w:color="auto" w:sz="0" w:space="0"/>
+            <w:bottom w:val="single" w:color="auto" w:sz="12" w:space="0"/>
+            <w:right w:val="none" w:color="auto" w:sz="0" w:space="0"/>
+            <w:insideH w:val="none" w:color="auto" w:sz="0" w:space="0"/>
+            <w:insideV w:val="none" w:color="auto" w:sz="0" w:space="0"/>
+          </w:tblBorders>
+          <w:tblCellMar>
+            <w:top w:w="0" w:type="dxa"/>
+            <w:left w:w="108" w:type="dxa"/>
+            <w:bottom w:w="0" w:type="dxa"/>
+            <w:right w:w="108" w:type="dxa"/>
+          </w:tblCellMar>
+        </w:tblPrEx>
+        <w:trPr>
+          <w:jc w:val="center"/>
+        </w:trPr>
+        <w:tc>
+          <w:tcPr>
+            <w:tcW w:w="915" w:type="pct"/>
+            <w:vMerge w:val="continue"/>
+            <w:tcBorders>
+              <w:tl2br w:val="nil"/>
+              <w:tr2bl w:val="nil"/>
+            </w:tcBorders>
+            <w:vAlign w:val="center"/>
+          </w:tcPr>
+          <w:p>
+            <w:pPr>
+              <w:keepNext w:val="0"/>
+              <w:keepLines w:val="0"/>
+              <w:pageBreakBefore w:val="0"/>
+              <w:widowControl w:val="0"/>
+              <w:kinsoku/>
+              <w:wordWrap/>
+              <w:overflowPunct/>
+              <w:topLinePunct w:val="0"/>
+              <w:autoSpaceDE/>
+              <w:autoSpaceDN/>
+              <w:bidi w:val="0"/>
+              <w:adjustRightInd/>
+              <w:snapToGrid/>
+              <w:spacing w:line="360" w:lineRule="auto"/>
+              <w:jc w:val="center"/>
+              <w:textAlignment w:val="auto"/>
+              <w:outlineLvl w:val="9"/>
+              <w:rPr>
+                <w:rFonts w:hint="eastAsia" w:cs="Times New Roman"/>
+                <w:kern w:val="0"/>
+                <w:szCs w:val="21"/>
+                <w:lang w:val="en-US" w:eastAsia="zh-CN"/>
+              </w:rPr>
+            </w:pPr>
+          </w:p>
+        </w:tc>
+        <w:tc>
+          <w:tcPr>
+            <w:tcW w:w="1560" w:type="pct"/>
+            <w:tcBorders>
+              <w:tl2br w:val="nil"/>
+              <w:tr2bl w:val="nil"/>
+            </w:tcBorders>
+            <w:vAlign w:val="center"/>
+          </w:tcPr>
+          <w:p>
+            <w:pPr>
+              <w:keepNext w:val="0"/>
+              <w:keepLines w:val="0"/>
+              <w:pageBreakBefore w:val="0"/>
+              <w:widowControl w:val="0"/>
+              <w:kinsoku/>
+              <w:wordWrap/>
+              <w:overflowPunct/>
+              <w:topLinePunct w:val="0"/>
+              <w:autoSpaceDE/>
+              <w:autoSpaceDN/>
+              <w:bidi w:val="0"/>
+              <w:adjustRightInd/>
+              <w:snapToGrid/>
+              <w:spacing w:line="360" w:lineRule="auto"/>
+              <w:jc w:val="center"/>
+              <w:textAlignment w:val="auto"/>
+              <w:outlineLvl w:val="9"/>
+              <w:rPr>
+                <w:rFonts w:hint="default" w:ascii="Times New Roman" w:hAnsi="Times New Roman" w:eastAsia="宋体" w:cs="Times New Roman"/>
+                <w:kern w:val="0"/>
+                <w:szCs w:val="21"/>
+                <w:lang w:val="en-US" w:eastAsia="zh-CN"/>
+              </w:rPr>
+            </w:pPr>
+            <w:r>
+              <w:rPr>
+                <w:rFonts w:hint="eastAsia" w:cs="Times New Roman"/>
+                <w:kern w:val="0"/>
+                <w:szCs w:val="21"/>
+                <w:lang w:val="en-US" w:eastAsia="zh-CN"/>
+              </w:rPr>
+              <w:t>首贷贷款价值比</w:t>
+            </w:r>
+          </w:p>
+        </w:tc>
+        <w:tc>
+          <w:tcPr>
+            <w:tcW w:w="2524" w:type="pct"/>
+            <w:tcBorders>
+              <w:tl2br w:val="nil"/>
+              <w:tr2bl w:val="nil"/>
+            </w:tcBorders>
+            <w:vAlign w:val="center"/>
+          </w:tcPr>
+          <w:p>
+            <w:pPr>
+              <w:keepNext w:val="0"/>
+              <w:keepLines w:val="0"/>
+              <w:pageBreakBefore w:val="0"/>
+              <w:widowControl w:val="0"/>
+              <w:kinsoku/>
+              <w:wordWrap/>
+              <w:overflowPunct/>
+              <w:topLinePunct w:val="0"/>
+              <w:autoSpaceDE/>
+              <w:autoSpaceDN/>
+              <w:bidi w:val="0"/>
+              <w:adjustRightInd/>
+              <w:snapToGrid/>
+              <w:spacing w:line="360" w:lineRule="auto"/>
+              <w:jc w:val="center"/>
+              <w:textAlignment w:val="auto"/>
+              <w:outlineLvl w:val="9"/>
+              <w:rPr>
+                <w:rFonts w:hint="default" w:cs="Times New Roman"/>
+                <w:kern w:val="0"/>
+                <w:szCs w:val="21"/>
+                <w:lang w:val="en-US" w:eastAsia="zh-CN"/>
+              </w:rPr>
+            </w:pPr>
+            <w:r>
+              <w:rPr>
+                <w:rFonts w:hint="eastAsia" w:cs="Times New Roman"/>
+                <w:kern w:val="0"/>
+                <w:szCs w:val="21"/>
+                <w:lang w:val="en-US" w:eastAsia="zh-CN"/>
+              </w:rPr>
+              <w:t>Original_Loan_To_Value_LTV</w:t>
+            </w:r>
+          </w:p>
+        </w:tc>
+      </w:tr>
+      <w:tr>
+        <w:tblPrEx>
+          <w:tblBorders>
+            <w:top w:val="single" w:color="auto" w:sz="12" w:space="0"/>
+            <w:left w:val="none" w:color="auto" w:sz="0" w:space="0"/>
+            <w:bottom w:val="single" w:color="auto" w:sz="12" w:space="0"/>
+            <w:right w:val="none" w:color="auto" w:sz="0" w:space="0"/>
+            <w:insideH w:val="none" w:color="auto" w:sz="0" w:space="0"/>
+            <w:insideV w:val="none" w:color="auto" w:sz="0" w:space="0"/>
+          </w:tblBorders>
+          <w:tblCellMar>
+            <w:top w:w="0" w:type="dxa"/>
+            <w:left w:w="108" w:type="dxa"/>
+            <w:bottom w:w="0" w:type="dxa"/>
+            <w:right w:w="108" w:type="dxa"/>
+          </w:tblCellMar>
+        </w:tblPrEx>
+        <w:trPr>
+          <w:jc w:val="center"/>
+        </w:trPr>
+        <w:tc>
+          <w:tcPr>
+            <w:tcW w:w="915" w:type="pct"/>
+            <w:vMerge w:val="continue"/>
+            <w:tcBorders>
+              <w:tl2br w:val="nil"/>
+              <w:tr2bl w:val="nil"/>
+            </w:tcBorders>
+            <w:vAlign w:val="center"/>
+          </w:tcPr>
+          <w:p>
+            <w:pPr>
+              <w:keepNext w:val="0"/>
+              <w:keepLines w:val="0"/>
+              <w:pageBreakBefore w:val="0"/>
+              <w:widowControl w:val="0"/>
+              <w:kinsoku/>
+              <w:wordWrap/>
+              <w:overflowPunct/>
+              <w:topLinePunct w:val="0"/>
+              <w:autoSpaceDE/>
+              <w:autoSpaceDN/>
+              <w:bidi w:val="0"/>
+              <w:adjustRightInd/>
+              <w:snapToGrid/>
+              <w:spacing w:line="360" w:lineRule="auto"/>
+              <w:jc w:val="center"/>
+              <w:textAlignment w:val="auto"/>
+              <w:outlineLvl w:val="9"/>
+              <w:rPr>
+                <w:rFonts w:hint="eastAsia" w:cs="Times New Roman"/>
+                <w:kern w:val="0"/>
+                <w:szCs w:val="21"/>
+                <w:lang w:val="en-US" w:eastAsia="zh-CN"/>
+              </w:rPr>
+            </w:pPr>
+          </w:p>
+        </w:tc>
+        <w:tc>
+          <w:tcPr>
+            <w:tcW w:w="1560" w:type="pct"/>
+            <w:tcBorders>
+              <w:tl2br w:val="nil"/>
+              <w:tr2bl w:val="nil"/>
+            </w:tcBorders>
+            <w:vAlign w:val="center"/>
+          </w:tcPr>
+          <w:p>
+            <w:pPr>
+              <w:keepNext w:val="0"/>
+              <w:keepLines w:val="0"/>
+              <w:pageBreakBefore w:val="0"/>
+              <w:widowControl w:val="0"/>
+              <w:kinsoku/>
+              <w:wordWrap/>
+              <w:overflowPunct/>
+              <w:topLinePunct w:val="0"/>
+              <w:autoSpaceDE/>
+              <w:autoSpaceDN/>
+              <w:bidi w:val="0"/>
+              <w:adjustRightInd/>
+              <w:snapToGrid/>
+              <w:spacing w:line="360" w:lineRule="auto"/>
+              <w:jc w:val="center"/>
+              <w:textAlignment w:val="auto"/>
+              <w:outlineLvl w:val="9"/>
+              <w:rPr>
+                <w:rFonts w:hint="default" w:ascii="Times New Roman" w:hAnsi="Times New Roman" w:eastAsia="宋体" w:cs="Times New Roman"/>
+                <w:kern w:val="0"/>
+                <w:szCs w:val="21"/>
+                <w:lang w:val="en-US" w:eastAsia="zh-CN"/>
+              </w:rPr>
+            </w:pPr>
+            <w:r>
+              <w:rPr>
+                <w:rFonts w:hint="eastAsia" w:cs="Times New Roman"/>
+                <w:kern w:val="0"/>
+                <w:szCs w:val="21"/>
+                <w:lang w:val="en-US" w:eastAsia="zh-CN"/>
+              </w:rPr>
+              <w:t>贷款目的</w:t>
+            </w:r>
+          </w:p>
+        </w:tc>
+        <w:tc>
+          <w:tcPr>
+            <w:tcW w:w="2524" w:type="pct"/>
+            <w:tcBorders>
+              <w:tl2br w:val="nil"/>
+              <w:tr2bl w:val="nil"/>
+            </w:tcBorders>
+            <w:vAlign w:val="center"/>
+          </w:tcPr>
+          <w:p>
+            <w:pPr>
+              <w:keepNext w:val="0"/>
+              <w:keepLines w:val="0"/>
+              <w:pageBreakBefore w:val="0"/>
+              <w:widowControl w:val="0"/>
+              <w:kinsoku/>
+              <w:wordWrap/>
+              <w:overflowPunct/>
+              <w:topLinePunct w:val="0"/>
+              <w:autoSpaceDE/>
+              <w:autoSpaceDN/>
+              <w:bidi w:val="0"/>
+              <w:adjustRightInd/>
+              <w:snapToGrid/>
+              <w:spacing w:line="360" w:lineRule="auto"/>
+              <w:jc w:val="center"/>
+              <w:textAlignment w:val="auto"/>
+              <w:outlineLvl w:val="9"/>
+              <w:rPr>
+                <w:rFonts w:hint="default" w:cs="Times New Roman"/>
+                <w:kern w:val="0"/>
+                <w:szCs w:val="21"/>
+                <w:lang w:val="en-US" w:eastAsia="zh-CN"/>
+              </w:rPr>
+            </w:pPr>
+            <w:r>
+              <w:rPr>
+                <w:rFonts w:hint="eastAsia" w:cs="Times New Roman"/>
+                <w:kern w:val="0"/>
+                <w:szCs w:val="21"/>
+                <w:lang w:val="en-US" w:eastAsia="zh-CN"/>
+              </w:rPr>
+              <w:t>Loan_Purpose</w:t>
+            </w:r>
+          </w:p>
+        </w:tc>
+      </w:tr>
+      <w:tr>
+        <w:tblPrEx>
+          <w:tblBorders>
+            <w:top w:val="single" w:color="auto" w:sz="12" w:space="0"/>
+            <w:left w:val="none" w:color="auto" w:sz="0" w:space="0"/>
+            <w:bottom w:val="single" w:color="auto" w:sz="12" w:space="0"/>
+            <w:right w:val="none" w:color="auto" w:sz="0" w:space="0"/>
+            <w:insideH w:val="none" w:color="auto" w:sz="0" w:space="0"/>
+            <w:insideV w:val="none" w:color="auto" w:sz="0" w:space="0"/>
+          </w:tblBorders>
+          <w:tblCellMar>
+            <w:top w:w="0" w:type="dxa"/>
+            <w:left w:w="108" w:type="dxa"/>
+            <w:bottom w:w="0" w:type="dxa"/>
+            <w:right w:w="108" w:type="dxa"/>
+          </w:tblCellMar>
+        </w:tblPrEx>
+        <w:trPr>
+          <w:jc w:val="center"/>
+        </w:trPr>
+        <w:tc>
+          <w:tcPr>
+            <w:tcW w:w="915" w:type="pct"/>
+            <w:vMerge w:val="continue"/>
+            <w:tcBorders>
+              <w:tl2br w:val="nil"/>
+              <w:tr2bl w:val="nil"/>
+            </w:tcBorders>
+            <w:vAlign w:val="center"/>
+          </w:tcPr>
+          <w:p>
+            <w:pPr>
+              <w:keepNext w:val="0"/>
+              <w:keepLines w:val="0"/>
+              <w:pageBreakBefore w:val="0"/>
+              <w:widowControl w:val="0"/>
+              <w:kinsoku/>
+              <w:wordWrap/>
+              <w:overflowPunct/>
+              <w:topLinePunct w:val="0"/>
+              <w:autoSpaceDE/>
+              <w:autoSpaceDN/>
+              <w:bidi w:val="0"/>
+              <w:adjustRightInd/>
+              <w:snapToGrid/>
+              <w:spacing w:line="360" w:lineRule="auto"/>
+              <w:jc w:val="center"/>
+              <w:textAlignment w:val="auto"/>
+              <w:outlineLvl w:val="9"/>
+              <w:rPr>
+                <w:rFonts w:hint="eastAsia" w:cs="Times New Roman"/>
+                <w:kern w:val="0"/>
+                <w:szCs w:val="21"/>
+                <w:lang w:val="en-US" w:eastAsia="zh-CN"/>
+              </w:rPr>
+            </w:pPr>
+          </w:p>
+        </w:tc>
+        <w:tc>
+          <w:tcPr>
+            <w:tcW w:w="1560" w:type="pct"/>
+            <w:tcBorders>
+              <w:tl2br w:val="nil"/>
+              <w:tr2bl w:val="nil"/>
+            </w:tcBorders>
+            <w:vAlign w:val="center"/>
+          </w:tcPr>
+          <w:p>
+            <w:pPr>
+              <w:keepNext w:val="0"/>
+              <w:keepLines w:val="0"/>
+              <w:pageBreakBefore w:val="0"/>
+              <w:widowControl w:val="0"/>
+              <w:kinsoku/>
+              <w:wordWrap/>
+              <w:overflowPunct/>
+              <w:topLinePunct w:val="0"/>
+              <w:autoSpaceDE/>
+              <w:autoSpaceDN/>
+              <w:bidi w:val="0"/>
+              <w:adjustRightInd/>
+              <w:snapToGrid/>
+              <w:spacing w:line="360" w:lineRule="auto"/>
+              <w:jc w:val="center"/>
+              <w:textAlignment w:val="auto"/>
+              <w:outlineLvl w:val="9"/>
+              <w:rPr>
+                <w:rFonts w:hint="default" w:ascii="Times New Roman" w:hAnsi="Times New Roman" w:eastAsia="宋体" w:cs="Times New Roman"/>
+                <w:kern w:val="0"/>
+                <w:szCs w:val="21"/>
+                <w:lang w:val="en-US" w:eastAsia="zh-CN"/>
+              </w:rPr>
+            </w:pPr>
+            <w:r>
+              <w:rPr>
+                <w:rFonts w:hint="eastAsia" w:cs="Times New Roman"/>
+                <w:kern w:val="0"/>
+                <w:szCs w:val="21"/>
+                <w:lang w:val="en-US" w:eastAsia="zh-CN"/>
+              </w:rPr>
+              <w:t>首次购房者标识</w:t>
+            </w:r>
+          </w:p>
+        </w:tc>
+        <w:tc>
+          <w:tcPr>
+            <w:tcW w:w="2524" w:type="pct"/>
+            <w:tcBorders>
+              <w:tl2br w:val="nil"/>
+              <w:tr2bl w:val="nil"/>
+            </w:tcBorders>
+            <w:vAlign w:val="center"/>
+          </w:tcPr>
+          <w:p>
+            <w:pPr>
+              <w:keepNext w:val="0"/>
+              <w:keepLines w:val="0"/>
+              <w:pageBreakBefore w:val="0"/>
+              <w:widowControl w:val="0"/>
+              <w:kinsoku/>
+              <w:wordWrap/>
+              <w:overflowPunct/>
+              <w:topLinePunct w:val="0"/>
+              <w:autoSpaceDE/>
+              <w:autoSpaceDN/>
+              <w:bidi w:val="0"/>
+              <w:adjustRightInd/>
+              <w:snapToGrid/>
+              <w:spacing w:line="360" w:lineRule="auto"/>
+              <w:jc w:val="center"/>
+              <w:textAlignment w:val="auto"/>
+              <w:outlineLvl w:val="9"/>
+              <w:rPr>
+                <w:rFonts w:hint="default" w:cs="Times New Roman"/>
+                <w:kern w:val="0"/>
+                <w:szCs w:val="21"/>
+                <w:lang w:val="en-US" w:eastAsia="zh-CN"/>
+              </w:rPr>
+            </w:pPr>
+            <w:r>
+              <w:rPr>
+                <w:rFonts w:hint="eastAsia" w:cs="Times New Roman"/>
+                <w:kern w:val="0"/>
+                <w:szCs w:val="21"/>
+                <w:lang w:val="en-US" w:eastAsia="zh-CN"/>
+              </w:rPr>
+              <w:t>First_Time_Homebuyer_Flag</w:t>
+            </w:r>
+          </w:p>
+        </w:tc>
+      </w:tr>
+      <w:tr>
+        <w:tblPrEx>
+          <w:tblBorders>
+            <w:top w:val="single" w:color="auto" w:sz="12" w:space="0"/>
+            <w:left w:val="none" w:color="auto" w:sz="0" w:space="0"/>
+            <w:bottom w:val="single" w:color="auto" w:sz="12" w:space="0"/>
+            <w:right w:val="none" w:color="auto" w:sz="0" w:space="0"/>
+            <w:insideH w:val="none" w:color="auto" w:sz="0" w:space="0"/>
+            <w:insideV w:val="none" w:color="auto" w:sz="0" w:space="0"/>
+          </w:tblBorders>
+          <w:tblCellMar>
+            <w:top w:w="0" w:type="dxa"/>
+            <w:left w:w="108" w:type="dxa"/>
+            <w:bottom w:w="0" w:type="dxa"/>
+            <w:right w:w="108" w:type="dxa"/>
+          </w:tblCellMar>
+        </w:tblPrEx>
+        <w:trPr>
+          <w:jc w:val="center"/>
+        </w:trPr>
+        <w:tc>
+          <w:tcPr>
+            <w:tcW w:w="915" w:type="pct"/>
+            <w:vMerge w:val="restart"/>
+            <w:tcBorders>
+              <w:tl2br w:val="nil"/>
+              <w:tr2bl w:val="nil"/>
+            </w:tcBorders>
+            <w:vAlign w:val="center"/>
+          </w:tcPr>
+          <w:p>
+            <w:pPr>
+              <w:keepNext w:val="0"/>
+              <w:keepLines w:val="0"/>
+              <w:pageBreakBefore w:val="0"/>
+              <w:widowControl w:val="0"/>
+              <w:kinsoku/>
+              <w:wordWrap/>
+              <w:overflowPunct/>
+              <w:topLinePunct w:val="0"/>
+              <w:autoSpaceDE/>
+              <w:autoSpaceDN/>
+              <w:bidi w:val="0"/>
+              <w:adjustRightInd/>
+              <w:snapToGrid/>
+              <w:spacing w:line="360" w:lineRule="auto"/>
+              <w:jc w:val="center"/>
+              <w:textAlignment w:val="auto"/>
+              <w:outlineLvl w:val="9"/>
+              <w:rPr>
+                <w:rFonts w:hint="eastAsia" w:cs="Times New Roman"/>
+                <w:kern w:val="0"/>
+                <w:szCs w:val="21"/>
+                <w:lang w:val="en-US" w:eastAsia="zh-CN"/>
+              </w:rPr>
+            </w:pPr>
+            <w:r>
+              <w:rPr>
+                <w:rFonts w:hint="eastAsia" w:cs="Times New Roman"/>
+                <w:kern w:val="0"/>
+                <w:szCs w:val="21"/>
+                <w:lang w:val="en-US" w:eastAsia="zh-CN"/>
+              </w:rPr>
+              <w:t>房产属性</w:t>
+            </w:r>
+          </w:p>
+        </w:tc>
+        <w:tc>
+          <w:tcPr>
+            <w:tcW w:w="1560" w:type="pct"/>
+            <w:tcBorders>
+              <w:tl2br w:val="nil"/>
+              <w:tr2bl w:val="nil"/>
+            </w:tcBorders>
+            <w:vAlign w:val="center"/>
+          </w:tcPr>
+          <w:p>
+            <w:pPr>
+              <w:keepNext w:val="0"/>
+              <w:keepLines w:val="0"/>
+              <w:pageBreakBefore w:val="0"/>
+              <w:widowControl w:val="0"/>
+              <w:kinsoku/>
+              <w:wordWrap/>
+              <w:overflowPunct/>
+              <w:topLinePunct w:val="0"/>
+              <w:autoSpaceDE/>
+              <w:autoSpaceDN/>
+              <w:bidi w:val="0"/>
+              <w:adjustRightInd/>
+              <w:snapToGrid/>
+              <w:spacing w:line="360" w:lineRule="auto"/>
+              <w:jc w:val="center"/>
+              <w:textAlignment w:val="auto"/>
+              <w:outlineLvl w:val="9"/>
+              <w:rPr>
+                <w:rFonts w:hint="default" w:ascii="Times New Roman" w:hAnsi="Times New Roman" w:eastAsia="宋体" w:cs="Times New Roman"/>
+                <w:kern w:val="0"/>
+                <w:szCs w:val="21"/>
+                <w:lang w:val="en-US" w:eastAsia="zh-CN"/>
+              </w:rPr>
+            </w:pPr>
+            <w:r>
+              <w:rPr>
+                <w:rFonts w:hint="eastAsia" w:cs="Times New Roman"/>
+                <w:kern w:val="0"/>
+                <w:szCs w:val="21"/>
+                <w:lang w:val="en-US" w:eastAsia="zh-CN"/>
+              </w:rPr>
+              <w:t>房屋单元数</w:t>
+            </w:r>
+          </w:p>
+        </w:tc>
+        <w:tc>
+          <w:tcPr>
+            <w:tcW w:w="2524" w:type="pct"/>
+            <w:tcBorders>
+              <w:tl2br w:val="nil"/>
+              <w:tr2bl w:val="nil"/>
+            </w:tcBorders>
+            <w:vAlign w:val="center"/>
+          </w:tcPr>
+          <w:p>
+            <w:pPr>
+              <w:keepNext w:val="0"/>
+              <w:keepLines w:val="0"/>
+              <w:pageBreakBefore w:val="0"/>
+              <w:widowControl w:val="0"/>
+              <w:kinsoku/>
+              <w:wordWrap/>
+              <w:overflowPunct/>
+              <w:topLinePunct w:val="0"/>
+              <w:autoSpaceDE/>
+              <w:autoSpaceDN/>
+              <w:bidi w:val="0"/>
+              <w:adjustRightInd/>
+              <w:snapToGrid/>
+              <w:spacing w:line="360" w:lineRule="auto"/>
+              <w:jc w:val="center"/>
+              <w:textAlignment w:val="auto"/>
+              <w:outlineLvl w:val="9"/>
+              <w:rPr>
+                <w:rFonts w:hint="default" w:cs="Times New Roman"/>
+                <w:kern w:val="0"/>
+                <w:szCs w:val="21"/>
+                <w:lang w:val="en-US" w:eastAsia="zh-CN"/>
+              </w:rPr>
+            </w:pPr>
+            <w:r>
+              <w:rPr>
+                <w:rFonts w:hint="eastAsia" w:cs="Times New Roman"/>
+                <w:kern w:val="0"/>
+                <w:szCs w:val="21"/>
+                <w:lang w:val="en-US" w:eastAsia="zh-CN"/>
+              </w:rPr>
+              <w:t>Number_of_Units</w:t>
+            </w:r>
+          </w:p>
+        </w:tc>
+      </w:tr>
+      <w:tr>
+        <w:tblPrEx>
+          <w:tblBorders>
+            <w:top w:val="single" w:color="auto" w:sz="12" w:space="0"/>
+            <w:left w:val="none" w:color="auto" w:sz="0" w:space="0"/>
+            <w:bottom w:val="single" w:color="auto" w:sz="12" w:space="0"/>
+            <w:right w:val="none" w:color="auto" w:sz="0" w:space="0"/>
+            <w:insideH w:val="none" w:color="auto" w:sz="0" w:space="0"/>
+            <w:insideV w:val="none" w:color="auto" w:sz="0" w:space="0"/>
+          </w:tblBorders>
+          <w:tblCellMar>
+            <w:top w:w="0" w:type="dxa"/>
+            <w:left w:w="108" w:type="dxa"/>
+            <w:bottom w:w="0" w:type="dxa"/>
+            <w:right w:w="108" w:type="dxa"/>
+          </w:tblCellMar>
+        </w:tblPrEx>
+        <w:trPr>
+          <w:jc w:val="center"/>
+        </w:trPr>
+        <w:tc>
+          <w:tcPr>
+            <w:tcW w:w="915" w:type="pct"/>
+            <w:vMerge w:val="continue"/>
+            <w:tcBorders>
+              <w:tl2br w:val="nil"/>
+              <w:tr2bl w:val="nil"/>
+            </w:tcBorders>
+            <w:vAlign w:val="center"/>
+          </w:tcPr>
+          <w:p>
+            <w:pPr>
+              <w:keepNext w:val="0"/>
+              <w:keepLines w:val="0"/>
+              <w:pageBreakBefore w:val="0"/>
+              <w:widowControl w:val="0"/>
+              <w:kinsoku/>
+              <w:wordWrap/>
+              <w:overflowPunct/>
+              <w:topLinePunct w:val="0"/>
+              <w:autoSpaceDE/>
+              <w:autoSpaceDN/>
+              <w:bidi w:val="0"/>
+              <w:adjustRightInd/>
+              <w:snapToGrid/>
+              <w:spacing w:line="360" w:lineRule="auto"/>
+              <w:jc w:val="center"/>
+              <w:textAlignment w:val="auto"/>
+              <w:outlineLvl w:val="9"/>
+              <w:rPr>
+                <w:rFonts w:hint="eastAsia" w:cs="Times New Roman"/>
+                <w:kern w:val="0"/>
+                <w:szCs w:val="21"/>
+                <w:lang w:val="en-US" w:eastAsia="zh-CN"/>
+              </w:rPr>
+            </w:pPr>
+          </w:p>
+        </w:tc>
+        <w:tc>
+          <w:tcPr>
+            <w:tcW w:w="1560" w:type="pct"/>
+            <w:tcBorders>
+              <w:tl2br w:val="nil"/>
+              <w:tr2bl w:val="nil"/>
+            </w:tcBorders>
+            <w:vAlign w:val="center"/>
+          </w:tcPr>
+          <w:p>
+            <w:pPr>
+              <w:keepNext w:val="0"/>
+              <w:keepLines w:val="0"/>
+              <w:pageBreakBefore w:val="0"/>
+              <w:widowControl w:val="0"/>
+              <w:kinsoku/>
+              <w:wordWrap/>
+              <w:overflowPunct/>
+              <w:topLinePunct w:val="0"/>
+              <w:autoSpaceDE/>
+              <w:autoSpaceDN/>
+              <w:bidi w:val="0"/>
+              <w:adjustRightInd/>
+              <w:snapToGrid/>
+              <w:spacing w:line="360" w:lineRule="auto"/>
+              <w:jc w:val="center"/>
+              <w:textAlignment w:val="auto"/>
+              <w:outlineLvl w:val="9"/>
+              <w:rPr>
+                <w:rFonts w:hint="default" w:ascii="Times New Roman" w:hAnsi="Times New Roman" w:eastAsia="宋体" w:cs="Times New Roman"/>
+                <w:kern w:val="0"/>
+                <w:szCs w:val="21"/>
+                <w:lang w:val="en-US" w:eastAsia="zh-CN"/>
+              </w:rPr>
+            </w:pPr>
+            <w:r>
+              <w:rPr>
+                <w:rFonts w:hint="eastAsia" w:cs="Times New Roman"/>
+                <w:kern w:val="0"/>
+                <w:szCs w:val="21"/>
+                <w:lang w:val="en-US" w:eastAsia="zh-CN"/>
+              </w:rPr>
+              <w:t>入住状态</w:t>
+            </w:r>
+          </w:p>
+        </w:tc>
+        <w:tc>
+          <w:tcPr>
+            <w:tcW w:w="2524" w:type="pct"/>
+            <w:tcBorders>
+              <w:tl2br w:val="nil"/>
+              <w:tr2bl w:val="nil"/>
+            </w:tcBorders>
+            <w:vAlign w:val="center"/>
+          </w:tcPr>
+          <w:p>
+            <w:pPr>
+              <w:keepNext w:val="0"/>
+              <w:keepLines w:val="0"/>
+              <w:pageBreakBefore w:val="0"/>
+              <w:widowControl w:val="0"/>
+              <w:kinsoku/>
+              <w:wordWrap/>
+              <w:overflowPunct/>
+              <w:topLinePunct w:val="0"/>
+              <w:autoSpaceDE/>
+              <w:autoSpaceDN/>
+              <w:bidi w:val="0"/>
+              <w:adjustRightInd/>
+              <w:snapToGrid/>
+              <w:spacing w:line="360" w:lineRule="auto"/>
+              <w:jc w:val="center"/>
+              <w:textAlignment w:val="auto"/>
+              <w:outlineLvl w:val="9"/>
+              <w:rPr>
+                <w:rFonts w:hint="default" w:cs="Times New Roman"/>
+                <w:kern w:val="0"/>
+                <w:szCs w:val="21"/>
+                <w:lang w:val="en-US" w:eastAsia="zh-CN"/>
+              </w:rPr>
+            </w:pPr>
+            <w:r>
+              <w:rPr>
+                <w:rFonts w:hint="eastAsia" w:cs="Times New Roman"/>
+                <w:kern w:val="0"/>
+                <w:szCs w:val="21"/>
+                <w:lang w:val="en-US" w:eastAsia="zh-CN"/>
+              </w:rPr>
+              <w:t>Occupancy_Status</w:t>
+            </w:r>
+          </w:p>
+        </w:tc>
+      </w:tr>
+      <w:tr>
+        <w:tblPrEx>
+          <w:tblBorders>
+            <w:top w:val="single" w:color="auto" w:sz="12" w:space="0"/>
+            <w:left w:val="none" w:color="auto" w:sz="0" w:space="0"/>
+            <w:bottom w:val="single" w:color="auto" w:sz="12" w:space="0"/>
+            <w:right w:val="none" w:color="auto" w:sz="0" w:space="0"/>
+            <w:insideH w:val="none" w:color="auto" w:sz="0" w:space="0"/>
+            <w:insideV w:val="none" w:color="auto" w:sz="0" w:space="0"/>
+          </w:tblBorders>
+          <w:tblCellMar>
+            <w:top w:w="0" w:type="dxa"/>
+            <w:left w:w="108" w:type="dxa"/>
+            <w:bottom w:w="0" w:type="dxa"/>
+            <w:right w:w="108" w:type="dxa"/>
+          </w:tblCellMar>
+        </w:tblPrEx>
+        <w:trPr>
+          <w:jc w:val="center"/>
+        </w:trPr>
+        <w:tc>
+          <w:tcPr>
+            <w:tcW w:w="915" w:type="pct"/>
+            <w:vMerge w:val="continue"/>
+            <w:tcBorders>
+              <w:tl2br w:val="nil"/>
+              <w:tr2bl w:val="nil"/>
+            </w:tcBorders>
+            <w:vAlign w:val="center"/>
+          </w:tcPr>
+          <w:p>
+            <w:pPr>
+              <w:keepNext w:val="0"/>
+              <w:keepLines w:val="0"/>
+              <w:pageBreakBefore w:val="0"/>
+              <w:widowControl w:val="0"/>
+              <w:kinsoku/>
+              <w:wordWrap/>
+              <w:overflowPunct/>
+              <w:topLinePunct w:val="0"/>
+              <w:autoSpaceDE/>
+              <w:autoSpaceDN/>
+              <w:bidi w:val="0"/>
+              <w:adjustRightInd/>
+              <w:snapToGrid/>
+              <w:spacing w:line="360" w:lineRule="auto"/>
+              <w:jc w:val="center"/>
+              <w:textAlignment w:val="auto"/>
+              <w:outlineLvl w:val="9"/>
+              <w:rPr>
+                <w:rFonts w:hint="eastAsia" w:cs="Times New Roman"/>
+                <w:kern w:val="0"/>
+                <w:szCs w:val="21"/>
+                <w:lang w:val="en-US" w:eastAsia="zh-CN"/>
+              </w:rPr>
+            </w:pPr>
+          </w:p>
+        </w:tc>
+        <w:tc>
+          <w:tcPr>
+            <w:tcW w:w="1560" w:type="pct"/>
+            <w:tcBorders>
+              <w:tl2br w:val="nil"/>
+              <w:tr2bl w:val="nil"/>
+            </w:tcBorders>
+            <w:vAlign w:val="center"/>
+          </w:tcPr>
+          <w:p>
+            <w:pPr>
+              <w:keepNext w:val="0"/>
+              <w:keepLines w:val="0"/>
+              <w:pageBreakBefore w:val="0"/>
+              <w:widowControl w:val="0"/>
+              <w:kinsoku/>
+              <w:wordWrap/>
+              <w:overflowPunct/>
+              <w:topLinePunct w:val="0"/>
+              <w:autoSpaceDE/>
+              <w:autoSpaceDN/>
+              <w:bidi w:val="0"/>
+              <w:adjustRightInd/>
+              <w:snapToGrid/>
+              <w:spacing w:line="360" w:lineRule="auto"/>
+              <w:jc w:val="center"/>
+              <w:textAlignment w:val="auto"/>
+              <w:outlineLvl w:val="9"/>
+              <w:rPr>
+                <w:rFonts w:hint="default" w:ascii="Times New Roman" w:hAnsi="Times New Roman" w:eastAsia="宋体" w:cs="Times New Roman"/>
+                <w:kern w:val="0"/>
+                <w:szCs w:val="21"/>
+                <w:lang w:val="en-US" w:eastAsia="zh-CN"/>
+              </w:rPr>
+            </w:pPr>
+            <w:r>
+              <w:rPr>
+                <w:rFonts w:hint="eastAsia" w:cs="Times New Roman"/>
+                <w:kern w:val="0"/>
+                <w:szCs w:val="21"/>
+                <w:lang w:val="en-US" w:eastAsia="zh-CN"/>
+              </w:rPr>
+              <w:t>房产类型</w:t>
+            </w:r>
+          </w:p>
+        </w:tc>
+        <w:tc>
+          <w:tcPr>
+            <w:tcW w:w="2524" w:type="pct"/>
+            <w:tcBorders>
+              <w:tl2br w:val="nil"/>
+              <w:tr2bl w:val="nil"/>
+            </w:tcBorders>
+            <w:vAlign w:val="center"/>
+          </w:tcPr>
+          <w:p>
+            <w:pPr>
+              <w:keepNext w:val="0"/>
+              <w:keepLines w:val="0"/>
+              <w:pageBreakBefore w:val="0"/>
+              <w:widowControl w:val="0"/>
+              <w:kinsoku/>
+              <w:wordWrap/>
+              <w:overflowPunct/>
+              <w:topLinePunct w:val="0"/>
+              <w:autoSpaceDE/>
+              <w:autoSpaceDN/>
+              <w:bidi w:val="0"/>
+              <w:adjustRightInd/>
+              <w:snapToGrid/>
+              <w:spacing w:line="360" w:lineRule="auto"/>
+              <w:jc w:val="center"/>
+              <w:textAlignment w:val="auto"/>
+              <w:outlineLvl w:val="9"/>
+              <w:rPr>
+                <w:rFonts w:hint="default" w:cs="Times New Roman"/>
+                <w:kern w:val="0"/>
+                <w:szCs w:val="21"/>
+                <w:lang w:val="en-US" w:eastAsia="zh-CN"/>
+              </w:rPr>
+            </w:pPr>
+            <w:r>
+              <w:rPr>
+                <w:rFonts w:hint="eastAsia" w:cs="Times New Roman"/>
+                <w:kern w:val="0"/>
+                <w:szCs w:val="21"/>
+                <w:lang w:val="en-US" w:eastAsia="zh-CN"/>
+              </w:rPr>
+              <w:t>Property_Type</w:t>
+            </w:r>
+          </w:p>
+        </w:tc>
+      </w:tr>
+      <w:tr>
+        <w:tblPrEx>
+          <w:tblBorders>
+            <w:top w:val="single" w:color="auto" w:sz="12" w:space="0"/>
+            <w:left w:val="none" w:color="auto" w:sz="0" w:space="0"/>
+            <w:bottom w:val="single" w:color="auto" w:sz="12" w:space="0"/>
+            <w:right w:val="none" w:color="auto" w:sz="0" w:space="0"/>
+            <w:insideH w:val="none" w:color="auto" w:sz="0" w:space="0"/>
+            <w:insideV w:val="none" w:color="auto" w:sz="0" w:space="0"/>
+          </w:tblBorders>
+          <w:tblCellMar>
+            <w:top w:w="0" w:type="dxa"/>
+            <w:left w:w="108" w:type="dxa"/>
+            <w:bottom w:w="0" w:type="dxa"/>
+            <w:right w:w="108" w:type="dxa"/>
+          </w:tblCellMar>
+        </w:tblPrEx>
+        <w:trPr>
+          <w:jc w:val="center"/>
+        </w:trPr>
+        <w:tc>
+          <w:tcPr>
+            <w:tcW w:w="915" w:type="pct"/>
+            <w:tcBorders>
+              <w:tl2br w:val="nil"/>
+              <w:tr2bl w:val="nil"/>
+            </w:tcBorders>
+            <w:vAlign w:val="center"/>
+          </w:tcPr>
+          <w:p>
+            <w:pPr>
+              <w:keepNext w:val="0"/>
+              <w:keepLines w:val="0"/>
+              <w:pageBreakBefore w:val="0"/>
+              <w:widowControl w:val="0"/>
+              <w:kinsoku/>
+              <w:wordWrap/>
+              <w:overflowPunct/>
+              <w:topLinePunct w:val="0"/>
+              <w:autoSpaceDE/>
+              <w:autoSpaceDN/>
+              <w:bidi w:val="0"/>
+              <w:adjustRightInd/>
+              <w:snapToGrid/>
+              <w:spacing w:line="360" w:lineRule="auto"/>
+              <w:jc w:val="center"/>
+              <w:textAlignment w:val="auto"/>
+              <w:outlineLvl w:val="9"/>
+              <w:rPr>
+                <w:rFonts w:hint="default" w:cs="Times New Roman"/>
+                <w:kern w:val="0"/>
+                <w:szCs w:val="21"/>
+                <w:lang w:val="en-US" w:eastAsia="zh-CN"/>
+              </w:rPr>
+            </w:pPr>
+            <w:r>
+              <w:rPr>
+                <w:rFonts w:hint="eastAsia" w:cs="Times New Roman"/>
+                <w:kern w:val="0"/>
+                <w:szCs w:val="21"/>
+                <w:lang w:val="en-US" w:eastAsia="zh-CN"/>
+              </w:rPr>
+              <w:t>贷款渠道</w:t>
+            </w:r>
+          </w:p>
+        </w:tc>
+        <w:tc>
+          <w:tcPr>
+            <w:tcW w:w="1560" w:type="pct"/>
+            <w:tcBorders>
+              <w:tl2br w:val="nil"/>
+              <w:tr2bl w:val="nil"/>
+            </w:tcBorders>
+            <w:vAlign w:val="center"/>
+          </w:tcPr>
+          <w:p>
+            <w:pPr>
+              <w:keepNext w:val="0"/>
+              <w:keepLines w:val="0"/>
+              <w:pageBreakBefore w:val="0"/>
+              <w:widowControl w:val="0"/>
+              <w:kinsoku/>
+              <w:wordWrap/>
+              <w:overflowPunct/>
+              <w:topLinePunct w:val="0"/>
+              <w:autoSpaceDE/>
+              <w:autoSpaceDN/>
+              <w:bidi w:val="0"/>
+              <w:adjustRightInd/>
+              <w:snapToGrid/>
+              <w:spacing w:line="360" w:lineRule="auto"/>
+              <w:jc w:val="center"/>
+              <w:textAlignment w:val="auto"/>
+              <w:outlineLvl w:val="9"/>
+              <w:rPr>
+                <w:rFonts w:hint="default" w:ascii="Times New Roman" w:hAnsi="Times New Roman" w:eastAsia="宋体" w:cs="Times New Roman"/>
+                <w:kern w:val="0"/>
+                <w:szCs w:val="21"/>
+                <w:lang w:val="en-US" w:eastAsia="zh-CN"/>
+              </w:rPr>
+            </w:pPr>
+            <w:r>
+              <w:rPr>
+                <w:rFonts w:hint="eastAsia" w:cs="Times New Roman"/>
+                <w:kern w:val="0"/>
+                <w:szCs w:val="21"/>
+                <w:lang w:val="en-US" w:eastAsia="zh-CN"/>
+              </w:rPr>
+              <w:t>贷款申办的业务来源路径</w:t>
+            </w:r>
+          </w:p>
+        </w:tc>
+        <w:tc>
+          <w:tcPr>
+            <w:tcW w:w="2524" w:type="pct"/>
+            <w:tcBorders>
+              <w:tl2br w:val="nil"/>
+              <w:tr2bl w:val="nil"/>
+            </w:tcBorders>
+            <w:vAlign w:val="center"/>
+          </w:tcPr>
+          <w:p>
+            <w:pPr>
+              <w:keepNext w:val="0"/>
+              <w:keepLines w:val="0"/>
+              <w:pageBreakBefore w:val="0"/>
+              <w:widowControl w:val="0"/>
+              <w:kinsoku/>
+              <w:wordWrap/>
+              <w:overflowPunct/>
+              <w:topLinePunct w:val="0"/>
+              <w:autoSpaceDE/>
+              <w:autoSpaceDN/>
+              <w:bidi w:val="0"/>
+              <w:adjustRightInd/>
+              <w:snapToGrid/>
+              <w:spacing w:line="360" w:lineRule="auto"/>
+              <w:jc w:val="center"/>
+              <w:textAlignment w:val="auto"/>
+              <w:outlineLvl w:val="9"/>
+              <w:rPr>
+                <w:rFonts w:hint="default" w:cs="Times New Roman"/>
+                <w:kern w:val="0"/>
+                <w:szCs w:val="21"/>
+                <w:lang w:val="en-US" w:eastAsia="zh-CN"/>
+              </w:rPr>
+            </w:pPr>
+            <w:r>
+              <w:rPr>
+                <w:rFonts w:hint="eastAsia" w:cs="Times New Roman"/>
+                <w:kern w:val="0"/>
+                <w:szCs w:val="21"/>
+                <w:lang w:val="en-US" w:eastAsia="zh-CN"/>
+              </w:rPr>
+              <w:t>Channel</w:t>
+            </w:r>
+          </w:p>
+        </w:tc>
+      </w:tr>
+      <w:tr>
+        <w:tblPrEx>
+          <w:tblBorders>
+            <w:top w:val="single" w:color="auto" w:sz="12" w:space="0"/>
+            <w:left w:val="none" w:color="auto" w:sz="0" w:space="0"/>
+            <w:bottom w:val="single" w:color="auto" w:sz="12" w:space="0"/>
+            <w:right w:val="none" w:color="auto" w:sz="0" w:space="0"/>
+            <w:insideH w:val="none" w:color="auto" w:sz="0" w:space="0"/>
+            <w:insideV w:val="none" w:color="auto" w:sz="0" w:space="0"/>
+          </w:tblBorders>
+          <w:tblCellMar>
+            <w:top w:w="0" w:type="dxa"/>
+            <w:left w:w="108" w:type="dxa"/>
+            <w:bottom w:w="0" w:type="dxa"/>
+            <w:right w:w="108" w:type="dxa"/>
+          </w:tblCellMar>
+        </w:tblPrEx>
+        <w:trPr>
+          <w:jc w:val="center"/>
+        </w:trPr>
+        <w:tc>
+          <w:tcPr>
+            <w:tcW w:w="915" w:type="pct"/>
+            <w:tcBorders>
+              <w:tl2br w:val="nil"/>
+              <w:tr2bl w:val="nil"/>
+            </w:tcBorders>
+            <w:vAlign w:val="center"/>
+          </w:tcPr>
+          <w:p>
+            <w:pPr>
+              <w:keepNext w:val="0"/>
+              <w:keepLines w:val="0"/>
+              <w:pageBreakBefore w:val="0"/>
+              <w:widowControl w:val="0"/>
+              <w:kinsoku/>
+              <w:wordWrap/>
+              <w:overflowPunct/>
+              <w:topLinePunct w:val="0"/>
+              <w:autoSpaceDE/>
+              <w:autoSpaceDN/>
+              <w:bidi w:val="0"/>
+              <w:adjustRightInd/>
+              <w:snapToGrid/>
+              <w:spacing w:line="360" w:lineRule="auto"/>
+              <w:jc w:val="center"/>
+              <w:textAlignment w:val="auto"/>
+              <w:outlineLvl w:val="9"/>
+              <w:rPr>
+                <w:rFonts w:hint="default" w:cs="Times New Roman"/>
+                <w:kern w:val="0"/>
+                <w:szCs w:val="21"/>
+                <w:lang w:val="en-US" w:eastAsia="zh-CN"/>
+              </w:rPr>
+            </w:pPr>
+            <w:r>
+              <w:rPr>
+                <w:rFonts w:hint="eastAsia" w:cs="Times New Roman"/>
+                <w:kern w:val="0"/>
+                <w:szCs w:val="21"/>
+                <w:lang w:val="en-US" w:eastAsia="zh-CN"/>
+              </w:rPr>
+              <w:t>地理位置</w:t>
+            </w:r>
+          </w:p>
+        </w:tc>
+        <w:tc>
+          <w:tcPr>
+            <w:tcW w:w="1560" w:type="pct"/>
+            <w:tcBorders>
+              <w:tl2br w:val="nil"/>
+              <w:tr2bl w:val="nil"/>
+            </w:tcBorders>
+            <w:vAlign w:val="center"/>
+          </w:tcPr>
+          <w:p>
+            <w:pPr>
+              <w:keepNext w:val="0"/>
+              <w:keepLines w:val="0"/>
+              <w:pageBreakBefore w:val="0"/>
+              <w:widowControl w:val="0"/>
+              <w:kinsoku/>
+              <w:wordWrap/>
+              <w:overflowPunct/>
+              <w:topLinePunct w:val="0"/>
+              <w:autoSpaceDE/>
+              <w:autoSpaceDN/>
+              <w:bidi w:val="0"/>
+              <w:adjustRightInd/>
+              <w:snapToGrid/>
+              <w:spacing w:line="360" w:lineRule="auto"/>
+              <w:jc w:val="center"/>
+              <w:textAlignment w:val="auto"/>
+              <w:outlineLvl w:val="9"/>
+              <w:rPr>
+                <w:rFonts w:hint="default" w:ascii="Times New Roman" w:hAnsi="Times New Roman" w:eastAsia="宋体" w:cs="Times New Roman"/>
+                <w:kern w:val="0"/>
+                <w:szCs w:val="21"/>
+                <w:lang w:val="en-US" w:eastAsia="zh-CN"/>
+              </w:rPr>
+            </w:pPr>
+            <w:r>
+              <w:rPr>
+                <w:rFonts w:hint="eastAsia" w:cs="Times New Roman"/>
+                <w:kern w:val="0"/>
+                <w:szCs w:val="21"/>
+                <w:lang w:val="en-US" w:eastAsia="zh-CN"/>
+              </w:rPr>
+              <w:t>房产所在州</w:t>
+            </w:r>
+          </w:p>
+        </w:tc>
+        <w:tc>
+          <w:tcPr>
+            <w:tcW w:w="2524" w:type="pct"/>
+            <w:tcBorders>
+              <w:tl2br w:val="nil"/>
+              <w:tr2bl w:val="nil"/>
+            </w:tcBorders>
+            <w:vAlign w:val="center"/>
+          </w:tcPr>
+          <w:p>
+            <w:pPr>
+              <w:keepNext w:val="0"/>
+              <w:keepLines w:val="0"/>
+              <w:pageBreakBefore w:val="0"/>
+              <w:widowControl w:val="0"/>
+              <w:kinsoku/>
+              <w:wordWrap/>
+              <w:overflowPunct/>
+              <w:topLinePunct w:val="0"/>
+              <w:autoSpaceDE/>
+              <w:autoSpaceDN/>
+              <w:bidi w:val="0"/>
+              <w:adjustRightInd/>
+              <w:snapToGrid/>
+              <w:spacing w:line="360" w:lineRule="auto"/>
+              <w:jc w:val="center"/>
+              <w:textAlignment w:val="auto"/>
+              <w:outlineLvl w:val="9"/>
+              <w:rPr>
+                <w:rFonts w:hint="default" w:cs="Times New Roman"/>
+                <w:kern w:val="0"/>
+                <w:szCs w:val="21"/>
+                <w:lang w:val="en-US" w:eastAsia="zh-CN"/>
+              </w:rPr>
+            </w:pPr>
+            <w:r>
+              <w:rPr>
+                <w:rFonts w:hint="eastAsia" w:cs="Times New Roman"/>
+                <w:kern w:val="0"/>
+                <w:szCs w:val="21"/>
+                <w:lang w:val="en-US" w:eastAsia="zh-CN"/>
+              </w:rPr>
+              <w:t>Property_State</w:t>
+            </w:r>
+          </w:p>
+        </w:tc>
+      </w:tr>
+    </w:tbl>
     <w:p>
       <w:pPr>
         <w:keepNext w:val="0"/>
@@ -10075,11 +12634,11 @@
           <w:szCs w:val="28"/>
           <w:lang w:val="en-US" w:eastAsia="zh-CN"/>
         </w:rPr>
-        <w:t>2.</w:t>
-      </w:r>
-      <w:r>
-        <w:rPr>
-          <w:rFonts w:ascii="Times New Roman" w:hAnsi="Times New Roman" w:eastAsia="宋体" w:cs="宋体"/>
+        <w:t>3.</w:t>
+      </w:r>
+      <w:r>
+        <w:rPr>
+          <w:rFonts w:hint="eastAsia" w:cs="宋体"/>
           <w:b/>
           <w:bCs/>
           <w:kern w:val="0"/>
@@ -10087,7 +12646,1774 @@
           <w:szCs w:val="24"/>
           <w:lang w:val="en-US" w:eastAsia="zh-CN" w:bidi="ar"/>
         </w:rPr>
-        <w:t>样本筛选与编码</w:t>
+        <w:t>数据预处理</w:t>
+      </w:r>
+    </w:p>
+    <w:p>
+      <w:pPr>
+        <w:spacing w:line="300" w:lineRule="auto"/>
+        <w:ind w:firstLine="480" w:firstLineChars="200"/>
+        <w:jc w:val="both"/>
+        <w:outlineLvl w:val="9"/>
+        <w:rPr>
+          <w:rFonts w:hint="eastAsia" w:cs="Times New Roman"/>
+          <w:kern w:val="0"/>
+          <w:sz w:val="24"/>
+          <w:szCs w:val="28"/>
+          <w:lang w:val="en-US" w:eastAsia="zh-CN"/>
+        </w:rPr>
+      </w:pPr>
+      <w:r>
+        <w:rPr>
+          <w:rFonts w:hint="eastAsia" w:cs="Times New Roman"/>
+          <w:kern w:val="0"/>
+          <w:sz w:val="24"/>
+          <w:szCs w:val="28"/>
+          <w:lang w:val="en-US" w:eastAsia="zh-CN"/>
+        </w:rPr>
+        <w:t>在进行数据均衡及建模之前，本研究将进行对获取的数据集进行数据清洗与预处理工作，预处理过程包括缺失值处理、样本筛选与编码</w:t>
+      </w:r>
+      <w:r>
+        <w:rPr>
+          <w:rFonts w:hint="default" w:cs="Times New Roman"/>
+          <w:kern w:val="0"/>
+          <w:sz w:val="24"/>
+          <w:szCs w:val="28"/>
+          <w:lang w:val="en-US" w:eastAsia="zh-CN"/>
+        </w:rPr>
+        <w:t>、违约速度标签构建以及特征筛选有效性验证</w:t>
+      </w:r>
+      <w:r>
+        <w:rPr>
+          <w:rFonts w:hint="eastAsia" w:cs="Times New Roman"/>
+          <w:kern w:val="0"/>
+          <w:sz w:val="24"/>
+          <w:szCs w:val="28"/>
+          <w:lang w:val="en-US" w:eastAsia="zh-CN"/>
+        </w:rPr>
+        <w:t>四个步骤</w:t>
+      </w:r>
+      <w:r>
+        <w:rPr>
+          <w:rFonts w:hint="default" w:cs="Times New Roman"/>
+          <w:kern w:val="0"/>
+          <w:sz w:val="24"/>
+          <w:szCs w:val="28"/>
+          <w:lang w:val="en-US" w:eastAsia="zh-CN"/>
+        </w:rPr>
+        <w:t>。</w:t>
+      </w:r>
+    </w:p>
+    <w:p>
+      <w:pPr>
+        <w:spacing w:line="300" w:lineRule="auto"/>
+        <w:ind w:firstLine="482" w:firstLineChars="200"/>
+        <w:jc w:val="both"/>
+        <w:outlineLvl w:val="9"/>
+        <w:rPr>
+          <w:rFonts w:hint="eastAsia" w:cs="宋体"/>
+          <w:b/>
+          <w:bCs/>
+          <w:kern w:val="0"/>
+          <w:sz w:val="24"/>
+          <w:szCs w:val="24"/>
+          <w:lang w:val="en-US" w:eastAsia="zh-CN" w:bidi="ar"/>
+        </w:rPr>
+      </w:pPr>
+      <w:r>
+        <w:rPr>
+          <w:rFonts w:hint="eastAsia" w:cs="宋体"/>
+          <w:b/>
+          <w:bCs/>
+          <w:kern w:val="0"/>
+          <w:sz w:val="24"/>
+          <w:szCs w:val="24"/>
+          <w:lang w:val="en-US" w:eastAsia="zh-CN" w:bidi="ar"/>
+        </w:rPr>
+        <w:t>（1）缺失值处理</w:t>
+      </w:r>
+    </w:p>
+    <w:p>
+      <w:pPr>
+        <w:spacing w:line="300" w:lineRule="auto"/>
+        <w:ind w:firstLine="480" w:firstLineChars="200"/>
+        <w:jc w:val="both"/>
+        <w:outlineLvl w:val="9"/>
+        <w:rPr>
+          <w:rFonts w:hint="default" w:cs="Times New Roman"/>
+          <w:kern w:val="0"/>
+          <w:sz w:val="24"/>
+          <w:szCs w:val="28"/>
+          <w:lang w:val="en-US" w:eastAsia="zh-CN"/>
+        </w:rPr>
+      </w:pPr>
+      <w:r>
+        <w:rPr>
+          <w:rFonts w:hint="eastAsia" w:cs="Times New Roman"/>
+          <w:kern w:val="0"/>
+          <w:sz w:val="24"/>
+          <w:szCs w:val="28"/>
+          <w:lang w:val="en-US" w:eastAsia="zh-CN"/>
+        </w:rPr>
+        <w:t>在原始数据集中，由于部分数据如按揭保险、</w:t>
+      </w:r>
+    </w:p>
+    <w:p>
+      <w:pPr>
+        <w:spacing w:line="300" w:lineRule="auto"/>
+        <w:ind w:firstLine="482" w:firstLineChars="200"/>
+        <w:jc w:val="both"/>
+        <w:outlineLvl w:val="9"/>
+        <w:rPr>
+          <w:rFonts w:hint="eastAsia" w:cs="宋体"/>
+          <w:b/>
+          <w:bCs/>
+          <w:kern w:val="0"/>
+          <w:sz w:val="24"/>
+          <w:szCs w:val="24"/>
+          <w:lang w:val="en-US" w:eastAsia="zh-CN" w:bidi="ar"/>
+        </w:rPr>
+      </w:pPr>
+      <w:r>
+        <w:rPr>
+          <w:rFonts w:hint="eastAsia" w:cs="宋体"/>
+          <w:b/>
+          <w:bCs/>
+          <w:kern w:val="0"/>
+          <w:sz w:val="24"/>
+          <w:szCs w:val="24"/>
+          <w:lang w:val="en-US" w:eastAsia="zh-CN" w:bidi="ar"/>
+        </w:rPr>
+        <w:t>（2）样本编码与筛选</w:t>
+      </w:r>
+    </w:p>
+    <w:p>
+      <w:pPr>
+        <w:spacing w:line="300" w:lineRule="auto"/>
+        <w:ind w:firstLine="480" w:firstLineChars="200"/>
+        <w:jc w:val="both"/>
+        <w:outlineLvl w:val="9"/>
+        <w:rPr>
+          <w:rFonts w:hint="eastAsia" w:cs="宋体"/>
+          <w:kern w:val="0"/>
+          <w:sz w:val="24"/>
+          <w:szCs w:val="24"/>
+          <w:lang w:val="en-US" w:eastAsia="zh-CN" w:bidi="ar"/>
+        </w:rPr>
+      </w:pPr>
+      <w:r>
+        <w:rPr>
+          <w:rFonts w:hint="eastAsia" w:cs="宋体"/>
+          <w:kern w:val="0"/>
+          <w:sz w:val="24"/>
+          <w:szCs w:val="24"/>
+          <w:lang w:val="en-US" w:eastAsia="zh-CN" w:bidi="ar"/>
+        </w:rPr>
+        <w:t>由于原始数据集中，部分数据如入住状态、贷款目的均为分类文字特征，因此本文采用One-Hot编码，进行离散特征的数字化处理，将每一个类别单独生成一列二进制特征，属于该类别的样本标记为1，其余标记为0。经编码后，数据集最终扩展为包含78个变量的建模样本集，其中71个变量为</w:t>
+      </w:r>
+      <w:r>
+        <w:rPr>
+          <w:rFonts w:ascii="宋体" w:hAnsi="宋体" w:eastAsia="宋体" w:cs="宋体"/>
+          <w:sz w:val="24"/>
+          <w:szCs w:val="24"/>
+        </w:rPr>
+        <w:t>分类变量的独热编码列</w:t>
+      </w:r>
+      <w:r>
+        <w:rPr>
+          <w:rFonts w:hint="eastAsia" w:cs="宋体"/>
+          <w:kern w:val="0"/>
+          <w:sz w:val="24"/>
+          <w:szCs w:val="24"/>
+          <w:lang w:val="en-US" w:eastAsia="zh-CN" w:bidi="ar"/>
+        </w:rPr>
+        <w:t>。</w:t>
+      </w:r>
+    </w:p>
+    <w:p>
+      <w:pPr>
+        <w:spacing w:line="300" w:lineRule="auto"/>
+        <w:ind w:firstLine="480" w:firstLineChars="200"/>
+        <w:jc w:val="both"/>
+        <w:outlineLvl w:val="9"/>
+        <w:rPr>
+          <w:rFonts w:hint="default" w:cs="Times New Roman"/>
+          <w:kern w:val="0"/>
+          <w:sz w:val="24"/>
+          <w:szCs w:val="28"/>
+          <w:lang w:val="en-US" w:eastAsia="zh-CN"/>
+        </w:rPr>
+      </w:pPr>
+      <w:r>
+        <w:rPr>
+          <w:rFonts w:hint="eastAsia" w:cs="宋体"/>
+          <w:kern w:val="0"/>
+          <w:sz w:val="24"/>
+          <w:szCs w:val="24"/>
+          <w:lang w:val="en-US" w:eastAsia="zh-CN" w:bidi="ar"/>
+        </w:rPr>
+        <w:t>但</w:t>
+      </w:r>
+      <w:r>
+        <w:rPr>
+          <w:rFonts w:hint="eastAsia" w:cs="Times New Roman"/>
+          <w:kern w:val="0"/>
+          <w:sz w:val="24"/>
+          <w:szCs w:val="28"/>
+          <w:lang w:val="en-US" w:eastAsia="zh-CN"/>
+        </w:rPr>
+        <w:t>71</w:t>
+      </w:r>
+      <w:r>
+        <w:rPr>
+          <w:rFonts w:hint="default" w:cs="Times New Roman"/>
+          <w:kern w:val="0"/>
+          <w:sz w:val="24"/>
+          <w:szCs w:val="28"/>
+          <w:lang w:val="en-US" w:eastAsia="zh-CN"/>
+        </w:rPr>
+        <w:t>个</w:t>
+      </w:r>
+      <w:r>
+        <w:rPr>
+          <w:rFonts w:hint="eastAsia" w:cs="Times New Roman"/>
+          <w:kern w:val="0"/>
+          <w:sz w:val="24"/>
+          <w:szCs w:val="28"/>
+          <w:lang w:val="en-US" w:eastAsia="zh-CN"/>
+        </w:rPr>
+        <w:t>的</w:t>
+      </w:r>
+      <w:r>
+        <w:rPr>
+          <w:rFonts w:hint="default" w:cs="Times New Roman"/>
+          <w:kern w:val="0"/>
+          <w:sz w:val="24"/>
+          <w:szCs w:val="28"/>
+          <w:lang w:val="en-US" w:eastAsia="zh-CN"/>
+        </w:rPr>
+        <w:t>One-Hot列</w:t>
+      </w:r>
+      <w:r>
+        <w:rPr>
+          <w:rFonts w:hint="eastAsia" w:cs="Times New Roman"/>
+          <w:kern w:val="0"/>
+          <w:sz w:val="24"/>
+          <w:szCs w:val="28"/>
+          <w:lang w:val="en-US" w:eastAsia="zh-CN"/>
+        </w:rPr>
+        <w:t>的高维结构，</w:t>
+      </w:r>
+      <w:r>
+        <w:rPr>
+          <w:rFonts w:hint="default" w:cs="Times New Roman"/>
+          <w:kern w:val="0"/>
+          <w:sz w:val="24"/>
+          <w:szCs w:val="28"/>
+          <w:lang w:val="en-US" w:eastAsia="zh-CN"/>
+        </w:rPr>
+        <w:t>对于</w:t>
+      </w:r>
+      <w:r>
+        <w:rPr>
+          <w:rFonts w:hint="eastAsia" w:cs="Times New Roman"/>
+          <w:kern w:val="0"/>
+          <w:sz w:val="24"/>
+          <w:szCs w:val="28"/>
+          <w:lang w:val="en-US" w:eastAsia="zh-CN"/>
+        </w:rPr>
+        <w:t>GAN</w:t>
+      </w:r>
+      <w:r>
+        <w:rPr>
+          <w:rFonts w:hint="default" w:cs="Times New Roman"/>
+          <w:kern w:val="0"/>
+          <w:sz w:val="24"/>
+          <w:szCs w:val="28"/>
+          <w:lang w:val="en-US" w:eastAsia="zh-CN"/>
+        </w:rPr>
+        <w:t>生成器</w:t>
+      </w:r>
+      <w:r>
+        <w:rPr>
+          <w:rFonts w:hint="eastAsia" w:cs="Times New Roman"/>
+          <w:kern w:val="0"/>
+          <w:sz w:val="24"/>
+          <w:szCs w:val="28"/>
+          <w:lang w:val="en-US" w:eastAsia="zh-CN"/>
+        </w:rPr>
+        <w:t>训练来说有较大的挑战：</w:t>
+      </w:r>
+      <w:r>
+        <w:rPr>
+          <w:rFonts w:hint="default" w:cs="Times New Roman"/>
+          <w:kern w:val="0"/>
+          <w:sz w:val="24"/>
+          <w:szCs w:val="28"/>
+          <w:lang w:val="en-US" w:eastAsia="zh-CN"/>
+        </w:rPr>
+        <w:t>生成器的输出层维数等于特征维数，高维输出显著增加梯度惩罚的估计方差和模式坍塌的风险</w:t>
+      </w:r>
+      <w:r>
+        <w:rPr>
+          <w:rFonts w:hint="eastAsia" w:cs="Times New Roman"/>
+          <w:kern w:val="0"/>
+          <w:sz w:val="24"/>
+          <w:szCs w:val="28"/>
+          <w:lang w:val="en-US" w:eastAsia="zh-CN"/>
+        </w:rPr>
+        <w:t>；同时</w:t>
+      </w:r>
+      <w:r>
+        <w:rPr>
+          <w:rFonts w:hint="default" w:cs="Times New Roman"/>
+          <w:kern w:val="0"/>
+          <w:sz w:val="24"/>
+          <w:szCs w:val="28"/>
+          <w:lang w:val="en-US" w:eastAsia="zh-CN"/>
+        </w:rPr>
+        <w:t>同一组One-Hot列在真实数据中始终满足"有且仅有一列为1，其余为零"的互斥约束，而连续值输出的生成器</w:t>
+      </w:r>
+      <w:r>
+        <w:rPr>
+          <w:rFonts w:hint="eastAsia" w:cs="Times New Roman"/>
+          <w:kern w:val="0"/>
+          <w:sz w:val="24"/>
+          <w:szCs w:val="28"/>
+          <w:lang w:val="en-US" w:eastAsia="zh-CN"/>
+        </w:rPr>
+        <w:t>，</w:t>
+      </w:r>
+      <w:r>
+        <w:rPr>
+          <w:rFonts w:hint="eastAsia" w:ascii="Times New Roman" w:hAnsi="Times New Roman" w:eastAsia="宋体" w:cs="Times New Roman"/>
+          <w:kern w:val="0"/>
+          <w:sz w:val="24"/>
+          <w:szCs w:val="28"/>
+          <w:lang w:val="en-US" w:eastAsia="zh-CN" w:bidi="ar-SA"/>
+        </w:rPr>
+        <w:t>无法天然习得该离散约束，易生成无效的“多列同时为1”或“全部为0”的非可行样本</w:t>
+      </w:r>
+      <w:r>
+        <w:rPr>
+          <w:rFonts w:hint="default" w:cs="Times New Roman"/>
+          <w:kern w:val="0"/>
+          <w:sz w:val="24"/>
+          <w:szCs w:val="28"/>
+          <w:lang w:val="en-US" w:eastAsia="zh-CN"/>
+        </w:rPr>
+        <w:t>。为在不实质性损失地理与类别信息的前提下将特征维数压缩至生成器可学习的范围，本文采用信用评分领域的标准做法——证据权重编码，将高基数分类变量替换为单列连续值。</w:t>
+      </w:r>
+    </w:p>
+    <w:p>
+      <w:pPr>
+        <w:spacing w:line="300" w:lineRule="auto"/>
+        <w:ind w:firstLine="480" w:firstLineChars="200"/>
+        <w:jc w:val="both"/>
+        <w:outlineLvl w:val="9"/>
+        <w:rPr>
+          <w:rFonts w:hint="eastAsia" w:cs="Times New Roman"/>
+          <w:kern w:val="0"/>
+          <w:sz w:val="24"/>
+          <w:szCs w:val="28"/>
+          <w:lang w:val="en-US" w:eastAsia="zh-CN"/>
+        </w:rPr>
+      </w:pPr>
+      <w:r>
+        <w:rPr>
+          <w:rFonts w:hint="default" w:cs="Times New Roman"/>
+          <w:kern w:val="0"/>
+          <w:sz w:val="24"/>
+          <w:szCs w:val="28"/>
+          <w:lang w:val="en-US" w:eastAsia="zh-CN"/>
+        </w:rPr>
+        <w:t>WOE的计算公式</w:t>
+      </w:r>
+      <w:r>
+        <w:rPr>
+          <w:rFonts w:hint="eastAsia" w:cs="Times New Roman"/>
+          <w:kern w:val="0"/>
+          <w:sz w:val="24"/>
+          <w:szCs w:val="28"/>
+          <w:lang w:val="en-US" w:eastAsia="zh-CN"/>
+        </w:rPr>
+        <w:t>如式11。</w:t>
+      </w:r>
+    </w:p>
+    <w:tbl>
+      <w:tblPr>
+        <w:tblStyle w:val="6"/>
+        <w:tblW w:w="0" w:type="auto"/>
+        <w:tblInd w:w="0" w:type="dxa"/>
+        <w:tblBorders>
+          <w:top w:val="none" w:color="auto" w:sz="0" w:space="0"/>
+          <w:left w:val="none" w:color="auto" w:sz="0" w:space="0"/>
+          <w:bottom w:val="none" w:color="auto" w:sz="0" w:space="0"/>
+          <w:right w:val="none" w:color="auto" w:sz="0" w:space="0"/>
+          <w:insideH w:val="none" w:color="auto" w:sz="0" w:space="0"/>
+          <w:insideV w:val="none" w:color="auto" w:sz="0" w:space="0"/>
+        </w:tblBorders>
+        <w:tblLayout w:type="autofit"/>
+        <w:tblCellMar>
+          <w:top w:w="0" w:type="dxa"/>
+          <w:left w:w="108" w:type="dxa"/>
+          <w:bottom w:w="0" w:type="dxa"/>
+          <w:right w:w="108" w:type="dxa"/>
+        </w:tblCellMar>
+      </w:tblPr>
+      <w:tblGrid>
+        <w:gridCol w:w="7915"/>
+        <w:gridCol w:w="607"/>
+      </w:tblGrid>
+      <w:tr>
+        <w:tblPrEx>
+          <w:tblBorders>
+            <w:top w:val="none" w:color="auto" w:sz="0" w:space="0"/>
+            <w:left w:val="none" w:color="auto" w:sz="0" w:space="0"/>
+            <w:bottom w:val="none" w:color="auto" w:sz="0" w:space="0"/>
+            <w:right w:val="none" w:color="auto" w:sz="0" w:space="0"/>
+            <w:insideH w:val="none" w:color="auto" w:sz="0" w:space="0"/>
+            <w:insideV w:val="none" w:color="auto" w:sz="0" w:space="0"/>
+          </w:tblBorders>
+          <w:tblCellMar>
+            <w:top w:w="0" w:type="dxa"/>
+            <w:left w:w="108" w:type="dxa"/>
+            <w:bottom w:w="0" w:type="dxa"/>
+            <w:right w:w="108" w:type="dxa"/>
+          </w:tblCellMar>
+        </w:tblPrEx>
+        <w:tc>
+          <w:tcPr>
+            <w:tcW w:w="7923" w:type="dxa"/>
+            <w:tcBorders>
+              <w:tl2br w:val="nil"/>
+              <w:tr2bl w:val="nil"/>
+            </w:tcBorders>
+            <w:vAlign w:val="center"/>
+          </w:tcPr>
+          <w:p>
+            <w:pPr>
+              <w:keepNext w:val="0"/>
+              <w:keepLines w:val="0"/>
+              <w:pageBreakBefore w:val="0"/>
+              <w:widowControl w:val="0"/>
+              <w:kinsoku/>
+              <w:wordWrap/>
+              <w:overflowPunct/>
+              <w:topLinePunct w:val="0"/>
+              <w:autoSpaceDE/>
+              <w:autoSpaceDN/>
+              <w:bidi w:val="0"/>
+              <w:adjustRightInd/>
+              <w:snapToGrid/>
+              <w:spacing w:line="300" w:lineRule="auto"/>
+              <w:jc w:val="center"/>
+              <w:textAlignment w:val="auto"/>
+              <w:outlineLvl w:val="9"/>
+              <w:rPr>
+                <w:rFonts w:ascii="Times New Roman" w:hAnsi="Times New Roman"/>
+                <w:bCs/>
+                <w:sz w:val="24"/>
+                <w:szCs w:val="28"/>
+              </w:rPr>
+            </w:pPr>
+            <m:oMathPara>
+              <m:oMath>
+                <m:sSub>
+                  <m:sSubPr>
+                    <m:ctrlPr>
+                      <w:rPr>
+                        <w:rFonts w:hint="default" w:ascii="Cambria Math" w:hAnsi="Cambria Math" w:cs="Times New Roman"/>
+                        <w:i w:val="0"/>
+                        <w:kern w:val="0"/>
+                        <w:sz w:val="24"/>
+                        <w:szCs w:val="28"/>
+                        <w:lang w:val="en-US" w:eastAsia="zh-CN" w:bidi="ar-SA"/>
+                      </w:rPr>
+                    </m:ctrlPr>
+                  </m:sSubPr>
+                  <m:e>
+                    <m:r>
+                      <m:rPr>
+                        <m:sty m:val="p"/>
+                      </m:rPr>
+                      <w:rPr>
+                        <w:rFonts w:hint="default" w:ascii="Cambria Math" w:hAnsi="Cambria Math" w:cs="Times New Roman"/>
+                        <w:kern w:val="0"/>
+                        <w:sz w:val="24"/>
+                        <w:szCs w:val="28"/>
+                        <w:lang w:val="en-US" w:eastAsia="zh-CN" w:bidi="ar-SA"/>
+                      </w:rPr>
+                      <m:t>WOE</m:t>
+                    </m:r>
+                    <m:ctrlPr>
+                      <w:rPr>
+                        <w:rFonts w:hint="default" w:ascii="Cambria Math" w:hAnsi="Cambria Math" w:cs="Times New Roman"/>
+                        <w:i w:val="0"/>
+                        <w:kern w:val="0"/>
+                        <w:sz w:val="24"/>
+                        <w:szCs w:val="28"/>
+                        <w:lang w:val="en-US" w:eastAsia="zh-CN" w:bidi="ar-SA"/>
+                      </w:rPr>
+                    </m:ctrlPr>
+                  </m:e>
+                  <m:sub>
+                    <m:r>
+                      <m:rPr>
+                        <m:sty m:val="p"/>
+                      </m:rPr>
+                      <w:rPr>
+                        <w:rFonts w:hint="eastAsia" w:ascii="Cambria Math" w:hAnsi="Cambria Math" w:cs="Times New Roman"/>
+                        <w:kern w:val="0"/>
+                        <w:sz w:val="24"/>
+                        <w:szCs w:val="28"/>
+                        <w:lang w:val="en-US" w:eastAsia="zh-CN" w:bidi="ar-SA"/>
+                      </w:rPr>
+                      <m:t>i</m:t>
+                    </m:r>
+                    <m:ctrlPr>
+                      <w:rPr>
+                        <w:rFonts w:hint="default" w:ascii="Cambria Math" w:hAnsi="Cambria Math" w:cs="Times New Roman"/>
+                        <w:i w:val="0"/>
+                        <w:kern w:val="0"/>
+                        <w:sz w:val="24"/>
+                        <w:szCs w:val="28"/>
+                        <w:lang w:val="en-US" w:eastAsia="zh-CN" w:bidi="ar-SA"/>
+                      </w:rPr>
+                    </m:ctrlPr>
+                  </m:sub>
+                </m:sSub>
+                <m:r>
+                  <m:rPr>
+                    <m:sty m:val="p"/>
+                  </m:rPr>
+                  <w:rPr>
+                    <w:rFonts w:hint="default" w:ascii="Cambria Math" w:hAnsi="Cambria Math" w:cs="Times New Roman"/>
+                    <w:kern w:val="0"/>
+                    <w:sz w:val="24"/>
+                    <w:szCs w:val="28"/>
+                    <w:lang w:val="en-US" w:eastAsia="zh-CN" w:bidi="ar-SA"/>
+                  </w:rPr>
+                  <m:t>=</m:t>
+                </m:r>
+                <m:func>
+                  <m:funcPr>
+                    <m:ctrlPr>
+                      <w:rPr>
+                        <w:rFonts w:hint="default" w:ascii="Cambria Math" w:hAnsi="Cambria Math" w:cs="Times New Roman"/>
+                        <w:kern w:val="0"/>
+                        <w:sz w:val="24"/>
+                        <w:szCs w:val="28"/>
+                        <w:lang w:val="en-US" w:eastAsia="zh-CN" w:bidi="ar-SA"/>
+                      </w:rPr>
+                    </m:ctrlPr>
+                  </m:funcPr>
+                  <m:fName>
+                    <m:r>
+                      <m:rPr>
+                        <m:sty m:val="p"/>
+                      </m:rPr>
+                      <w:rPr>
+                        <w:rFonts w:ascii="Cambria Math" w:hAnsi="Cambria Math" w:cs="Times New Roman"/>
+                        <w:kern w:val="0"/>
+                        <w:sz w:val="24"/>
+                        <w:szCs w:val="28"/>
+                        <w:lang w:val="en-US" w:bidi="ar-SA"/>
+                      </w:rPr>
+                      <m:t>ln</m:t>
+                    </m:r>
+                    <m:ctrlPr>
+                      <w:rPr>
+                        <w:rFonts w:hint="default" w:ascii="Cambria Math" w:hAnsi="Cambria Math" w:cs="Times New Roman"/>
+                        <w:kern w:val="0"/>
+                        <w:sz w:val="24"/>
+                        <w:szCs w:val="28"/>
+                        <w:lang w:val="en-US" w:eastAsia="zh-CN" w:bidi="ar-SA"/>
+                      </w:rPr>
+                    </m:ctrlPr>
+                  </m:fName>
+                  <m:e>
+                    <m:d>
+                      <m:dPr>
+                        <m:ctrlPr>
+                          <w:rPr>
+                            <w:rFonts w:hint="default" w:ascii="Cambria Math" w:hAnsi="Cambria Math" w:cs="Times New Roman"/>
+                            <w:kern w:val="0"/>
+                            <w:sz w:val="24"/>
+                            <w:szCs w:val="28"/>
+                            <w:lang w:val="en-US" w:eastAsia="zh-CN" w:bidi="ar-SA"/>
+                          </w:rPr>
+                        </m:ctrlPr>
+                      </m:dPr>
+                      <m:e>
+                        <m:f>
+                          <m:fPr>
+                            <m:ctrlPr>
+                              <w:rPr>
+                                <w:rFonts w:hint="default" w:ascii="Cambria Math" w:hAnsi="Cambria Math" w:cs="Times New Roman"/>
+                                <w:kern w:val="0"/>
+                                <w:sz w:val="24"/>
+                                <w:szCs w:val="28"/>
+                                <w:lang w:val="en-US" w:eastAsia="zh-CN" w:bidi="ar-SA"/>
+                              </w:rPr>
+                            </m:ctrlPr>
+                          </m:fPr>
+                          <m:num>
+                            <m:sSub>
+                              <m:sSubPr>
+                                <m:ctrlPr>
+                                  <w:rPr>
+                                    <w:rFonts w:hint="default" w:ascii="Cambria Math" w:hAnsi="Cambria Math" w:cs="Times New Roman"/>
+                                    <w:kern w:val="0"/>
+                                    <w:sz w:val="24"/>
+                                    <w:szCs w:val="28"/>
+                                    <w:lang w:val="en-US" w:eastAsia="zh-CN" w:bidi="ar-SA"/>
+                                  </w:rPr>
+                                </m:ctrlPr>
+                              </m:sSubPr>
+                              <m:e>
+                                <m:r>
+                                  <m:rPr>
+                                    <m:sty m:val="p"/>
+                                  </m:rPr>
+                                  <w:rPr>
+                                    <w:rFonts w:hint="default" w:ascii="Cambria Math" w:hAnsi="Cambria Math" w:cs="Times New Roman"/>
+                                    <w:kern w:val="0"/>
+                                    <w:sz w:val="24"/>
+                                    <w:szCs w:val="28"/>
+                                    <w:lang w:val="en-US" w:eastAsia="zh-CN" w:bidi="ar-SA"/>
+                                  </w:rPr>
+                                  <m:t>Dist_Good</m:t>
+                                </m:r>
+                                <m:ctrlPr>
+                                  <w:rPr>
+                                    <w:rFonts w:hint="default" w:ascii="Cambria Math" w:hAnsi="Cambria Math" w:cs="Times New Roman"/>
+                                    <w:kern w:val="0"/>
+                                    <w:sz w:val="24"/>
+                                    <w:szCs w:val="28"/>
+                                    <w:lang w:val="en-US" w:eastAsia="zh-CN" w:bidi="ar-SA"/>
+                                  </w:rPr>
+                                </m:ctrlPr>
+                              </m:e>
+                              <m:sub>
+                                <m:r>
+                                  <m:rPr>
+                                    <m:sty m:val="p"/>
+                                  </m:rPr>
+                                  <w:rPr>
+                                    <w:rFonts w:hint="default" w:ascii="Cambria Math" w:hAnsi="Cambria Math" w:cs="Times New Roman"/>
+                                    <w:kern w:val="0"/>
+                                    <w:sz w:val="24"/>
+                                    <w:szCs w:val="28"/>
+                                    <w:lang w:val="en-US" w:eastAsia="zh-CN" w:bidi="ar-SA"/>
+                                  </w:rPr>
+                                  <m:t>i</m:t>
+                                </m:r>
+                                <m:ctrlPr>
+                                  <w:rPr>
+                                    <w:rFonts w:hint="default" w:ascii="Cambria Math" w:hAnsi="Cambria Math" w:cs="Times New Roman"/>
+                                    <w:kern w:val="0"/>
+                                    <w:sz w:val="24"/>
+                                    <w:szCs w:val="28"/>
+                                    <w:lang w:val="en-US" w:eastAsia="zh-CN" w:bidi="ar-SA"/>
+                                  </w:rPr>
+                                </m:ctrlPr>
+                              </m:sub>
+                            </m:sSub>
+                            <m:ctrlPr>
+                              <w:rPr>
+                                <w:rFonts w:hint="default" w:ascii="Cambria Math" w:hAnsi="Cambria Math" w:cs="Times New Roman"/>
+                                <w:kern w:val="0"/>
+                                <w:sz w:val="24"/>
+                                <w:szCs w:val="28"/>
+                                <w:lang w:val="en-US" w:eastAsia="zh-CN" w:bidi="ar-SA"/>
+                              </w:rPr>
+                            </m:ctrlPr>
+                          </m:num>
+                          <m:den>
+                            <m:sSub>
+                              <m:sSubPr>
+                                <m:ctrlPr>
+                                  <w:rPr>
+                                    <w:rFonts w:hint="default" w:ascii="Cambria Math" w:hAnsi="Cambria Math" w:cs="Times New Roman"/>
+                                    <w:kern w:val="0"/>
+                                    <w:sz w:val="24"/>
+                                    <w:szCs w:val="28"/>
+                                    <w:lang w:val="en-US" w:eastAsia="zh-CN" w:bidi="ar-SA"/>
+                                  </w:rPr>
+                                </m:ctrlPr>
+                              </m:sSubPr>
+                              <m:e>
+                                <m:r>
+                                  <m:rPr>
+                                    <m:sty m:val="p"/>
+                                  </m:rPr>
+                                  <w:rPr>
+                                    <w:rFonts w:hint="default" w:ascii="Cambria Math" w:hAnsi="Cambria Math" w:cs="Times New Roman"/>
+                                    <w:kern w:val="0"/>
+                                    <w:sz w:val="24"/>
+                                    <w:szCs w:val="28"/>
+                                    <w:lang w:val="en-US" w:eastAsia="zh-CN" w:bidi="ar-SA"/>
+                                  </w:rPr>
+                                  <m:t>Dist_Bad</m:t>
+                                </m:r>
+                                <m:ctrlPr>
+                                  <w:rPr>
+                                    <w:rFonts w:hint="default" w:ascii="Cambria Math" w:hAnsi="Cambria Math" w:cs="Times New Roman"/>
+                                    <w:kern w:val="0"/>
+                                    <w:sz w:val="24"/>
+                                    <w:szCs w:val="28"/>
+                                    <w:lang w:val="en-US" w:eastAsia="zh-CN" w:bidi="ar-SA"/>
+                                  </w:rPr>
+                                </m:ctrlPr>
+                              </m:e>
+                              <m:sub>
+                                <m:r>
+                                  <m:rPr>
+                                    <m:sty m:val="p"/>
+                                  </m:rPr>
+                                  <w:rPr>
+                                    <w:rFonts w:hint="default" w:ascii="Cambria Math" w:hAnsi="Cambria Math" w:cs="Times New Roman"/>
+                                    <w:kern w:val="0"/>
+                                    <w:sz w:val="24"/>
+                                    <w:szCs w:val="28"/>
+                                    <w:lang w:val="en-US" w:eastAsia="zh-CN" w:bidi="ar-SA"/>
+                                  </w:rPr>
+                                  <m:t>i</m:t>
+                                </m:r>
+                                <m:ctrlPr>
+                                  <w:rPr>
+                                    <w:rFonts w:hint="default" w:ascii="Cambria Math" w:hAnsi="Cambria Math" w:cs="Times New Roman"/>
+                                    <w:kern w:val="0"/>
+                                    <w:sz w:val="24"/>
+                                    <w:szCs w:val="28"/>
+                                    <w:lang w:val="en-US" w:eastAsia="zh-CN" w:bidi="ar-SA"/>
+                                  </w:rPr>
+                                </m:ctrlPr>
+                              </m:sub>
+                            </m:sSub>
+                            <m:ctrlPr>
+                              <w:rPr>
+                                <w:rFonts w:hint="default" w:ascii="Cambria Math" w:hAnsi="Cambria Math" w:cs="Times New Roman"/>
+                                <w:kern w:val="0"/>
+                                <w:sz w:val="24"/>
+                                <w:szCs w:val="28"/>
+                                <w:lang w:val="en-US" w:eastAsia="zh-CN" w:bidi="ar-SA"/>
+                              </w:rPr>
+                            </m:ctrlPr>
+                          </m:den>
+                        </m:f>
+                        <m:ctrlPr>
+                          <w:rPr>
+                            <w:rFonts w:hint="default" w:ascii="Cambria Math" w:hAnsi="Cambria Math" w:cs="Times New Roman"/>
+                            <w:kern w:val="0"/>
+                            <w:sz w:val="24"/>
+                            <w:szCs w:val="28"/>
+                            <w:lang w:val="en-US" w:eastAsia="zh-CN" w:bidi="ar-SA"/>
+                          </w:rPr>
+                        </m:ctrlPr>
+                      </m:e>
+                    </m:d>
+                    <m:ctrlPr>
+                      <w:rPr>
+                        <w:rFonts w:hint="default" w:ascii="Cambria Math" w:hAnsi="Cambria Math" w:cs="Times New Roman"/>
+                        <w:kern w:val="0"/>
+                        <w:sz w:val="24"/>
+                        <w:szCs w:val="28"/>
+                        <w:lang w:val="en-US" w:eastAsia="zh-CN" w:bidi="ar-SA"/>
+                      </w:rPr>
+                    </m:ctrlPr>
+                  </m:e>
+                </m:func>
+              </m:oMath>
+            </m:oMathPara>
+          </w:p>
+        </w:tc>
+        <w:tc>
+          <w:tcPr>
+            <w:tcW w:w="599" w:type="dxa"/>
+            <w:tcBorders>
+              <w:tl2br w:val="nil"/>
+              <w:tr2bl w:val="nil"/>
+            </w:tcBorders>
+            <w:vAlign w:val="center"/>
+          </w:tcPr>
+          <w:p>
+            <w:pPr>
+              <w:keepNext w:val="0"/>
+              <w:keepLines w:val="0"/>
+              <w:pageBreakBefore w:val="0"/>
+              <w:widowControl w:val="0"/>
+              <w:kinsoku/>
+              <w:wordWrap/>
+              <w:overflowPunct/>
+              <w:topLinePunct w:val="0"/>
+              <w:autoSpaceDE/>
+              <w:autoSpaceDN/>
+              <w:bidi w:val="0"/>
+              <w:adjustRightInd/>
+              <w:snapToGrid/>
+              <w:spacing w:line="300" w:lineRule="auto"/>
+              <w:jc w:val="center"/>
+              <w:textAlignment w:val="auto"/>
+              <w:outlineLvl w:val="9"/>
+              <w:rPr>
+                <w:rFonts w:ascii="Times New Roman" w:hAnsi="Times New Roman"/>
+                <w:bCs/>
+                <w:sz w:val="24"/>
+                <w:szCs w:val="28"/>
+              </w:rPr>
+            </w:pPr>
+            <w:r>
+              <w:rPr>
+                <w:rFonts w:hint="eastAsia" w:ascii="Times New Roman" w:hAnsi="Times New Roman"/>
+                <w:bCs/>
+                <w:sz w:val="24"/>
+                <w:szCs w:val="28"/>
+              </w:rPr>
+              <w:t>(1</w:t>
+            </w:r>
+            <w:r>
+              <w:rPr>
+                <w:rFonts w:hint="eastAsia"/>
+                <w:bCs/>
+                <w:sz w:val="24"/>
+                <w:szCs w:val="28"/>
+                <w:lang w:val="en-US" w:eastAsia="zh-CN"/>
+              </w:rPr>
+              <w:t>1</w:t>
+            </w:r>
+            <w:r>
+              <w:rPr>
+                <w:rFonts w:hint="eastAsia" w:ascii="Times New Roman" w:hAnsi="Times New Roman"/>
+                <w:bCs/>
+                <w:sz w:val="24"/>
+                <w:szCs w:val="28"/>
+              </w:rPr>
+              <w:t>)</w:t>
+            </w:r>
+          </w:p>
+        </w:tc>
+      </w:tr>
+    </w:tbl>
+    <w:p>
+      <w:pPr>
+        <w:spacing w:line="300" w:lineRule="auto"/>
+        <w:ind w:firstLine="480" w:firstLineChars="200"/>
+        <w:jc w:val="both"/>
+        <w:outlineLvl w:val="9"/>
+        <w:rPr>
+          <w:rFonts w:hint="default" w:cs="Times New Roman"/>
+          <w:kern w:val="0"/>
+          <w:sz w:val="24"/>
+          <w:szCs w:val="28"/>
+          <w:lang w:val="en-US" w:eastAsia="zh-CN"/>
+        </w:rPr>
+      </w:pPr>
+      <w:r>
+        <w:rPr>
+          <w:rFonts w:hint="default" w:cs="Times New Roman"/>
+          <w:kern w:val="0"/>
+          <w:sz w:val="24"/>
+          <w:szCs w:val="28"/>
+          <w:lang w:val="en-US" w:eastAsia="zh-CN"/>
+        </w:rPr>
+        <w:t>其中</w:t>
+      </w:r>
+      <m:oMath>
+        <m:sSub>
+          <m:sSubPr>
+            <m:ctrlPr>
+              <w:rPr>
+                <w:rFonts w:hint="default" w:ascii="Cambria Math" w:hAnsi="Cambria Math" w:cs="Times New Roman"/>
+                <w:kern w:val="0"/>
+                <w:sz w:val="24"/>
+                <w:szCs w:val="28"/>
+                <w:lang w:val="en-US" w:eastAsia="zh-CN" w:bidi="ar-SA"/>
+              </w:rPr>
+            </m:ctrlPr>
+          </m:sSubPr>
+          <m:e>
+            <m:r>
+              <m:rPr>
+                <m:sty m:val="p"/>
+              </m:rPr>
+              <w:rPr>
+                <w:rFonts w:hint="default" w:ascii="Cambria Math" w:hAnsi="Cambria Math" w:cs="Times New Roman"/>
+                <w:kern w:val="0"/>
+                <w:sz w:val="24"/>
+                <w:szCs w:val="28"/>
+                <w:lang w:val="en-US" w:eastAsia="zh-CN" w:bidi="ar-SA"/>
+              </w:rPr>
+              <m:t>Dist_Good</m:t>
+            </m:r>
+            <m:ctrlPr>
+              <w:rPr>
+                <w:rFonts w:hint="default" w:ascii="Cambria Math" w:hAnsi="Cambria Math" w:cs="Times New Roman"/>
+                <w:kern w:val="0"/>
+                <w:sz w:val="24"/>
+                <w:szCs w:val="28"/>
+                <w:lang w:val="en-US" w:eastAsia="zh-CN" w:bidi="ar-SA"/>
+              </w:rPr>
+            </m:ctrlPr>
+          </m:e>
+          <m:sub>
+            <m:r>
+              <m:rPr>
+                <m:sty m:val="p"/>
+              </m:rPr>
+              <w:rPr>
+                <w:rFonts w:hint="default" w:ascii="Cambria Math" w:hAnsi="Cambria Math" w:cs="Times New Roman"/>
+                <w:kern w:val="0"/>
+                <w:sz w:val="24"/>
+                <w:szCs w:val="28"/>
+                <w:lang w:val="en-US" w:eastAsia="zh-CN" w:bidi="ar-SA"/>
+              </w:rPr>
+              <m:t>i</m:t>
+            </m:r>
+            <m:ctrlPr>
+              <w:rPr>
+                <w:rFonts w:hint="default" w:ascii="Cambria Math" w:hAnsi="Cambria Math" w:cs="Times New Roman"/>
+                <w:kern w:val="0"/>
+                <w:sz w:val="24"/>
+                <w:szCs w:val="28"/>
+                <w:lang w:val="en-US" w:eastAsia="zh-CN" w:bidi="ar-SA"/>
+              </w:rPr>
+            </m:ctrlPr>
+          </m:sub>
+        </m:sSub>
+      </m:oMath>
+      <w:r>
+        <w:rPr>
+          <w:rFonts w:hint="default" w:cs="Times New Roman"/>
+          <w:kern w:val="0"/>
+          <w:sz w:val="24"/>
+          <w:szCs w:val="28"/>
+          <w:lang w:val="en-US" w:eastAsia="zh-CN"/>
+        </w:rPr>
+        <w:t>与</w:t>
+      </w:r>
+      <m:oMath>
+        <m:sSub>
+          <m:sSubPr>
+            <m:ctrlPr>
+              <w:rPr>
+                <w:rFonts w:hint="default" w:ascii="Cambria Math" w:hAnsi="Cambria Math" w:cs="Times New Roman"/>
+                <w:kern w:val="0"/>
+                <w:sz w:val="24"/>
+                <w:szCs w:val="28"/>
+                <w:lang w:val="en-US" w:eastAsia="zh-CN" w:bidi="ar-SA"/>
+              </w:rPr>
+            </m:ctrlPr>
+          </m:sSubPr>
+          <m:e>
+            <m:r>
+              <m:rPr>
+                <m:sty m:val="p"/>
+              </m:rPr>
+              <w:rPr>
+                <w:rFonts w:hint="default" w:ascii="Cambria Math" w:hAnsi="Cambria Math" w:cs="Times New Roman"/>
+                <w:kern w:val="0"/>
+                <w:sz w:val="24"/>
+                <w:szCs w:val="28"/>
+                <w:lang w:val="en-US" w:eastAsia="zh-CN" w:bidi="ar-SA"/>
+              </w:rPr>
+              <m:t>Dist_Bad</m:t>
+            </m:r>
+            <m:ctrlPr>
+              <w:rPr>
+                <w:rFonts w:hint="default" w:ascii="Cambria Math" w:hAnsi="Cambria Math" w:cs="Times New Roman"/>
+                <w:kern w:val="0"/>
+                <w:sz w:val="24"/>
+                <w:szCs w:val="28"/>
+                <w:lang w:val="en-US" w:eastAsia="zh-CN" w:bidi="ar-SA"/>
+              </w:rPr>
+            </m:ctrlPr>
+          </m:e>
+          <m:sub>
+            <m:r>
+              <m:rPr>
+                <m:sty m:val="p"/>
+              </m:rPr>
+              <w:rPr>
+                <w:rFonts w:hint="default" w:ascii="Cambria Math" w:hAnsi="Cambria Math" w:cs="Times New Roman"/>
+                <w:kern w:val="0"/>
+                <w:sz w:val="24"/>
+                <w:szCs w:val="28"/>
+                <w:lang w:val="en-US" w:eastAsia="zh-CN" w:bidi="ar-SA"/>
+              </w:rPr>
+              <m:t>i</m:t>
+            </m:r>
+            <m:ctrlPr>
+              <w:rPr>
+                <w:rFonts w:hint="default" w:ascii="Cambria Math" w:hAnsi="Cambria Math" w:cs="Times New Roman"/>
+                <w:kern w:val="0"/>
+                <w:sz w:val="24"/>
+                <w:szCs w:val="28"/>
+                <w:lang w:val="en-US" w:eastAsia="zh-CN" w:bidi="ar-SA"/>
+              </w:rPr>
+            </m:ctrlPr>
+          </m:sub>
+        </m:sSub>
+      </m:oMath>
+      <w:r>
+        <w:rPr>
+          <w:rFonts w:hint="default" w:cs="Times New Roman"/>
+          <w:kern w:val="0"/>
+          <w:sz w:val="24"/>
+          <w:szCs w:val="28"/>
+          <w:lang w:val="en-US" w:eastAsia="zh-CN"/>
+        </w:rPr>
+        <w:t>分别为第</w:t>
+      </w:r>
+      <m:oMath>
+        <m:r>
+          <m:rPr>
+            <m:sty m:val="p"/>
+          </m:rPr>
+          <w:rPr>
+            <w:rFonts w:hint="eastAsia" w:ascii="Cambria Math" w:hAnsi="Cambria Math" w:cs="Times New Roman"/>
+            <w:kern w:val="0"/>
+            <w:sz w:val="24"/>
+            <w:szCs w:val="28"/>
+            <w:lang w:val="en-US" w:eastAsia="zh-CN" w:bidi="ar-SA"/>
+          </w:rPr>
+          <m:t>i</m:t>
+        </m:r>
+      </m:oMath>
+      <w:r>
+        <w:rPr>
+          <w:rFonts w:hint="default" w:cs="Times New Roman"/>
+          <w:kern w:val="0"/>
+          <w:sz w:val="24"/>
+          <w:szCs w:val="28"/>
+          <w:lang w:val="en-US" w:eastAsia="zh-CN"/>
+        </w:rPr>
+        <w:t>个类别中正常样本与违约样本占全体正常样本和全体违约样本的比例。为提升小类别的估计稳健性，逐类别的分子和分母均施加拉普拉斯平滑。</w:t>
+      </w:r>
+      <w:r>
+        <w:rPr>
+          <w:rFonts w:hint="eastAsia" w:cs="Times New Roman"/>
+          <w:kern w:val="0"/>
+          <w:sz w:val="24"/>
+          <w:szCs w:val="28"/>
+          <w:lang w:val="en-US" w:eastAsia="zh-CN"/>
+        </w:rPr>
+        <w:t>最终</w:t>
+      </w:r>
+      <w:r>
+        <w:rPr>
+          <w:rFonts w:hint="default" w:cs="Times New Roman"/>
+          <w:kern w:val="0"/>
+          <w:sz w:val="24"/>
+          <w:szCs w:val="28"/>
+          <w:lang w:val="en-US" w:eastAsia="zh-CN"/>
+        </w:rPr>
+        <w:t>各分类变量的WOE编码结果如</w:t>
+      </w:r>
+      <w:r>
+        <w:rPr>
+          <w:rFonts w:hint="eastAsia" w:cs="Times New Roman"/>
+          <w:kern w:val="0"/>
+          <w:sz w:val="24"/>
+          <w:szCs w:val="28"/>
+          <w:lang w:val="en-US" w:eastAsia="zh-CN"/>
+        </w:rPr>
+        <w:t>图1</w:t>
+      </w:r>
+      <w:r>
+        <w:rPr>
+          <w:rFonts w:hint="default" w:cs="Times New Roman"/>
+          <w:kern w:val="0"/>
+          <w:sz w:val="24"/>
+          <w:szCs w:val="28"/>
+          <w:lang w:val="en-US" w:eastAsia="zh-CN"/>
+        </w:rPr>
+        <w:t>。</w:t>
+      </w:r>
+    </w:p>
+    <w:p>
+      <w:pPr>
+        <w:spacing w:line="300" w:lineRule="auto"/>
+        <w:jc w:val="both"/>
+        <w:outlineLvl w:val="9"/>
+        <w:rPr>
+          <w:rFonts w:hint="default" w:cs="Times New Roman"/>
+          <w:kern w:val="0"/>
+          <w:sz w:val="24"/>
+          <w:szCs w:val="28"/>
+          <w:lang w:val="en-US" w:eastAsia="zh-CN"/>
+        </w:rPr>
+      </w:pPr>
+      <w:r>
+        <w:rPr>
+          <w:rFonts w:hint="default" w:cs="Times New Roman"/>
+          <w:kern w:val="0"/>
+          <w:sz w:val="24"/>
+          <w:szCs w:val="28"/>
+          <w:lang w:val="en-US" w:eastAsia="zh-CN"/>
+        </w:rPr>
+        <w:drawing>
+          <wp:inline distT="0" distB="0" distL="114300" distR="114300">
+            <wp:extent cx="5269865" cy="3849370"/>
+            <wp:effectExtent l="0" t="0" r="6985" b="8255"/>
+            <wp:docPr id="2" name="图片 2" descr="WOE编码结果"/>
+            <wp:cNvGraphicFramePr>
+              <a:graphicFrameLocks xmlns:a="http://schemas.openxmlformats.org/drawingml/2006/main" noChangeAspect="1"/>
+            </wp:cNvGraphicFramePr>
+            <a:graphic xmlns:a="http://schemas.openxmlformats.org/drawingml/2006/main">
+              <a:graphicData uri="http://schemas.openxmlformats.org/drawingml/2006/picture">
+                <pic:pic xmlns:pic="http://schemas.openxmlformats.org/drawingml/2006/picture">
+                  <pic:nvPicPr>
+                    <pic:cNvPr id="2" name="图片 2" descr="WOE编码结果"/>
+                    <pic:cNvPicPr>
+                      <a:picLocks noChangeAspect="1"/>
+                    </pic:cNvPicPr>
+                  </pic:nvPicPr>
+                  <pic:blipFill>
+                    <a:blip r:embed="rId4"/>
+                    <a:stretch>
+                      <a:fillRect/>
+                    </a:stretch>
+                  </pic:blipFill>
+                  <pic:spPr>
+                    <a:xfrm>
+                      <a:off x="0" y="0"/>
+                      <a:ext cx="5269865" cy="3849370"/>
+                    </a:xfrm>
+                    <a:prstGeom prst="rect">
+                      <a:avLst/>
+                    </a:prstGeom>
+                  </pic:spPr>
+                </pic:pic>
+              </a:graphicData>
+            </a:graphic>
+          </wp:inline>
+        </w:drawing>
+      </w:r>
+    </w:p>
+    <w:p>
+      <w:pPr>
+        <w:spacing w:line="300" w:lineRule="auto"/>
+        <w:ind w:firstLine="482" w:firstLineChars="200"/>
+        <w:jc w:val="center"/>
+        <w:rPr>
+          <w:rFonts w:hint="default" w:eastAsia="宋体" w:cs="Times New Roman"/>
+          <w:kern w:val="0"/>
+          <w:sz w:val="24"/>
+          <w:szCs w:val="28"/>
+          <w:lang w:val="en-US" w:eastAsia="zh-CN"/>
+        </w:rPr>
+      </w:pPr>
+      <w:r>
+        <w:rPr>
+          <w:rFonts w:hint="eastAsia" w:ascii="Times New Roman" w:hAnsi="Times New Roman" w:eastAsia="宋体" w:cs="Times New Roman"/>
+          <w:b/>
+          <w:bCs/>
+          <w:kern w:val="0"/>
+          <w:sz w:val="24"/>
+          <w:szCs w:val="28"/>
+        </w:rPr>
+        <w:t xml:space="preserve">图 </w:t>
+      </w:r>
+      <w:r>
+        <w:rPr>
+          <w:rFonts w:hint="eastAsia" w:ascii="Times New Roman" w:hAnsi="Times New Roman" w:eastAsia="宋体" w:cs="Times New Roman"/>
+          <w:b/>
+          <w:bCs/>
+          <w:kern w:val="0"/>
+          <w:sz w:val="24"/>
+          <w:szCs w:val="28"/>
+        </w:rPr>
+        <w:fldChar w:fldCharType="begin"/>
+      </w:r>
+      <w:r>
+        <w:rPr>
+          <w:rFonts w:hint="eastAsia" w:ascii="Times New Roman" w:hAnsi="Times New Roman" w:eastAsia="宋体" w:cs="Times New Roman"/>
+          <w:b/>
+          <w:bCs/>
+          <w:kern w:val="0"/>
+          <w:sz w:val="24"/>
+          <w:szCs w:val="28"/>
+        </w:rPr>
+        <w:instrText xml:space="preserve"> SEQ 图 \* ARABIC </w:instrText>
+      </w:r>
+      <w:r>
+        <w:rPr>
+          <w:rFonts w:hint="eastAsia" w:ascii="Times New Roman" w:hAnsi="Times New Roman" w:eastAsia="宋体" w:cs="Times New Roman"/>
+          <w:b/>
+          <w:bCs/>
+          <w:kern w:val="0"/>
+          <w:sz w:val="24"/>
+          <w:szCs w:val="28"/>
+        </w:rPr>
+        <w:fldChar w:fldCharType="separate"/>
+      </w:r>
+      <w:r>
+        <w:rPr>
+          <w:rFonts w:ascii="Times New Roman" w:hAnsi="Times New Roman" w:eastAsia="宋体" w:cs="Times New Roman"/>
+          <w:b/>
+          <w:bCs/>
+          <w:kern w:val="0"/>
+          <w:sz w:val="24"/>
+          <w:szCs w:val="28"/>
+        </w:rPr>
+        <w:t>1</w:t>
+      </w:r>
+      <w:r>
+        <w:rPr>
+          <w:rFonts w:hint="eastAsia" w:ascii="Times New Roman" w:hAnsi="Times New Roman" w:eastAsia="宋体" w:cs="Times New Roman"/>
+          <w:b/>
+          <w:bCs/>
+          <w:kern w:val="0"/>
+          <w:sz w:val="24"/>
+          <w:szCs w:val="28"/>
+        </w:rPr>
+        <w:fldChar w:fldCharType="end"/>
+      </w:r>
+      <w:r>
+        <w:rPr>
+          <w:rFonts w:hint="eastAsia" w:ascii="Times New Roman" w:hAnsi="Times New Roman" w:eastAsia="宋体" w:cs="Times New Roman"/>
+          <w:b/>
+          <w:bCs/>
+          <w:kern w:val="0"/>
+          <w:sz w:val="24"/>
+          <w:szCs w:val="28"/>
+        </w:rPr>
+        <w:t xml:space="preserve"> </w:t>
+      </w:r>
+      <w:r>
+        <w:rPr>
+          <w:rFonts w:hint="eastAsia" w:cs="Times New Roman"/>
+          <w:b/>
+          <w:bCs/>
+          <w:kern w:val="0"/>
+          <w:sz w:val="24"/>
+          <w:szCs w:val="28"/>
+          <w:lang w:val="en-US" w:eastAsia="zh-CN"/>
+        </w:rPr>
+        <w:t>WOE编码结果</w:t>
+      </w:r>
+    </w:p>
+    <w:p>
+      <w:pPr>
+        <w:spacing w:line="300" w:lineRule="auto"/>
+        <w:ind w:firstLine="480" w:firstLineChars="200"/>
+        <w:jc w:val="both"/>
+        <w:outlineLvl w:val="9"/>
+        <w:rPr>
+          <w:rFonts w:hint="default" w:cs="Times New Roman"/>
+          <w:kern w:val="0"/>
+          <w:sz w:val="24"/>
+          <w:szCs w:val="28"/>
+          <w:lang w:val="en-US" w:eastAsia="zh-CN"/>
+        </w:rPr>
+      </w:pPr>
+      <w:r>
+        <w:rPr>
+          <w:rFonts w:hint="eastAsia" w:cs="Times New Roman"/>
+          <w:kern w:val="0"/>
+          <w:sz w:val="24"/>
+          <w:szCs w:val="28"/>
+          <w:lang w:val="en-US" w:eastAsia="zh-CN"/>
+        </w:rPr>
+        <w:t>根据结果可以看出，</w:t>
+      </w:r>
+      <w:r>
+        <w:rPr>
+          <w:rFonts w:hint="default" w:cs="Times New Roman"/>
+          <w:kern w:val="0"/>
+          <w:sz w:val="24"/>
+          <w:szCs w:val="28"/>
+          <w:lang w:val="en-US" w:eastAsia="zh-CN"/>
+        </w:rPr>
+        <w:t>贷款目的方面，套现再融资的WOE值为-0.210，显著低于零值，表明该类贷款违约风险最高；无现金再融资的WOE值为+0.398，违约风险最低；购房贷款居于中间。入住状态方面，投资房（+0.588）与第二居所（+0.444）的WOE明显高于自住房（-0.035），反映出投资者和度假房业主的还款能力整体优于以自住为主要目的的借款人。贷款渠道方面，零售渠道的正WOE（+0.039）与经纪渠道的负WOE（-0.086）之间的差异印证了渠道类型与贷款质量之间的关联。房产类型方面，预制房屋的WOE值（-0.112）为五类中最低，违约风险最高；合作公寓的WOE值（+0.646）为最高，但样本极稀疏（仅</w:t>
+      </w:r>
+      <w:r>
+        <w:rPr>
+          <w:rFonts w:hint="eastAsia" w:cs="Times New Roman"/>
+          <w:kern w:val="0"/>
+          <w:sz w:val="24"/>
+          <w:szCs w:val="28"/>
+          <w:lang w:val="en-US" w:eastAsia="zh-CN"/>
+        </w:rPr>
+        <w:t>1787</w:t>
+      </w:r>
+      <w:r>
+        <w:rPr>
+          <w:rFonts w:hint="default" w:cs="Times New Roman"/>
+          <w:kern w:val="0"/>
+          <w:sz w:val="24"/>
+          <w:szCs w:val="28"/>
+          <w:lang w:val="en-US" w:eastAsia="zh-CN"/>
+        </w:rPr>
+        <w:t>笔），其编码值主要靠拉普拉斯平滑支撑。</w:t>
+      </w:r>
+    </w:p>
+    <w:p>
+      <w:pPr>
+        <w:spacing w:line="300" w:lineRule="auto"/>
+        <w:ind w:firstLine="480" w:firstLineChars="200"/>
+        <w:jc w:val="both"/>
+        <w:outlineLvl w:val="9"/>
+        <w:rPr>
+          <w:rFonts w:hint="default" w:cs="Times New Roman"/>
+          <w:kern w:val="0"/>
+          <w:sz w:val="24"/>
+          <w:szCs w:val="28"/>
+          <w:lang w:val="en-US" w:eastAsia="zh-CN"/>
+        </w:rPr>
+      </w:pPr>
+      <w:r>
+        <w:rPr>
+          <w:rFonts w:hint="default" w:cs="Times New Roman"/>
+          <w:kern w:val="0"/>
+          <w:sz w:val="24"/>
+          <w:szCs w:val="28"/>
+          <w:lang w:val="en-US" w:eastAsia="zh-CN"/>
+        </w:rPr>
+        <w:t>州信息方面，54个州/地区的违约率log-odds被封装为单一的State_Default_LogOdds变量，高违约率州</w:t>
+      </w:r>
+      <w:r>
+        <w:rPr>
+          <w:rFonts w:hint="eastAsia" w:cs="Times New Roman"/>
+          <w:kern w:val="0"/>
+          <w:sz w:val="24"/>
+          <w:szCs w:val="28"/>
+          <w:lang w:val="en-US" w:eastAsia="zh-CN"/>
+        </w:rPr>
+        <w:t>的</w:t>
+      </w:r>
+      <w:r>
+        <w:rPr>
+          <w:rFonts w:hint="default" w:cs="Times New Roman"/>
+          <w:kern w:val="0"/>
+          <w:sz w:val="24"/>
+          <w:szCs w:val="28"/>
+          <w:lang w:val="en-US" w:eastAsia="zh-CN"/>
+        </w:rPr>
+        <w:t>佛罗里达</w:t>
+      </w:r>
+      <w:r>
+        <w:rPr>
+          <w:rFonts w:hint="eastAsia" w:cs="Times New Roman"/>
+          <w:kern w:val="0"/>
+          <w:sz w:val="24"/>
+          <w:szCs w:val="28"/>
+          <w:lang w:val="en-US" w:eastAsia="zh-CN"/>
+        </w:rPr>
+        <w:t>（</w:t>
+      </w:r>
+      <w:r>
+        <w:rPr>
+          <w:rFonts w:hint="default" w:cs="Times New Roman"/>
+          <w:kern w:val="0"/>
+          <w:sz w:val="24"/>
+          <w:szCs w:val="28"/>
+          <w:lang w:val="en-US" w:eastAsia="zh-CN"/>
+        </w:rPr>
+        <w:t>log-odds</w:t>
+      </w:r>
+      <w:r>
+        <w:rPr>
+          <w:rFonts w:hint="eastAsia" w:cs="Times New Roman"/>
+          <w:kern w:val="0"/>
+          <w:sz w:val="24"/>
+          <w:szCs w:val="28"/>
+          <w:lang w:val="en-US" w:eastAsia="zh-CN"/>
+        </w:rPr>
+        <w:t>为-</w:t>
+      </w:r>
+      <w:r>
+        <w:rPr>
+          <w:rFonts w:hint="default" w:cs="Times New Roman"/>
+          <w:kern w:val="0"/>
+          <w:sz w:val="24"/>
+          <w:szCs w:val="28"/>
+          <w:lang w:val="en-US" w:eastAsia="zh-CN"/>
+        </w:rPr>
+        <w:t>3.06）取值较高，低违约率州</w:t>
+      </w:r>
+      <w:r>
+        <w:rPr>
+          <w:rFonts w:hint="eastAsia" w:cs="Times New Roman"/>
+          <w:kern w:val="0"/>
+          <w:sz w:val="24"/>
+          <w:szCs w:val="28"/>
+          <w:lang w:val="en-US" w:eastAsia="zh-CN"/>
+        </w:rPr>
+        <w:t>的</w:t>
+      </w:r>
+      <w:r>
+        <w:rPr>
+          <w:rFonts w:hint="default" w:cs="Times New Roman"/>
+          <w:kern w:val="0"/>
+          <w:sz w:val="24"/>
+          <w:szCs w:val="28"/>
+          <w:lang w:val="en-US" w:eastAsia="zh-CN"/>
+        </w:rPr>
+        <w:t>北达科他</w:t>
+      </w:r>
+      <w:r>
+        <w:rPr>
+          <w:rFonts w:hint="eastAsia" w:cs="Times New Roman"/>
+          <w:kern w:val="0"/>
+          <w:sz w:val="24"/>
+          <w:szCs w:val="28"/>
+          <w:lang w:val="en-US" w:eastAsia="zh-CN"/>
+        </w:rPr>
+        <w:t>（</w:t>
+      </w:r>
+      <w:r>
+        <w:rPr>
+          <w:rFonts w:hint="default" w:cs="Times New Roman"/>
+          <w:kern w:val="0"/>
+          <w:sz w:val="24"/>
+          <w:szCs w:val="28"/>
+          <w:lang w:val="en-US" w:eastAsia="zh-CN"/>
+        </w:rPr>
+        <w:t>log-odds</w:t>
+      </w:r>
+      <w:r>
+        <w:rPr>
+          <w:rFonts w:hint="eastAsia" w:cs="Times New Roman"/>
+          <w:kern w:val="0"/>
+          <w:sz w:val="24"/>
+          <w:szCs w:val="28"/>
+          <w:lang w:val="en-US" w:eastAsia="zh-CN"/>
+        </w:rPr>
+        <w:t>为</w:t>
+      </w:r>
+      <w:r>
+        <w:rPr>
+          <w:rFonts w:hint="default" w:cs="Times New Roman"/>
+          <w:kern w:val="0"/>
+          <w:sz w:val="24"/>
+          <w:szCs w:val="28"/>
+          <w:lang w:val="en-US" w:eastAsia="zh-CN"/>
+        </w:rPr>
+        <w:t>-4.02）取值较低。</w:t>
+      </w:r>
+    </w:p>
+    <w:p>
+      <w:pPr>
+        <w:spacing w:line="300" w:lineRule="auto"/>
+        <w:ind w:firstLine="480" w:firstLineChars="200"/>
+        <w:jc w:val="both"/>
+        <w:outlineLvl w:val="9"/>
+        <w:rPr>
+          <w:rFonts w:hint="default" w:cs="Times New Roman"/>
+          <w:kern w:val="0"/>
+          <w:sz w:val="24"/>
+          <w:szCs w:val="28"/>
+          <w:lang w:val="en-US" w:eastAsia="zh-CN"/>
+        </w:rPr>
+      </w:pPr>
+      <w:r>
+        <w:rPr>
+          <w:rFonts w:hint="default" w:cs="Times New Roman"/>
+          <w:kern w:val="0"/>
+          <w:sz w:val="24"/>
+          <w:szCs w:val="28"/>
+          <w:lang w:val="en-US" w:eastAsia="zh-CN"/>
+        </w:rPr>
+        <w:t>首次购房者标识（First_Time_Homebuyer_Flag）虽源自分类型字段，</w:t>
+      </w:r>
+      <w:r>
+        <w:rPr>
+          <w:rFonts w:hint="eastAsia" w:cs="Times New Roman"/>
+          <w:kern w:val="0"/>
+          <w:sz w:val="24"/>
+          <w:szCs w:val="28"/>
+          <w:lang w:val="en-US" w:eastAsia="zh-CN"/>
+        </w:rPr>
+        <w:t>但</w:t>
+      </w:r>
+      <w:r>
+        <w:rPr>
+          <w:rFonts w:hint="default" w:cs="Times New Roman"/>
+          <w:kern w:val="0"/>
+          <w:sz w:val="24"/>
+          <w:szCs w:val="28"/>
+          <w:lang w:val="en-US" w:eastAsia="zh-CN"/>
+        </w:rPr>
+        <w:t>其仅含</w:t>
+      </w:r>
+      <w:r>
+        <w:rPr>
+          <w:rFonts w:hint="eastAsia" w:cs="Times New Roman"/>
+          <w:kern w:val="0"/>
+          <w:sz w:val="24"/>
+          <w:szCs w:val="28"/>
+          <w:lang w:val="en-US" w:eastAsia="zh-CN"/>
+        </w:rPr>
+        <w:t>“</w:t>
+      </w:r>
+      <w:r>
+        <w:rPr>
+          <w:rFonts w:hint="default" w:cs="Times New Roman"/>
+          <w:kern w:val="0"/>
+          <w:sz w:val="24"/>
+          <w:szCs w:val="28"/>
+          <w:lang w:val="en-US" w:eastAsia="zh-CN"/>
+        </w:rPr>
+        <w:t>是否</w:t>
+      </w:r>
+      <w:r>
+        <w:rPr>
+          <w:rFonts w:hint="eastAsia" w:cs="Times New Roman"/>
+          <w:kern w:val="0"/>
+          <w:sz w:val="24"/>
+          <w:szCs w:val="28"/>
+          <w:lang w:val="en-US" w:eastAsia="zh-CN"/>
+        </w:rPr>
+        <w:t>”</w:t>
+      </w:r>
+      <w:r>
+        <w:rPr>
+          <w:rFonts w:hint="default" w:cs="Times New Roman"/>
+          <w:kern w:val="0"/>
+          <w:sz w:val="24"/>
+          <w:szCs w:val="28"/>
+          <w:lang w:val="en-US" w:eastAsia="zh-CN"/>
+        </w:rPr>
+        <w:t>两类，</w:t>
+      </w:r>
+      <w:bookmarkStart w:id="0" w:name="_GoBack"/>
+      <w:bookmarkEnd w:id="0"/>
+      <w:r>
+        <w:rPr>
+          <w:rFonts w:hint="eastAsia" w:cs="Times New Roman"/>
+          <w:kern w:val="0"/>
+          <w:sz w:val="24"/>
+          <w:szCs w:val="28"/>
+          <w:lang w:val="en-US" w:eastAsia="zh-CN"/>
+        </w:rPr>
+        <w:t>因此</w:t>
+      </w:r>
+      <w:r>
+        <w:rPr>
+          <w:rFonts w:hint="default" w:cs="Times New Roman"/>
+          <w:kern w:val="0"/>
+          <w:sz w:val="24"/>
+          <w:szCs w:val="28"/>
+          <w:lang w:val="en-US" w:eastAsia="zh-CN"/>
+        </w:rPr>
+        <w:t>直接保留为单列二值变量</w:t>
+      </w:r>
+      <w:r>
+        <w:rPr>
+          <w:rFonts w:hint="eastAsia" w:cs="Times New Roman"/>
+          <w:kern w:val="0"/>
+          <w:sz w:val="24"/>
+          <w:szCs w:val="28"/>
+          <w:lang w:val="en-US" w:eastAsia="zh-CN"/>
+        </w:rPr>
+        <w:t>，将</w:t>
+      </w:r>
+      <w:r>
+        <w:rPr>
+          <w:rFonts w:hint="default" w:cs="Times New Roman"/>
+          <w:kern w:val="0"/>
+          <w:sz w:val="24"/>
+          <w:szCs w:val="28"/>
+          <w:lang w:val="en-US" w:eastAsia="zh-CN"/>
+        </w:rPr>
+        <w:t>首次购房者</w:t>
+      </w:r>
+      <w:r>
+        <w:rPr>
+          <w:rFonts w:hint="eastAsia" w:cs="Times New Roman"/>
+          <w:kern w:val="0"/>
+          <w:sz w:val="24"/>
+          <w:szCs w:val="28"/>
+          <w:lang w:val="en-US" w:eastAsia="zh-CN"/>
+        </w:rPr>
+        <w:t>的取值记为1</w:t>
+      </w:r>
+      <w:r>
+        <w:rPr>
+          <w:rFonts w:hint="default" w:cs="Times New Roman"/>
+          <w:kern w:val="0"/>
+          <w:sz w:val="24"/>
+          <w:szCs w:val="28"/>
+          <w:lang w:val="en-US" w:eastAsia="zh-CN"/>
+        </w:rPr>
+        <w:t>，非首次购房者</w:t>
+      </w:r>
+      <w:r>
+        <w:rPr>
+          <w:rFonts w:hint="eastAsia" w:cs="Times New Roman"/>
+          <w:kern w:val="0"/>
+          <w:sz w:val="24"/>
+          <w:szCs w:val="28"/>
+          <w:lang w:val="en-US" w:eastAsia="zh-CN"/>
+        </w:rPr>
+        <w:t>的取值记为0</w:t>
+      </w:r>
+      <w:r>
+        <w:rPr>
+          <w:rFonts w:hint="default" w:cs="Times New Roman"/>
+          <w:kern w:val="0"/>
+          <w:sz w:val="24"/>
+          <w:szCs w:val="28"/>
+          <w:lang w:val="en-US" w:eastAsia="zh-CN"/>
+        </w:rPr>
+        <w:t>。</w:t>
+      </w:r>
+    </w:p>
+    <w:p>
+      <w:pPr>
+        <w:spacing w:line="300" w:lineRule="auto"/>
+        <w:ind w:firstLine="480" w:firstLineChars="200"/>
+        <w:jc w:val="both"/>
+        <w:outlineLvl w:val="9"/>
+        <w:rPr>
+          <w:rFonts w:hint="default" w:cs="宋体"/>
+          <w:kern w:val="0"/>
+          <w:sz w:val="24"/>
+          <w:szCs w:val="24"/>
+          <w:lang w:val="en-US" w:eastAsia="zh-CN" w:bidi="ar"/>
+        </w:rPr>
+      </w:pPr>
+      <w:r>
+        <w:rPr>
+          <w:rFonts w:hint="default" w:cs="Times New Roman"/>
+          <w:kern w:val="0"/>
+          <w:sz w:val="24"/>
+          <w:szCs w:val="28"/>
+          <w:lang w:val="en-US" w:eastAsia="zh-CN"/>
+        </w:rPr>
+        <w:t>经上述WOE编码与压缩操作，54列州One-Hot归并为</w:t>
+      </w:r>
+      <w:r>
+        <w:rPr>
+          <w:rFonts w:hint="eastAsia" w:cs="Times New Roman"/>
+          <w:kern w:val="0"/>
+          <w:sz w:val="24"/>
+          <w:szCs w:val="28"/>
+          <w:lang w:val="en-US" w:eastAsia="zh-CN"/>
+        </w:rPr>
+        <w:t>1</w:t>
+      </w:r>
+      <w:r>
+        <w:rPr>
+          <w:rFonts w:hint="default" w:cs="Times New Roman"/>
+          <w:kern w:val="0"/>
+          <w:sz w:val="24"/>
+          <w:szCs w:val="28"/>
+          <w:lang w:val="en-US" w:eastAsia="zh-CN"/>
+        </w:rPr>
+        <w:t>列，14列非州One-Hot</w:t>
+      </w:r>
+      <w:r>
+        <w:rPr>
+          <w:rFonts w:hint="eastAsia" w:cs="Times New Roman"/>
+          <w:kern w:val="0"/>
+          <w:sz w:val="24"/>
+          <w:szCs w:val="28"/>
+          <w:lang w:val="en-US" w:eastAsia="zh-CN"/>
+        </w:rPr>
+        <w:t>列</w:t>
+      </w:r>
+      <w:r>
+        <w:rPr>
+          <w:rFonts w:hint="default" w:cs="Times New Roman"/>
+          <w:kern w:val="0"/>
+          <w:sz w:val="24"/>
+          <w:szCs w:val="28"/>
+          <w:lang w:val="en-US" w:eastAsia="zh-CN"/>
+        </w:rPr>
+        <w:t>归并为</w:t>
+      </w:r>
+      <w:r>
+        <w:rPr>
+          <w:rFonts w:hint="eastAsia" w:cs="Times New Roman"/>
+          <w:kern w:val="0"/>
+          <w:sz w:val="24"/>
+          <w:szCs w:val="28"/>
+          <w:lang w:val="en-US" w:eastAsia="zh-CN"/>
+        </w:rPr>
+        <w:t>4</w:t>
+      </w:r>
+      <w:r>
+        <w:rPr>
+          <w:rFonts w:hint="default" w:cs="Times New Roman"/>
+          <w:kern w:val="0"/>
+          <w:sz w:val="24"/>
+          <w:szCs w:val="28"/>
+          <w:lang w:val="en-US" w:eastAsia="zh-CN"/>
+        </w:rPr>
+        <w:t>列WOE变量与</w:t>
+      </w:r>
+      <w:r>
+        <w:rPr>
+          <w:rFonts w:hint="eastAsia" w:cs="Times New Roman"/>
+          <w:kern w:val="0"/>
+          <w:sz w:val="24"/>
+          <w:szCs w:val="28"/>
+          <w:lang w:val="en-US" w:eastAsia="zh-CN"/>
+        </w:rPr>
+        <w:t>1</w:t>
+      </w:r>
+      <w:r>
+        <w:rPr>
+          <w:rFonts w:hint="default" w:cs="Times New Roman"/>
+          <w:kern w:val="0"/>
+          <w:sz w:val="24"/>
+          <w:szCs w:val="28"/>
+          <w:lang w:val="en-US" w:eastAsia="zh-CN"/>
+        </w:rPr>
+        <w:t>列二值变量。全部预测变量从</w:t>
+      </w:r>
+      <w:r>
+        <w:rPr>
+          <w:rFonts w:hint="eastAsia" w:cs="Times New Roman"/>
+          <w:kern w:val="0"/>
+          <w:sz w:val="24"/>
+          <w:szCs w:val="28"/>
+          <w:lang w:val="en-US" w:eastAsia="zh-CN"/>
+        </w:rPr>
+        <w:t>78</w:t>
+      </w:r>
+      <w:r>
+        <w:rPr>
+          <w:rFonts w:hint="default" w:cs="Times New Roman"/>
+          <w:kern w:val="0"/>
+          <w:sz w:val="24"/>
+          <w:szCs w:val="28"/>
+          <w:lang w:val="en-US" w:eastAsia="zh-CN"/>
+        </w:rPr>
+        <w:t>个降至13个，且均为连续型或二值型，生成器输出维度的骤降为后续条件生成网络的稳定训练提供了低维、信息密集的输入空间。</w:t>
+      </w:r>
+    </w:p>
+    <w:p>
+      <w:pPr>
+        <w:spacing w:line="300" w:lineRule="auto"/>
+        <w:ind w:firstLine="482" w:firstLineChars="200"/>
+        <w:jc w:val="both"/>
+        <w:outlineLvl w:val="9"/>
+        <w:rPr>
+          <w:rFonts w:hint="default" w:cs="宋体"/>
+          <w:b/>
+          <w:bCs/>
+          <w:kern w:val="0"/>
+          <w:sz w:val="24"/>
+          <w:szCs w:val="24"/>
+          <w:lang w:val="en-US" w:eastAsia="zh-CN" w:bidi="ar"/>
+        </w:rPr>
+      </w:pPr>
+      <w:r>
+        <w:rPr>
+          <w:rFonts w:hint="eastAsia" w:cs="宋体"/>
+          <w:b/>
+          <w:bCs/>
+          <w:kern w:val="0"/>
+          <w:sz w:val="24"/>
+          <w:szCs w:val="24"/>
+          <w:lang w:val="en-US" w:eastAsia="zh-CN" w:bidi="ar"/>
+        </w:rPr>
+        <w:t>（3）违约速度标签构建</w:t>
       </w:r>
     </w:p>
     <w:p>
@@ -10095,7 +14421,8 @@
         <w:keepNext w:val="0"/>
         <w:keepLines w:val="0"/>
         <w:pageBreakBefore w:val="0"/>
-        <w:widowControl w:val="0"/>
+        <w:widowControl/>
+        <w:suppressLineNumbers w:val="0"/>
         <w:kinsoku/>
         <w:wordWrap/>
         <w:overflowPunct/>
@@ -10109,17 +14436,372 @@
         <w:ind w:firstLine="480" w:firstLineChars="200"/>
         <w:jc w:val="both"/>
         <w:textAlignment w:val="auto"/>
-        <w:outlineLvl w:val="9"/>
-        <w:rPr>
-          <w:rFonts w:hint="default" w:cs="宋体"/>
+        <w:rPr>
+          <w:rFonts w:ascii="Times New Roman" w:hAnsi="Times New Roman" w:eastAsia="宋体" w:cs="宋体"/>
           <w:kern w:val="0"/>
           <w:sz w:val="24"/>
           <w:szCs w:val="24"/>
           <w:lang w:val="en-US" w:eastAsia="zh-CN" w:bidi="ar"/>
         </w:rPr>
       </w:pPr>
-      <w:bookmarkStart w:id="0" w:name="_GoBack"/>
-      <w:bookmarkEnd w:id="0"/>
+      <w:r>
+        <w:rPr>
+          <w:rFonts w:hint="eastAsia" w:cs="Times New Roman"/>
+          <w:kern w:val="0"/>
+          <w:sz w:val="24"/>
+          <w:szCs w:val="28"/>
+          <w:lang w:val="en-US" w:eastAsia="zh-CN"/>
+        </w:rPr>
+        <w:t>由于2023年Q4至2025年Q2期间的贷款数据观测时间不满足24个月的时长，</w:t>
+      </w:r>
+      <w:r>
+        <w:rPr>
+          <w:rFonts w:ascii="Times New Roman" w:hAnsi="Times New Roman" w:eastAsia="宋体" w:cs="宋体"/>
+          <w:kern w:val="0"/>
+          <w:sz w:val="24"/>
+          <w:szCs w:val="24"/>
+          <w:lang w:val="en-US" w:eastAsia="zh-CN" w:bidi="ar"/>
+        </w:rPr>
+        <w:t>按</w:t>
+      </w:r>
+      <w:r>
+        <w:rPr>
+          <w:rFonts w:hint="eastAsia" w:cs="宋体"/>
+          <w:kern w:val="0"/>
+          <w:sz w:val="24"/>
+          <w:szCs w:val="24"/>
+          <w:lang w:val="en-US" w:eastAsia="zh-CN" w:bidi="ar"/>
+        </w:rPr>
+        <w:t>传统做法应</w:t>
+      </w:r>
+      <w:r>
+        <w:rPr>
+          <w:rFonts w:ascii="Times New Roman" w:hAnsi="Times New Roman" w:eastAsia="宋体" w:cs="宋体"/>
+          <w:kern w:val="0"/>
+          <w:sz w:val="24"/>
+          <w:szCs w:val="24"/>
+          <w:lang w:val="en-US" w:eastAsia="zh-CN" w:bidi="ar"/>
+        </w:rPr>
+        <w:t>直接删除这部分数据，但在其中已有8150条样本已违约，这部分数据全部在发放</w:t>
+      </w:r>
+      <w:r>
+        <w:rPr>
+          <w:rFonts w:hint="eastAsia" w:cs="宋体"/>
+          <w:kern w:val="0"/>
+          <w:sz w:val="24"/>
+          <w:szCs w:val="24"/>
+          <w:lang w:val="en-US" w:eastAsia="zh-CN" w:bidi="ar"/>
+        </w:rPr>
+        <w:t>后</w:t>
+      </w:r>
+      <w:r>
+        <w:rPr>
+          <w:rFonts w:ascii="Times New Roman" w:hAnsi="Times New Roman" w:eastAsia="宋体" w:cs="宋体"/>
+          <w:kern w:val="0"/>
+          <w:sz w:val="24"/>
+          <w:szCs w:val="24"/>
+          <w:lang w:val="en-US" w:eastAsia="zh-CN" w:bidi="ar"/>
+        </w:rPr>
+        <w:t>23个月内触发违约属于</w:t>
+      </w:r>
+      <w:r>
+        <w:rPr>
+          <w:rFonts w:hint="eastAsia" w:cs="宋体"/>
+          <w:kern w:val="0"/>
+          <w:sz w:val="24"/>
+          <w:szCs w:val="24"/>
+          <w:lang w:val="en-US" w:eastAsia="zh-CN" w:bidi="ar"/>
+        </w:rPr>
+        <w:t>“</w:t>
+      </w:r>
+      <w:r>
+        <w:rPr>
+          <w:rFonts w:ascii="Times New Roman" w:hAnsi="Times New Roman" w:eastAsia="宋体" w:cs="宋体"/>
+          <w:kern w:val="0"/>
+          <w:sz w:val="24"/>
+          <w:szCs w:val="24"/>
+          <w:lang w:val="en-US" w:eastAsia="zh-CN" w:bidi="ar"/>
+        </w:rPr>
+        <w:t>快速恶化</w:t>
+      </w:r>
+      <w:r>
+        <w:rPr>
+          <w:rFonts w:hint="eastAsia" w:cs="宋体"/>
+          <w:kern w:val="0"/>
+          <w:sz w:val="24"/>
+          <w:szCs w:val="24"/>
+          <w:lang w:val="en-US" w:eastAsia="zh-CN" w:bidi="ar"/>
+        </w:rPr>
+        <w:t>”</w:t>
+      </w:r>
+      <w:r>
+        <w:rPr>
+          <w:rFonts w:ascii="Times New Roman" w:hAnsi="Times New Roman" w:eastAsia="宋体" w:cs="宋体"/>
+          <w:kern w:val="0"/>
+          <w:sz w:val="24"/>
+          <w:szCs w:val="24"/>
+          <w:lang w:val="en-US" w:eastAsia="zh-CN" w:bidi="ar"/>
+        </w:rPr>
+        <w:t>型高风险样本。传统处理将其丢弃</w:t>
+      </w:r>
+      <w:r>
+        <w:rPr>
+          <w:rFonts w:hint="eastAsia" w:cs="宋体"/>
+          <w:kern w:val="0"/>
+          <w:sz w:val="24"/>
+          <w:szCs w:val="24"/>
+          <w:lang w:val="en-US" w:eastAsia="zh-CN" w:bidi="ar"/>
+        </w:rPr>
+        <w:t>的做法</w:t>
+      </w:r>
+      <w:r>
+        <w:rPr>
+          <w:rFonts w:ascii="Times New Roman" w:hAnsi="Times New Roman" w:eastAsia="宋体" w:cs="宋体"/>
+          <w:kern w:val="0"/>
+          <w:sz w:val="24"/>
+          <w:szCs w:val="24"/>
+          <w:lang w:val="en-US" w:eastAsia="zh-CN" w:bidi="ar"/>
+        </w:rPr>
+        <w:t>，</w:t>
+      </w:r>
+      <w:r>
+        <w:rPr>
+          <w:rFonts w:hint="eastAsia" w:cs="宋体"/>
+          <w:kern w:val="0"/>
+          <w:sz w:val="24"/>
+          <w:szCs w:val="24"/>
+          <w:lang w:val="en-US" w:eastAsia="zh-CN" w:bidi="ar"/>
+        </w:rPr>
+        <w:t>会</w:t>
+      </w:r>
+      <w:r>
+        <w:rPr>
+          <w:rFonts w:ascii="Times New Roman" w:hAnsi="Times New Roman" w:eastAsia="宋体" w:cs="宋体"/>
+          <w:kern w:val="0"/>
+          <w:sz w:val="24"/>
+          <w:szCs w:val="24"/>
+          <w:lang w:val="en-US" w:eastAsia="zh-CN" w:bidi="ar"/>
+        </w:rPr>
+        <w:t>造成信息损失</w:t>
+      </w:r>
+      <w:r>
+        <w:rPr>
+          <w:rFonts w:hint="eastAsia" w:cs="宋体"/>
+          <w:kern w:val="0"/>
+          <w:sz w:val="24"/>
+          <w:szCs w:val="24"/>
+          <w:lang w:val="en-US" w:eastAsia="zh-CN" w:bidi="ar"/>
+        </w:rPr>
+        <w:t>，让</w:t>
+      </w:r>
+      <w:r>
+        <w:rPr>
+          <w:rFonts w:ascii="Times New Roman" w:hAnsi="Times New Roman" w:eastAsia="宋体" w:cs="宋体"/>
+          <w:kern w:val="0"/>
+          <w:sz w:val="24"/>
+          <w:szCs w:val="24"/>
+          <w:lang w:val="en-US" w:eastAsia="zh-CN" w:bidi="ar"/>
+        </w:rPr>
+        <w:t>这些样本所携带的</w:t>
+      </w:r>
+      <w:r>
+        <w:rPr>
+          <w:rFonts w:hint="eastAsia" w:cs="宋体"/>
+          <w:kern w:val="0"/>
+          <w:sz w:val="24"/>
+          <w:szCs w:val="24"/>
+          <w:lang w:val="en-US" w:eastAsia="zh-CN" w:bidi="ar"/>
+        </w:rPr>
+        <w:t>“</w:t>
+      </w:r>
+      <w:r>
+        <w:rPr>
+          <w:rFonts w:ascii="Times New Roman" w:hAnsi="Times New Roman" w:eastAsia="宋体" w:cs="宋体"/>
+          <w:kern w:val="0"/>
+          <w:sz w:val="24"/>
+          <w:szCs w:val="24"/>
+          <w:lang w:val="en-US" w:eastAsia="zh-CN" w:bidi="ar"/>
+        </w:rPr>
+        <w:t>快速违约特征模式</w:t>
+      </w:r>
+      <w:r>
+        <w:rPr>
+          <w:rFonts w:hint="eastAsia" w:cs="宋体"/>
+          <w:kern w:val="0"/>
+          <w:sz w:val="24"/>
+          <w:szCs w:val="24"/>
+          <w:lang w:val="en-US" w:eastAsia="zh-CN" w:bidi="ar"/>
+        </w:rPr>
+        <w:t>”</w:t>
+      </w:r>
+      <w:r>
+        <w:rPr>
+          <w:rFonts w:ascii="Times New Roman" w:hAnsi="Times New Roman" w:eastAsia="宋体" w:cs="宋体"/>
+          <w:kern w:val="0"/>
+          <w:sz w:val="24"/>
+          <w:szCs w:val="24"/>
+          <w:lang w:val="en-US" w:eastAsia="zh-CN" w:bidi="ar"/>
+        </w:rPr>
+        <w:t>未被利用。</w:t>
+      </w:r>
+    </w:p>
+    <w:p>
+      <w:pPr>
+        <w:keepNext w:val="0"/>
+        <w:keepLines w:val="0"/>
+        <w:pageBreakBefore w:val="0"/>
+        <w:widowControl/>
+        <w:suppressLineNumbers w:val="0"/>
+        <w:kinsoku/>
+        <w:wordWrap/>
+        <w:overflowPunct/>
+        <w:topLinePunct w:val="0"/>
+        <w:autoSpaceDE/>
+        <w:autoSpaceDN/>
+        <w:bidi w:val="0"/>
+        <w:adjustRightInd/>
+        <w:snapToGrid/>
+        <w:spacing w:line="300" w:lineRule="auto"/>
+        <w:ind w:firstLine="480" w:firstLineChars="200"/>
+        <w:jc w:val="both"/>
+        <w:textAlignment w:val="auto"/>
+        <w:rPr>
+          <w:rFonts w:hint="eastAsia" w:cs="Times New Roman"/>
+          <w:kern w:val="0"/>
+          <w:sz w:val="24"/>
+          <w:szCs w:val="28"/>
+          <w:lang w:val="en-US" w:eastAsia="zh-CN"/>
+        </w:rPr>
+      </w:pPr>
+      <w:r>
+        <w:rPr>
+          <w:rFonts w:ascii="Times New Roman" w:hAnsi="Times New Roman" w:eastAsia="宋体" w:cs="宋体"/>
+          <w:kern w:val="0"/>
+          <w:sz w:val="24"/>
+          <w:szCs w:val="24"/>
+          <w:lang w:val="en-US" w:eastAsia="zh-CN" w:bidi="ar"/>
+        </w:rPr>
+        <w:t>因此本文将这</w:t>
+      </w:r>
+      <w:r>
+        <w:rPr>
+          <w:rFonts w:hint="eastAsia" w:cs="宋体"/>
+          <w:kern w:val="0"/>
+          <w:sz w:val="24"/>
+          <w:szCs w:val="24"/>
+          <w:lang w:val="en-US" w:eastAsia="zh-CN" w:bidi="ar"/>
+        </w:rPr>
+        <w:t>8150</w:t>
+      </w:r>
+      <w:r>
+        <w:rPr>
+          <w:rFonts w:ascii="Times New Roman" w:hAnsi="Times New Roman" w:eastAsia="宋体" w:cs="宋体"/>
+          <w:kern w:val="0"/>
+          <w:sz w:val="24"/>
+          <w:szCs w:val="24"/>
+          <w:lang w:val="en-US" w:eastAsia="zh-CN" w:bidi="ar"/>
+        </w:rPr>
+        <w:t>笔右删失违约样本单独保留，不作为训练样本直接参与模型拟合</w:t>
+      </w:r>
+      <w:r>
+        <w:rPr>
+          <w:rFonts w:hint="eastAsia" w:cs="宋体"/>
+          <w:kern w:val="0"/>
+          <w:sz w:val="24"/>
+          <w:szCs w:val="24"/>
+          <w:lang w:val="en-US" w:eastAsia="zh-CN" w:bidi="ar"/>
+        </w:rPr>
+        <w:t>。为从中提取违约模式信息，本文首先在2022年第一季度至2023年第三季度34077笔完整观测违约贷款上构建违约速度标签（speed_labe），将首次违约时间不超过12个月的贷款标记为Early Default，speed_labe标签值取1；首次违约时间在13-24个月之间的贷款的标记为Late Default，speed_labe标签值取0。</w:t>
+      </w:r>
+      <w:r>
+        <w:rPr>
+          <w:rFonts w:hint="default" w:cs="Times New Roman"/>
+          <w:kern w:val="0"/>
+          <w:sz w:val="24"/>
+          <w:szCs w:val="28"/>
+          <w:lang w:val="en-US" w:eastAsia="zh-CN"/>
+        </w:rPr>
+        <w:t>统计结果表明，Early Default共</w:t>
+      </w:r>
+      <w:r>
+        <w:rPr>
+          <w:rFonts w:hint="eastAsia" w:cs="Times New Roman"/>
+          <w:kern w:val="0"/>
+          <w:sz w:val="24"/>
+          <w:szCs w:val="28"/>
+          <w:lang w:val="en-US" w:eastAsia="zh-CN"/>
+        </w:rPr>
+        <w:t>1</w:t>
+      </w:r>
+      <w:r>
+        <w:rPr>
+          <w:rFonts w:hint="default" w:cs="Times New Roman"/>
+          <w:kern w:val="0"/>
+          <w:sz w:val="24"/>
+          <w:szCs w:val="28"/>
+          <w:lang w:val="en-US" w:eastAsia="zh-CN"/>
+        </w:rPr>
+        <w:t>3901笔（占40.8%），Late Default共</w:t>
+      </w:r>
+      <w:r>
+        <w:rPr>
+          <w:rFonts w:hint="eastAsia" w:cs="Times New Roman"/>
+          <w:kern w:val="0"/>
+          <w:sz w:val="24"/>
+          <w:szCs w:val="28"/>
+          <w:lang w:val="en-US" w:eastAsia="zh-CN"/>
+        </w:rPr>
+        <w:t>20176</w:t>
+      </w:r>
+      <w:r>
+        <w:rPr>
+          <w:rFonts w:hint="default" w:cs="Times New Roman"/>
+          <w:kern w:val="0"/>
+          <w:sz w:val="24"/>
+          <w:szCs w:val="28"/>
+          <w:lang w:val="en-US" w:eastAsia="zh-CN"/>
+        </w:rPr>
+        <w:t>笔（占59.2%），两类比例约为1:1.45。</w:t>
+      </w:r>
+    </w:p>
+    <w:p>
+      <w:pPr>
+        <w:keepNext w:val="0"/>
+        <w:keepLines w:val="0"/>
+        <w:pageBreakBefore w:val="0"/>
+        <w:widowControl/>
+        <w:suppressLineNumbers w:val="0"/>
+        <w:kinsoku/>
+        <w:wordWrap/>
+        <w:overflowPunct/>
+        <w:topLinePunct w:val="0"/>
+        <w:autoSpaceDE/>
+        <w:autoSpaceDN/>
+        <w:bidi w:val="0"/>
+        <w:adjustRightInd/>
+        <w:snapToGrid/>
+        <w:spacing w:line="300" w:lineRule="auto"/>
+        <w:ind w:firstLine="480" w:firstLineChars="200"/>
+        <w:jc w:val="both"/>
+        <w:textAlignment w:val="auto"/>
+        <w:rPr>
+          <w:rFonts w:hint="default" w:cs="宋体"/>
+          <w:kern w:val="0"/>
+          <w:sz w:val="24"/>
+          <w:szCs w:val="24"/>
+          <w:lang w:val="en-US" w:eastAsia="zh-CN" w:bidi="ar"/>
+        </w:rPr>
+      </w:pPr>
+      <w:r>
+        <w:rPr>
+          <w:rFonts w:hint="eastAsia" w:cs="宋体"/>
+          <w:kern w:val="0"/>
+          <w:sz w:val="24"/>
+          <w:szCs w:val="24"/>
+          <w:lang w:val="en-US" w:eastAsia="zh-CN" w:bidi="ar"/>
+        </w:rPr>
+        <w:t>本文将以这一标签为训练目标，将全部13个预测变量作为输入变量，训练违约速度分类器（speed_clf），学习区分快速恶化与缓慢恶化两类违约模式的特征组合。训练完成后，speed_clf对前述8150笔右删失违约样本进行推断，输出违约倾向得分r，即给定静态特征下该笔贷款属于快速违约模式的后验概率，以此作为后续条件GAN生成器的引导信号。</w:t>
+      </w:r>
     </w:p>
     <w:p>
       <w:pPr>

--- a/开题报告/蒋奕文-开题报告1.0.docx
+++ b/开题报告/蒋奕文-开题报告1.0.docx
@@ -1146,11 +1146,144 @@
     <w:p>
       <w:pPr>
         <w:spacing w:line="300" w:lineRule="auto"/>
+        <w:ind w:firstLine="562" w:firstLineChars="200"/>
+        <w:jc w:val="left"/>
+        <w:outlineLvl w:val="9"/>
+        <w:rPr>
+          <w:rFonts w:hint="eastAsia" w:ascii="Calibri Light" w:hAnsi="Calibri Light" w:eastAsia="宋体" w:cs="Times New Roman"/>
+          <w:b/>
+          <w:bCs/>
+          <w:kern w:val="0"/>
+          <w:sz w:val="28"/>
+          <w:szCs w:val="28"/>
+          <w:lang w:val="en-US" w:eastAsia="zh-CN"/>
+        </w:rPr>
+      </w:pPr>
+      <w:r>
+        <w:rPr>
+          <w:rFonts w:hint="eastAsia" w:ascii="Calibri Light" w:hAnsi="Calibri Light" w:eastAsia="宋体" w:cs="Times New Roman"/>
+          <w:b/>
+          <w:bCs/>
+          <w:kern w:val="0"/>
+          <w:sz w:val="28"/>
+          <w:szCs w:val="28"/>
+          <w:lang w:val="en-US" w:eastAsia="zh-CN"/>
+        </w:rPr>
+        <w:t>（</w:t>
+      </w:r>
+      <w:r>
+        <w:rPr>
+          <w:rFonts w:hint="eastAsia" w:ascii="Calibri Light" w:hAnsi="Calibri Light" w:eastAsia="宋体" w:cs="Times New Roman"/>
+          <w:b/>
+          <w:bCs/>
+          <w:kern w:val="0"/>
+          <w:sz w:val="28"/>
+          <w:szCs w:val="28"/>
+          <w:lang w:val="en-US" w:eastAsia="zh-CN"/>
+        </w:rPr>
+        <w:t>一）不平衡数据集的处理</w:t>
+      </w:r>
+    </w:p>
+    <w:p>
+      <w:pPr>
+        <w:spacing w:line="300" w:lineRule="auto"/>
         <w:ind w:firstLine="480" w:firstLineChars="200"/>
         <w:jc w:val="left"/>
         <w:outlineLvl w:val="9"/>
         <w:rPr>
-          <w:rFonts w:hint="eastAsia" w:ascii="Times New Roman" w:hAnsi="Times New Roman" w:eastAsia="宋体" w:cs="Times New Roman"/>
+          <w:rFonts w:hint="eastAsia" w:cs="Times New Roman"/>
+          <w:kern w:val="0"/>
+          <w:sz w:val="24"/>
+          <w:szCs w:val="28"/>
+          <w:lang w:val="en-US" w:eastAsia="zh-CN"/>
+        </w:rPr>
+      </w:pPr>
+    </w:p>
+    <w:p>
+      <w:pPr>
+        <w:spacing w:line="300" w:lineRule="auto"/>
+        <w:ind w:firstLine="562" w:firstLineChars="200"/>
+        <w:jc w:val="left"/>
+        <w:outlineLvl w:val="9"/>
+        <w:rPr>
+          <w:rFonts w:hint="default" w:ascii="Calibri Light" w:hAnsi="Calibri Light" w:eastAsia="宋体" w:cs="Times New Roman"/>
+          <w:b/>
+          <w:bCs/>
+          <w:kern w:val="0"/>
+          <w:sz w:val="28"/>
+          <w:szCs w:val="28"/>
+          <w:lang w:val="en-US" w:eastAsia="zh-CN"/>
+        </w:rPr>
+      </w:pPr>
+      <w:r>
+        <w:rPr>
+          <w:rFonts w:hint="eastAsia" w:ascii="Calibri Light" w:hAnsi="Calibri Light" w:eastAsia="宋体" w:cs="Times New Roman"/>
+          <w:b/>
+          <w:bCs/>
+          <w:kern w:val="0"/>
+          <w:sz w:val="28"/>
+          <w:szCs w:val="28"/>
+          <w:lang w:val="en-US" w:eastAsia="zh-CN"/>
+        </w:rPr>
+        <w:t>（二）信用风险评估的模型选择</w:t>
+      </w:r>
+    </w:p>
+    <w:p>
+      <w:pPr>
+        <w:spacing w:line="300" w:lineRule="auto"/>
+        <w:ind w:firstLine="480" w:firstLineChars="200"/>
+        <w:jc w:val="left"/>
+        <w:outlineLvl w:val="9"/>
+        <w:rPr>
+          <w:rFonts w:hint="eastAsia" w:cs="Times New Roman"/>
+          <w:kern w:val="0"/>
+          <w:sz w:val="24"/>
+          <w:szCs w:val="28"/>
+          <w:lang w:val="en-US" w:eastAsia="zh-CN"/>
+        </w:rPr>
+      </w:pPr>
+    </w:p>
+    <w:p>
+      <w:pPr>
+        <w:numPr>
+          <w:ilvl w:val="0"/>
+          <w:numId w:val="0"/>
+        </w:numPr>
+        <w:spacing w:line="300" w:lineRule="auto"/>
+        <w:ind w:firstLine="562" w:firstLineChars="200"/>
+        <w:jc w:val="left"/>
+        <w:outlineLvl w:val="1"/>
+        <w:rPr>
+          <w:rFonts w:hint="eastAsia" w:ascii="Calibri Light" w:hAnsi="Calibri Light" w:eastAsia="宋体" w:cs="Times New Roman"/>
+          <w:b/>
+          <w:bCs/>
+          <w:kern w:val="0"/>
+          <w:sz w:val="28"/>
+          <w:szCs w:val="28"/>
+          <w:lang w:val="en-US" w:eastAsia="zh-CN"/>
+        </w:rPr>
+      </w:pPr>
+      <w:r>
+        <w:rPr>
+          <w:rFonts w:hint="eastAsia" w:ascii="Calibri Light" w:hAnsi="Calibri Light" w:eastAsia="宋体" w:cs="Times New Roman"/>
+          <w:b/>
+          <w:bCs/>
+          <w:kern w:val="0"/>
+          <w:sz w:val="28"/>
+          <w:szCs w:val="28"/>
+          <w:lang w:val="en-US" w:eastAsia="zh-CN"/>
+        </w:rPr>
+        <w:t>（三）文献评述</w:t>
+      </w:r>
+    </w:p>
+    <w:p>
+      <w:pPr>
+        <w:spacing w:line="300" w:lineRule="auto"/>
+        <w:ind w:firstLine="480" w:firstLineChars="200"/>
+        <w:jc w:val="left"/>
+        <w:outlineLvl w:val="9"/>
+        <w:rPr>
+          <w:rFonts w:hint="default" w:cs="Times New Roman"/>
           <w:kern w:val="0"/>
           <w:sz w:val="24"/>
           <w:szCs w:val="28"/>
@@ -1190,7 +1323,7 @@
       <w:pPr>
         <w:numPr>
           <w:ilvl w:val="0"/>
-          <w:numId w:val="3"/>
+          <w:numId w:val="0"/>
         </w:numPr>
         <w:spacing w:line="300" w:lineRule="auto"/>
         <w:ind w:firstLine="562" w:firstLineChars="200"/>
@@ -1214,6 +1347,42 @@
           <w:kern w:val="0"/>
           <w:sz w:val="28"/>
           <w:szCs w:val="28"/>
+          <w:lang w:val="en-US" w:eastAsia="zh-CN" w:bidi="ar-SA"/>
+        </w:rPr>
+        <w:t>（</w:t>
+      </w:r>
+      <w:r>
+        <w:rPr>
+          <w:rFonts w:hint="eastAsia" w:ascii="Calibri Light" w:hAnsi="Calibri Light" w:cs="Times New Roman"/>
+          <w:b/>
+          <w:bCs/>
+          <w:kern w:val="0"/>
+          <w:sz w:val="28"/>
+          <w:szCs w:val="28"/>
+          <w:lang w:val="en-US" w:eastAsia="zh-CN" w:bidi="ar-SA"/>
+        </w:rPr>
+        <w:t>一</w:t>
+      </w:r>
+      <w:r>
+        <w:rPr>
+          <w:rFonts w:hint="eastAsia" w:ascii="Calibri Light" w:hAnsi="Calibri Light" w:eastAsia="宋体" w:cs="Times New Roman"/>
+          <w:b/>
+          <w:bCs/>
+          <w:kern w:val="0"/>
+          <w:sz w:val="28"/>
+          <w:szCs w:val="28"/>
+          <w:lang w:val="en-US" w:eastAsia="zh-CN" w:bidi="ar-SA"/>
+        </w:rPr>
+        <w:t>）</w:t>
+      </w:r>
+      <w:r>
+        <w:rPr>
+          <w:rFonts w:hint="eastAsia" w:ascii="Calibri Light" w:hAnsi="Calibri Light" w:eastAsia="宋体" w:cs="Times New Roman"/>
+          <w:b/>
+          <w:bCs/>
+          <w:kern w:val="0"/>
+          <w:sz w:val="28"/>
+          <w:szCs w:val="28"/>
           <w:lang w:val="en-US" w:eastAsia="zh-CN"/>
         </w:rPr>
         <w:t>基本研究思路</w:t>
@@ -1392,7 +1561,7 @@
       <w:pPr>
         <w:numPr>
           <w:ilvl w:val="0"/>
-          <w:numId w:val="3"/>
+          <w:numId w:val="0"/>
         </w:numPr>
         <w:spacing w:line="300" w:lineRule="auto"/>
         <w:ind w:firstLine="562" w:firstLineChars="200"/>
@@ -1408,6 +1577,18 @@
           <w:lang w:val="en-US" w:eastAsia="zh-CN"/>
         </w:rPr>
       </w:pPr>
+      <w:r>
+        <w:rPr>
+          <w:rFonts w:hint="eastAsia" w:ascii="Calibri Light" w:hAnsi="Calibri Light" w:eastAsia="宋体" w:cs="Times New Roman"/>
+          <w:b/>
+          <w:bCs/>
+          <w:kern w:val="0"/>
+          <w:sz w:val="28"/>
+          <w:szCs w:val="28"/>
+          <w:lang w:val="en-US" w:eastAsia="zh-CN" w:bidi="ar-SA"/>
+        </w:rPr>
+        <w:t>（三）</w:t>
+      </w:r>
       <w:r>
         <w:rPr>
           <w:rFonts w:hint="eastAsia" w:ascii="Calibri Light" w:hAnsi="Calibri Light" w:eastAsia="宋体" w:cs="Times New Roman"/>
@@ -3698,6 +3879,22 @@
         <w:gridCol w:w="599"/>
       </w:tblGrid>
       <w:tr>
+        <w:tblPrEx>
+          <w:tblBorders>
+            <w:top w:val="none" w:color="auto" w:sz="0" w:space="0"/>
+            <w:left w:val="none" w:color="auto" w:sz="0" w:space="0"/>
+            <w:bottom w:val="none" w:color="auto" w:sz="0" w:space="0"/>
+            <w:right w:val="none" w:color="auto" w:sz="0" w:space="0"/>
+            <w:insideH w:val="none" w:color="auto" w:sz="0" w:space="0"/>
+            <w:insideV w:val="none" w:color="auto" w:sz="0" w:space="0"/>
+          </w:tblBorders>
+          <w:tblCellMar>
+            <w:top w:w="0" w:type="dxa"/>
+            <w:left w:w="108" w:type="dxa"/>
+            <w:bottom w:w="0" w:type="dxa"/>
+            <w:right w:w="108" w:type="dxa"/>
+          </w:tblCellMar>
+        </w:tblPrEx>
         <w:tc>
           <w:tcPr>
             <w:tcW w:w="7923" w:type="dxa"/>
@@ -4702,12 +4899,6 @@
             <w:insideH w:val="none" w:color="auto" w:sz="0" w:space="0"/>
             <w:insideV w:val="none" w:color="auto" w:sz="0" w:space="0"/>
           </w:tblBorders>
-          <w:tblCellMar>
-            <w:top w:w="0" w:type="dxa"/>
-            <w:left w:w="108" w:type="dxa"/>
-            <w:bottom w:w="0" w:type="dxa"/>
-            <w:right w:w="108" w:type="dxa"/>
-          </w:tblCellMar>
         </w:tblPrEx>
         <w:tc>
           <w:tcPr>
@@ -7582,12 +7773,6 @@
             <w:insideH w:val="none" w:color="auto" w:sz="0" w:space="0"/>
             <w:insideV w:val="none" w:color="auto" w:sz="0" w:space="0"/>
           </w:tblBorders>
-          <w:tblCellMar>
-            <w:top w:w="0" w:type="dxa"/>
-            <w:left w:w="108" w:type="dxa"/>
-            <w:bottom w:w="0" w:type="dxa"/>
-            <w:right w:w="108" w:type="dxa"/>
-          </w:tblCellMar>
         </w:tblPrEx>
         <w:tc>
           <w:tcPr>
@@ -8971,7 +9156,7 @@
       <w:pPr>
         <w:numPr>
           <w:ilvl w:val="0"/>
-          <w:numId w:val="4"/>
+          <w:numId w:val="3"/>
         </w:numPr>
         <w:spacing w:line="300" w:lineRule="auto"/>
         <w:ind w:firstLine="562" w:firstLineChars="200"/>
@@ -9273,7 +9458,7 @@
       <w:pPr>
         <w:numPr>
           <w:ilvl w:val="0"/>
-          <w:numId w:val="5"/>
+          <w:numId w:val="4"/>
         </w:numPr>
         <w:spacing w:line="300" w:lineRule="auto"/>
         <w:ind w:firstLine="562" w:firstLineChars="200"/>
@@ -9379,7 +9564,7 @@
       <w:pPr>
         <w:numPr>
           <w:ilvl w:val="0"/>
-          <w:numId w:val="5"/>
+          <w:numId w:val="4"/>
         </w:numPr>
         <w:spacing w:line="300" w:lineRule="auto"/>
         <w:ind w:firstLine="562" w:firstLineChars="200"/>
@@ -9763,7 +9948,7 @@
       <w:pPr>
         <w:numPr>
           <w:ilvl w:val="0"/>
-          <w:numId w:val="5"/>
+          <w:numId w:val="4"/>
         </w:numPr>
         <w:spacing w:line="300" w:lineRule="auto"/>
         <w:ind w:firstLine="562" w:firstLineChars="200"/>
@@ -9833,43 +10018,33 @@
     </w:p>
     <w:p>
       <w:pPr>
-        <w:keepNext w:val="0"/>
-        <w:keepLines w:val="0"/>
-        <w:pageBreakBefore w:val="0"/>
-        <w:widowControl w:val="0"/>
-        <w:kinsoku/>
-        <w:wordWrap/>
-        <w:overflowPunct/>
-        <w:topLinePunct w:val="0"/>
-        <w:autoSpaceDE/>
-        <w:autoSpaceDN/>
-        <w:bidi w:val="0"/>
-        <w:adjustRightInd/>
-        <w:snapToGrid/>
+        <w:numPr>
+          <w:ilvl w:val="0"/>
+          <w:numId w:val="0"/>
+        </w:numPr>
         <w:spacing w:line="300" w:lineRule="auto"/>
         <w:ind w:firstLine="482" w:firstLineChars="200"/>
-        <w:jc w:val="both"/>
-        <w:textAlignment w:val="auto"/>
-        <w:outlineLvl w:val="9"/>
-        <w:rPr>
-          <w:rFonts w:hint="eastAsia" w:cs="Times New Roman"/>
+        <w:jc w:val="left"/>
+        <w:outlineLvl w:val="2"/>
+        <w:rPr>
+          <w:rFonts w:hint="eastAsia" w:ascii="Times New Roman" w:hAnsi="Times New Roman" w:eastAsia="宋体" w:cs="Times New Roman"/>
           <w:b/>
           <w:bCs/>
           <w:kern w:val="0"/>
           <w:sz w:val="24"/>
           <w:szCs w:val="28"/>
-          <w:lang w:val="en-US" w:eastAsia="zh-CN"/>
-        </w:rPr>
-      </w:pPr>
-      <w:r>
-        <w:rPr>
-          <w:rFonts w:hint="eastAsia" w:cs="Times New Roman"/>
+          <w:lang w:val="en-US" w:eastAsia="zh-CN" w:bidi="ar-SA"/>
+        </w:rPr>
+      </w:pPr>
+      <w:r>
+        <w:rPr>
+          <w:rFonts w:hint="eastAsia" w:ascii="Times New Roman" w:hAnsi="Times New Roman" w:eastAsia="宋体" w:cs="Times New Roman"/>
           <w:b/>
           <w:bCs/>
           <w:kern w:val="0"/>
           <w:sz w:val="24"/>
           <w:szCs w:val="28"/>
-          <w:lang w:val="en-US" w:eastAsia="zh-CN"/>
+          <w:lang w:val="en-US" w:eastAsia="zh-CN" w:bidi="ar-SA"/>
         </w:rPr>
         <w:t>1.数据来源</w:t>
       </w:r>
@@ -9897,34 +10072,38 @@
           <w:szCs w:val="28"/>
           <w:lang w:val="en-US" w:eastAsia="zh-CN" w:bidi="ar-SA"/>
         </w:rPr>
-        <w:t>本文实证分析数据取自房地美（Freddie Mac）公开数据库。房地美作为1970年由美国国会设立的政府支持机构，核心使命是维护住房信贷市场平稳运行。研究采用其发布的单户住宅贷款层级数据集 SFLLD，样本包含贷款初始核发的基础静态指标，以及贷款存续期间每月的还款状态动态数据，数据维度完整，可支撑信贷违约相关实证探究。</w:t>
-      </w:r>
-    </w:p>
-    <w:p>
-      <w:pPr>
+        <w:t>本文实证分析数据取自房地美（Freddie Mac）公开数据库。房地美作为1970年由美国国会设立的政府支持机构，其指责是维护住房信贷市场平稳运行。研究采用其发布的单户住宅贷款层级数据集SFLLD，样本包含贷款初始核发的基础静态指标，以及贷款存续期间每月的还款状态动态数据，数据维度完整，可支撑信贷违约相关实证探究。</w:t>
+      </w:r>
+    </w:p>
+    <w:p>
+      <w:pPr>
+        <w:numPr>
+          <w:ilvl w:val="0"/>
+          <w:numId w:val="0"/>
+        </w:numPr>
         <w:spacing w:line="300" w:lineRule="auto"/>
         <w:ind w:firstLine="482" w:firstLineChars="200"/>
-        <w:jc w:val="both"/>
-        <w:outlineLvl w:val="9"/>
-        <w:rPr>
-          <w:rFonts w:hint="default" w:cs="Times New Roman"/>
+        <w:jc w:val="left"/>
+        <w:outlineLvl w:val="2"/>
+        <w:rPr>
+          <w:rFonts w:hint="default" w:ascii="Times New Roman" w:hAnsi="Times New Roman" w:eastAsia="宋体" w:cs="Times New Roman"/>
           <w:b/>
           <w:bCs/>
           <w:kern w:val="0"/>
           <w:sz w:val="24"/>
           <w:szCs w:val="28"/>
-          <w:lang w:val="en-US" w:eastAsia="zh-CN"/>
-        </w:rPr>
-      </w:pPr>
-      <w:r>
-        <w:rPr>
-          <w:rFonts w:hint="eastAsia" w:cs="Times New Roman"/>
+          <w:lang w:val="en-US" w:eastAsia="zh-CN" w:bidi="ar-SA"/>
+        </w:rPr>
+      </w:pPr>
+      <w:r>
+        <w:rPr>
+          <w:rFonts w:hint="eastAsia" w:ascii="Times New Roman" w:hAnsi="Times New Roman" w:eastAsia="宋体" w:cs="Times New Roman"/>
           <w:b/>
           <w:bCs/>
           <w:kern w:val="0"/>
           <w:sz w:val="24"/>
           <w:szCs w:val="28"/>
-          <w:lang w:val="en-US" w:eastAsia="zh-CN"/>
+          <w:lang w:val="en-US" w:eastAsia="zh-CN" w:bidi="ar-SA"/>
         </w:rPr>
         <w:t>2.变量说明</w:t>
       </w:r>
@@ -12596,57 +12775,35 @@
     </w:tbl>
     <w:p>
       <w:pPr>
-        <w:keepNext w:val="0"/>
-        <w:keepLines w:val="0"/>
-        <w:pageBreakBefore w:val="0"/>
-        <w:widowControl w:val="0"/>
-        <w:kinsoku/>
-        <w:wordWrap/>
-        <w:overflowPunct/>
-        <w:topLinePunct w:val="0"/>
-        <w:autoSpaceDE/>
-        <w:autoSpaceDN/>
-        <w:bidi w:val="0"/>
-        <w:adjustRightInd/>
-        <w:snapToGrid/>
+        <w:numPr>
+          <w:ilvl w:val="0"/>
+          <w:numId w:val="0"/>
+        </w:numPr>
         <w:spacing w:line="300" w:lineRule="auto"/>
         <w:ind w:firstLine="482" w:firstLineChars="200"/>
-        <w:jc w:val="both"/>
-        <w:textAlignment w:val="auto"/>
-        <w:outlineLvl w:val="9"/>
-        <w:rPr>
-          <w:rFonts w:hint="default" w:cs="Times New Roman"/>
+        <w:jc w:val="left"/>
+        <w:outlineLvl w:val="2"/>
+        <w:rPr>
+          <w:rFonts w:hint="default" w:ascii="Times New Roman" w:hAnsi="Times New Roman" w:eastAsia="宋体" w:cs="Times New Roman"/>
           <w:b/>
           <w:bCs/>
           <w:kern w:val="0"/>
           <w:sz w:val="24"/>
           <w:szCs w:val="28"/>
-          <w:lang w:val="en-US" w:eastAsia="zh-CN"/>
-        </w:rPr>
-      </w:pPr>
-      <w:r>
-        <w:rPr>
-          <w:rFonts w:hint="eastAsia" w:cs="Times New Roman"/>
+          <w:lang w:val="en-US" w:eastAsia="zh-CN" w:bidi="ar-SA"/>
+        </w:rPr>
+      </w:pPr>
+      <w:r>
+        <w:rPr>
+          <w:rFonts w:hint="eastAsia" w:ascii="Times New Roman" w:hAnsi="Times New Roman" w:eastAsia="宋体" w:cs="Times New Roman"/>
           <w:b/>
           <w:bCs/>
           <w:kern w:val="0"/>
           <w:sz w:val="24"/>
           <w:szCs w:val="28"/>
-          <w:lang w:val="en-US" w:eastAsia="zh-CN"/>
-        </w:rPr>
-        <w:t>3.</w:t>
-      </w:r>
-      <w:r>
-        <w:rPr>
-          <w:rFonts w:hint="eastAsia" w:cs="宋体"/>
-          <w:b/>
-          <w:bCs/>
-          <w:kern w:val="0"/>
-          <w:sz w:val="24"/>
-          <w:szCs w:val="24"/>
-          <w:lang w:val="en-US" w:eastAsia="zh-CN" w:bidi="ar"/>
-        </w:rPr>
-        <w:t>数据预处理</w:t>
+          <w:lang w:val="en-US" w:eastAsia="zh-CN" w:bidi="ar-SA"/>
+        </w:rPr>
+        <w:t>3.数据预处理</w:t>
       </w:r>
     </w:p>
     <w:p>
@@ -12755,7 +12912,127 @@
           <w:szCs w:val="28"/>
           <w:lang w:val="en-US" w:eastAsia="zh-CN"/>
         </w:rPr>
-        <w:t>在原始数据集中，由于部分数据如按揭保险、</w:t>
+        <w:t>在原始数据集中，由于缺失数据</w:t>
+      </w:r>
+      <w:r>
+        <w:rPr>
+          <w:rFonts w:hint="default" w:cs="Times New Roman"/>
+          <w:kern w:val="0"/>
+          <w:sz w:val="24"/>
+          <w:szCs w:val="28"/>
+          <w:lang w:val="en-US" w:eastAsia="zh-CN"/>
+        </w:rPr>
+        <w:t>并未采用常规空值表征缺失，而是以特定异常数值作为缺失标识，该类缺失具备明确业务属性，</w:t>
+      </w:r>
+      <w:r>
+        <w:rPr>
+          <w:rFonts w:hint="eastAsia" w:cs="Times New Roman"/>
+          <w:kern w:val="0"/>
+          <w:sz w:val="24"/>
+          <w:szCs w:val="28"/>
+          <w:lang w:val="en-US" w:eastAsia="zh-CN"/>
+        </w:rPr>
+        <w:t>因此</w:t>
+      </w:r>
+      <w:r>
+        <w:rPr>
+          <w:rFonts w:hint="default" w:cs="Times New Roman"/>
+          <w:kern w:val="0"/>
+          <w:sz w:val="24"/>
+          <w:szCs w:val="28"/>
+          <w:lang w:val="en-US" w:eastAsia="zh-CN"/>
+        </w:rPr>
+        <w:t>本文将上述异常编码统一替换为0。从业务内涵来看，按揭保险字段标记缺失代表贷款未购置按揭保险；贷款价值比缺失说明不存在次级抵押贷款；债务收入比缺失代表该项信息未统计；房产单元数缺失则判定为场景不适用，0值能够直观对应上述实际业务含义。</w:t>
+      </w:r>
+    </w:p>
+    <w:p>
+      <w:pPr>
+        <w:spacing w:line="300" w:lineRule="auto"/>
+        <w:ind w:firstLine="480" w:firstLineChars="200"/>
+        <w:jc w:val="both"/>
+        <w:outlineLvl w:val="9"/>
+        <w:rPr>
+          <w:rFonts w:hint="default" w:cs="Times New Roman"/>
+          <w:kern w:val="0"/>
+          <w:sz w:val="24"/>
+          <w:szCs w:val="28"/>
+          <w:lang w:val="en-US" w:eastAsia="zh-CN"/>
+        </w:rPr>
+      </w:pPr>
+      <w:r>
+        <w:rPr>
+          <w:rFonts w:hint="default" w:cs="Times New Roman"/>
+          <w:kern w:val="0"/>
+          <w:sz w:val="24"/>
+          <w:szCs w:val="28"/>
+          <w:lang w:val="en-US" w:eastAsia="zh-CN"/>
+        </w:rPr>
+        <w:t>鉴于该类异常编码承载固定业务意义，并非数据记录失误导致的随机缺失。若采用均值、中位数插值</w:t>
+      </w:r>
+      <w:r>
+        <w:rPr>
+          <w:rFonts w:hint="eastAsia" w:cs="Times New Roman"/>
+          <w:kern w:val="0"/>
+          <w:sz w:val="24"/>
+          <w:szCs w:val="28"/>
+          <w:lang w:val="en-US" w:eastAsia="zh-CN"/>
+        </w:rPr>
+        <w:t>等其他插值方式</w:t>
+      </w:r>
+      <w:r>
+        <w:rPr>
+          <w:rFonts w:hint="default" w:cs="Times New Roman"/>
+          <w:kern w:val="0"/>
+          <w:sz w:val="24"/>
+          <w:szCs w:val="28"/>
+          <w:lang w:val="en-US" w:eastAsia="zh-CN"/>
+        </w:rPr>
+        <w:t>填充，会人为生成不存在的信贷指标，篡改样本真实贷款属性，破坏原始数据结构。为留存数据真实信息、避免引入虚假经济特征，本文采用0值填充方式，最大程度还原业务原貌。</w:t>
+      </w:r>
+    </w:p>
+    <w:p>
+      <w:pPr>
+        <w:spacing w:line="300" w:lineRule="auto"/>
+        <w:ind w:firstLine="480" w:firstLineChars="200"/>
+        <w:jc w:val="both"/>
+        <w:outlineLvl w:val="9"/>
+        <w:rPr>
+          <w:rFonts w:hint="default" w:cs="Times New Roman"/>
+          <w:kern w:val="0"/>
+          <w:sz w:val="24"/>
+          <w:szCs w:val="28"/>
+          <w:lang w:val="en-US" w:eastAsia="zh-CN"/>
+        </w:rPr>
+      </w:pPr>
+      <w:r>
+        <w:rPr>
+          <w:rFonts w:hint="default" w:cs="Times New Roman"/>
+          <w:kern w:val="0"/>
+          <w:sz w:val="24"/>
+          <w:szCs w:val="28"/>
+          <w:lang w:val="en-US" w:eastAsia="zh-CN"/>
+        </w:rPr>
+        <w:t>对于Loan_Purpose、First_Time_Homebuyer_Flag等分类变量，数据内空值与数值9缺失标识不作预处理赋值，在</w:t>
+      </w:r>
+      <w:r>
+        <w:rPr>
+          <w:rFonts w:hint="eastAsia" w:cs="Times New Roman"/>
+          <w:kern w:val="0"/>
+          <w:sz w:val="24"/>
+          <w:szCs w:val="28"/>
+          <w:lang w:val="en-US" w:eastAsia="zh-CN"/>
+        </w:rPr>
+        <w:t>后续</w:t>
+      </w:r>
+      <w:r>
+        <w:rPr>
+          <w:rFonts w:hint="default" w:cs="Times New Roman"/>
+          <w:kern w:val="0"/>
+          <w:sz w:val="24"/>
+          <w:szCs w:val="28"/>
+          <w:lang w:val="en-US" w:eastAsia="zh-CN"/>
+        </w:rPr>
+        <w:t>编码过程中单独划分缺失专属类别，完整保留缺失蕴含的信息特征。</w:t>
       </w:r>
     </w:p>
     <w:p>
@@ -13735,7 +14012,7 @@
     <w:p>
       <w:pPr>
         <w:spacing w:line="300" w:lineRule="auto"/>
-        <w:jc w:val="both"/>
+        <w:jc w:val="center"/>
         <w:outlineLvl w:val="9"/>
         <w:rPr>
           <w:rFonts w:hint="default" w:cs="Times New Roman"/>
@@ -13755,8 +14032,8 @@
         </w:rPr>
         <w:drawing>
           <wp:inline distT="0" distB="0" distL="114300" distR="114300">
-            <wp:extent cx="5269865" cy="3849370"/>
-            <wp:effectExtent l="0" t="0" r="6985" b="8255"/>
+            <wp:extent cx="4095750" cy="2992120"/>
+            <wp:effectExtent l="0" t="0" r="0" b="8255"/>
             <wp:docPr id="2" name="图片 2" descr="WOE编码结果"/>
             <wp:cNvGraphicFramePr>
               <a:graphicFrameLocks xmlns:a="http://schemas.openxmlformats.org/drawingml/2006/main" noChangeAspect="1"/>
@@ -13779,7 +14056,7 @@
                   <pic:spPr>
                     <a:xfrm>
                       <a:off x="0" y="0"/>
-                      <a:ext cx="5269865" cy="3849370"/>
+                      <a:ext cx="4095750" cy="2992120"/>
                     </a:xfrm>
                     <a:prstGeom prst="rect">
                       <a:avLst/>
@@ -13911,13 +14188,23 @@
       </w:pPr>
       <w:r>
         <w:rPr>
+          <w:rFonts w:hint="default" w:cs="Times New Roman"/>
+          <w:kern w:val="0"/>
+          <w:sz w:val="24"/>
+          <w:szCs w:val="28"/>
+          <w:lang w:val="en-US" w:eastAsia="zh-CN"/>
+        </w:rPr>
+        <w:t>经上述WOE编码与压缩操作，54列州One-Hot归并为</w:t>
+      </w:r>
+      <w:r>
+        <w:rPr>
           <w:rFonts w:hint="eastAsia" w:cs="Times New Roman"/>
           <w:kern w:val="0"/>
           <w:sz w:val="24"/>
           <w:szCs w:val="28"/>
           <w:lang w:val="en-US" w:eastAsia="zh-CN"/>
         </w:rPr>
-        <w:t>根据结果可以看出，</w:t>
+        <w:t>1</w:t>
       </w:r>
       <w:r>
         <w:rPr>
@@ -13927,7 +14214,7 @@
           <w:szCs w:val="28"/>
           <w:lang w:val="en-US" w:eastAsia="zh-CN"/>
         </w:rPr>
-        <w:t>贷款目的方面，套现再融资的WOE值为-0.210，显著低于零值，表明该类贷款违约风险最高；无现金再融资的WOE值为+0.398，违约风险最低；购房贷款居于中间。入住状态方面，投资房（+0.588）与第二居所（+0.444）的WOE明显高于自住房（-0.035），反映出投资者和度假房业主的还款能力整体优于以自住为主要目的的借款人。贷款渠道方面，零售渠道的正WOE（+0.039）与经纪渠道的负WOE（-0.086）之间的差异印证了渠道类型与贷款质量之间的关联。房产类型方面，预制房屋的WOE值（-0.112）为五类中最低，违约风险最高；合作公寓的WOE值（+0.646）为最高，但样本极稀疏（仅</w:t>
+        <w:t>列，14列非州One-Hot</w:t>
       </w:r>
       <w:r>
         <w:rPr>
@@ -13937,7 +14224,7 @@
           <w:szCs w:val="28"/>
           <w:lang w:val="en-US" w:eastAsia="zh-CN"/>
         </w:rPr>
-        <w:t>1787</w:t>
+        <w:t>列</w:t>
       </w:r>
       <w:r>
         <w:rPr>
@@ -13947,7 +14234,67 @@
           <w:szCs w:val="28"/>
           <w:lang w:val="en-US" w:eastAsia="zh-CN"/>
         </w:rPr>
-        <w:t>笔），其编码值主要靠拉普拉斯平滑支撑。</w:t>
+        <w:t>归并为</w:t>
+      </w:r>
+      <w:r>
+        <w:rPr>
+          <w:rFonts w:hint="eastAsia" w:cs="Times New Roman"/>
+          <w:kern w:val="0"/>
+          <w:sz w:val="24"/>
+          <w:szCs w:val="28"/>
+          <w:lang w:val="en-US" w:eastAsia="zh-CN"/>
+        </w:rPr>
+        <w:t>4</w:t>
+      </w:r>
+      <w:r>
+        <w:rPr>
+          <w:rFonts w:hint="default" w:cs="Times New Roman"/>
+          <w:kern w:val="0"/>
+          <w:sz w:val="24"/>
+          <w:szCs w:val="28"/>
+          <w:lang w:val="en-US" w:eastAsia="zh-CN"/>
+        </w:rPr>
+        <w:t>列WOE变量与</w:t>
+      </w:r>
+      <w:r>
+        <w:rPr>
+          <w:rFonts w:hint="eastAsia" w:cs="Times New Roman"/>
+          <w:kern w:val="0"/>
+          <w:sz w:val="24"/>
+          <w:szCs w:val="28"/>
+          <w:lang w:val="en-US" w:eastAsia="zh-CN"/>
+        </w:rPr>
+        <w:t>1</w:t>
+      </w:r>
+      <w:r>
+        <w:rPr>
+          <w:rFonts w:hint="default" w:cs="Times New Roman"/>
+          <w:kern w:val="0"/>
+          <w:sz w:val="24"/>
+          <w:szCs w:val="28"/>
+          <w:lang w:val="en-US" w:eastAsia="zh-CN"/>
+        </w:rPr>
+        <w:t>列二值变量。全部预测变量从</w:t>
+      </w:r>
+      <w:r>
+        <w:rPr>
+          <w:rFonts w:hint="eastAsia" w:cs="Times New Roman"/>
+          <w:kern w:val="0"/>
+          <w:sz w:val="24"/>
+          <w:szCs w:val="28"/>
+          <w:lang w:val="en-US" w:eastAsia="zh-CN"/>
+        </w:rPr>
+        <w:t>78</w:t>
+      </w:r>
+      <w:r>
+        <w:rPr>
+          <w:rFonts w:hint="default" w:cs="Times New Roman"/>
+          <w:kern w:val="0"/>
+          <w:sz w:val="24"/>
+          <w:szCs w:val="28"/>
+          <w:lang w:val="en-US" w:eastAsia="zh-CN"/>
+        </w:rPr>
+        <w:t>个降至13个，且均为连续型或二值型，生成器输出维度的骤降为后续条件生成网络的稳定训练提供了低维、信息密集的输入空间。</w:t>
       </w:r>
     </w:p>
     <w:p>
@@ -13957,6 +14304,88 @@
         <w:jc w:val="both"/>
         <w:outlineLvl w:val="9"/>
         <w:rPr>
+          <w:rFonts w:hint="eastAsia" w:cs="Times New Roman"/>
+          <w:kern w:val="0"/>
+          <w:sz w:val="24"/>
+          <w:szCs w:val="28"/>
+          <w:lang w:val="en-US" w:eastAsia="zh-CN"/>
+        </w:rPr>
+      </w:pPr>
+      <w:r>
+        <w:rPr>
+          <w:rFonts w:hint="eastAsia" w:cs="Times New Roman"/>
+          <w:kern w:val="0"/>
+          <w:sz w:val="24"/>
+          <w:szCs w:val="28"/>
+          <w:lang w:val="en-US" w:eastAsia="zh-CN"/>
+        </w:rPr>
+        <w:t>同时为为验证WOE编码压缩是否会造成预测信息的实质性损失，本文在原78维和和压缩后13维特征上分别训练XGBoost分类器（超参数保持一致），并在相同的80/20分层划分上进行验证。在三个不同随机种子（42、123、2024）下的分层验证中，78维特征和13维特征的的AUC如图2所示。</w:t>
+      </w:r>
+    </w:p>
+    <w:p>
+      <w:pPr>
+        <w:spacing w:line="300" w:lineRule="auto"/>
+        <w:ind w:firstLine="420" w:firstLineChars="200"/>
+        <w:jc w:val="center"/>
+        <w:outlineLvl w:val="9"/>
+        <w:rPr>
+          <w:rFonts w:hint="eastAsia" w:cs="Times New Roman"/>
+          <w:kern w:val="0"/>
+          <w:sz w:val="24"/>
+          <w:szCs w:val="28"/>
+          <w:lang w:val="en-US" w:eastAsia="zh-CN"/>
+        </w:rPr>
+      </w:pPr>
+      <w:r>
+        <w:drawing>
+          <wp:inline distT="0" distB="0" distL="114300" distR="114300">
+            <wp:extent cx="4686300" cy="2997835"/>
+            <wp:effectExtent l="0" t="0" r="0" b="2540"/>
+            <wp:docPr id="3" name="图片 1"/>
+            <wp:cNvGraphicFramePr>
+              <a:graphicFrameLocks xmlns:a="http://schemas.openxmlformats.org/drawingml/2006/main" noChangeAspect="1"/>
+            </wp:cNvGraphicFramePr>
+            <a:graphic xmlns:a="http://schemas.openxmlformats.org/drawingml/2006/main">
+              <a:graphicData uri="http://schemas.openxmlformats.org/drawingml/2006/picture">
+                <pic:pic xmlns:pic="http://schemas.openxmlformats.org/drawingml/2006/picture">
+                  <pic:nvPicPr>
+                    <pic:cNvPr id="3" name="图片 1"/>
+                    <pic:cNvPicPr>
+                      <a:picLocks noChangeAspect="1"/>
+                    </pic:cNvPicPr>
+                  </pic:nvPicPr>
+                  <pic:blipFill>
+                    <a:blip r:embed="rId5"/>
+                    <a:stretch>
+                      <a:fillRect/>
+                    </a:stretch>
+                  </pic:blipFill>
+                  <pic:spPr>
+                    <a:xfrm>
+                      <a:off x="0" y="0"/>
+                      <a:ext cx="4686300" cy="2997835"/>
+                    </a:xfrm>
+                    <a:prstGeom prst="rect">
+                      <a:avLst/>
+                    </a:prstGeom>
+                    <a:noFill/>
+                    <a:ln>
+                      <a:noFill/>
+                    </a:ln>
+                  </pic:spPr>
+                </pic:pic>
+              </a:graphicData>
+            </a:graphic>
+          </wp:inline>
+        </w:drawing>
+      </w:r>
+    </w:p>
+    <w:p>
+      <w:pPr>
+        <w:spacing w:line="300" w:lineRule="auto"/>
+        <w:ind w:firstLine="482" w:firstLineChars="200"/>
+        <w:jc w:val="center"/>
+        <w:rPr>
           <w:rFonts w:hint="default" w:cs="Times New Roman"/>
           <w:kern w:val="0"/>
           <w:sz w:val="24"/>
@@ -13966,133 +14395,92 @@
       </w:pPr>
       <w:r>
         <w:rPr>
-          <w:rFonts w:hint="default" w:cs="Times New Roman"/>
-          <w:kern w:val="0"/>
-          <w:sz w:val="24"/>
-          <w:szCs w:val="28"/>
-          <w:lang w:val="en-US" w:eastAsia="zh-CN"/>
-        </w:rPr>
-        <w:t>州信息方面，54个州/地区的违约率log-odds被封装为单一的State_Default_LogOdds变量，高违约率州</w:t>
+          <w:rFonts w:hint="eastAsia" w:ascii="Times New Roman" w:hAnsi="Times New Roman" w:eastAsia="宋体" w:cs="Times New Roman"/>
+          <w:b/>
+          <w:bCs/>
+          <w:kern w:val="0"/>
+          <w:sz w:val="24"/>
+          <w:szCs w:val="28"/>
+        </w:rPr>
+        <w:t xml:space="preserve">图 </w:t>
+      </w:r>
+      <w:r>
+        <w:rPr>
+          <w:rFonts w:hint="eastAsia" w:ascii="Times New Roman" w:hAnsi="Times New Roman" w:eastAsia="宋体" w:cs="Times New Roman"/>
+          <w:b/>
+          <w:bCs/>
+          <w:kern w:val="0"/>
+          <w:sz w:val="24"/>
+          <w:szCs w:val="28"/>
+        </w:rPr>
+        <w:fldChar w:fldCharType="begin"/>
+      </w:r>
+      <w:r>
+        <w:rPr>
+          <w:rFonts w:hint="eastAsia" w:ascii="Times New Roman" w:hAnsi="Times New Roman" w:eastAsia="宋体" w:cs="Times New Roman"/>
+          <w:b/>
+          <w:bCs/>
+          <w:kern w:val="0"/>
+          <w:sz w:val="24"/>
+          <w:szCs w:val="28"/>
+        </w:rPr>
+        <w:instrText xml:space="preserve"> SEQ 图 \* ARABIC </w:instrText>
+      </w:r>
+      <w:r>
+        <w:rPr>
+          <w:rFonts w:hint="eastAsia" w:ascii="Times New Roman" w:hAnsi="Times New Roman" w:eastAsia="宋体" w:cs="Times New Roman"/>
+          <w:b/>
+          <w:bCs/>
+          <w:kern w:val="0"/>
+          <w:sz w:val="24"/>
+          <w:szCs w:val="28"/>
+        </w:rPr>
+        <w:fldChar w:fldCharType="separate"/>
+      </w:r>
+      <w:r>
+        <w:rPr>
+          <w:rFonts w:hint="eastAsia" w:ascii="Times New Roman" w:hAnsi="Times New Roman" w:eastAsia="宋体" w:cs="Times New Roman"/>
+          <w:b/>
+          <w:bCs/>
+          <w:kern w:val="0"/>
+          <w:sz w:val="24"/>
+          <w:szCs w:val="28"/>
+        </w:rPr>
+        <w:t>2</w:t>
+      </w:r>
+      <w:r>
+        <w:rPr>
+          <w:rFonts w:hint="eastAsia" w:ascii="Times New Roman" w:hAnsi="Times New Roman" w:eastAsia="宋体" w:cs="Times New Roman"/>
+          <w:b/>
+          <w:bCs/>
+          <w:kern w:val="0"/>
+          <w:sz w:val="24"/>
+          <w:szCs w:val="28"/>
+        </w:rPr>
+        <w:fldChar w:fldCharType="end"/>
+      </w:r>
+      <w:r>
+        <w:rPr>
+          <w:rFonts w:hint="eastAsia" w:ascii="Times New Roman" w:hAnsi="Times New Roman" w:eastAsia="宋体" w:cs="Times New Roman"/>
+          <w:b/>
+          <w:bCs/>
+          <w:kern w:val="0"/>
+          <w:sz w:val="24"/>
+          <w:szCs w:val="28"/>
+        </w:rPr>
+        <w:t xml:space="preserve"> </w:t>
       </w:r>
       <w:r>
         <w:rPr>
           <w:rFonts w:hint="eastAsia" w:cs="Times New Roman"/>
-          <w:kern w:val="0"/>
-          <w:sz w:val="24"/>
-          <w:szCs w:val="28"/>
-          <w:lang w:val="en-US" w:eastAsia="zh-CN"/>
-        </w:rPr>
-        <w:t>的</w:t>
-      </w:r>
-      <w:r>
-        <w:rPr>
-          <w:rFonts w:hint="default" w:cs="Times New Roman"/>
-          <w:kern w:val="0"/>
-          <w:sz w:val="24"/>
-          <w:szCs w:val="28"/>
-          <w:lang w:val="en-US" w:eastAsia="zh-CN"/>
-        </w:rPr>
-        <w:t>佛罗里达</w:t>
-      </w:r>
-      <w:r>
-        <w:rPr>
-          <w:rFonts w:hint="eastAsia" w:cs="Times New Roman"/>
-          <w:kern w:val="0"/>
-          <w:sz w:val="24"/>
-          <w:szCs w:val="28"/>
-          <w:lang w:val="en-US" w:eastAsia="zh-CN"/>
-        </w:rPr>
-        <w:t>（</w:t>
-      </w:r>
-      <w:r>
-        <w:rPr>
-          <w:rFonts w:hint="default" w:cs="Times New Roman"/>
-          <w:kern w:val="0"/>
-          <w:sz w:val="24"/>
-          <w:szCs w:val="28"/>
-          <w:lang w:val="en-US" w:eastAsia="zh-CN"/>
-        </w:rPr>
-        <w:t>log-odds</w:t>
-      </w:r>
-      <w:r>
-        <w:rPr>
-          <w:rFonts w:hint="eastAsia" w:cs="Times New Roman"/>
-          <w:kern w:val="0"/>
-          <w:sz w:val="24"/>
-          <w:szCs w:val="28"/>
-          <w:lang w:val="en-US" w:eastAsia="zh-CN"/>
-        </w:rPr>
-        <w:t>为-</w:t>
-      </w:r>
-      <w:r>
-        <w:rPr>
-          <w:rFonts w:hint="default" w:cs="Times New Roman"/>
-          <w:kern w:val="0"/>
-          <w:sz w:val="24"/>
-          <w:szCs w:val="28"/>
-          <w:lang w:val="en-US" w:eastAsia="zh-CN"/>
-        </w:rPr>
-        <w:t>3.06）取值较高，低违约率州</w:t>
-      </w:r>
-      <w:r>
-        <w:rPr>
-          <w:rFonts w:hint="eastAsia" w:cs="Times New Roman"/>
-          <w:kern w:val="0"/>
-          <w:sz w:val="24"/>
-          <w:szCs w:val="28"/>
-          <w:lang w:val="en-US" w:eastAsia="zh-CN"/>
-        </w:rPr>
-        <w:t>的</w:t>
-      </w:r>
-      <w:r>
-        <w:rPr>
-          <w:rFonts w:hint="default" w:cs="Times New Roman"/>
-          <w:kern w:val="0"/>
-          <w:sz w:val="24"/>
-          <w:szCs w:val="28"/>
-          <w:lang w:val="en-US" w:eastAsia="zh-CN"/>
-        </w:rPr>
-        <w:t>北达科他</w:t>
-      </w:r>
-      <w:r>
-        <w:rPr>
-          <w:rFonts w:hint="eastAsia" w:cs="Times New Roman"/>
-          <w:kern w:val="0"/>
-          <w:sz w:val="24"/>
-          <w:szCs w:val="28"/>
-          <w:lang w:val="en-US" w:eastAsia="zh-CN"/>
-        </w:rPr>
-        <w:t>（</w:t>
-      </w:r>
-      <w:r>
-        <w:rPr>
-          <w:rFonts w:hint="default" w:cs="Times New Roman"/>
-          <w:kern w:val="0"/>
-          <w:sz w:val="24"/>
-          <w:szCs w:val="28"/>
-          <w:lang w:val="en-US" w:eastAsia="zh-CN"/>
-        </w:rPr>
-        <w:t>log-odds</w:t>
-      </w:r>
-      <w:r>
-        <w:rPr>
-          <w:rFonts w:hint="eastAsia" w:cs="Times New Roman"/>
-          <w:kern w:val="0"/>
-          <w:sz w:val="24"/>
-          <w:szCs w:val="28"/>
-          <w:lang w:val="en-US" w:eastAsia="zh-CN"/>
-        </w:rPr>
-        <w:t>为</w:t>
-      </w:r>
-      <w:r>
-        <w:rPr>
-          <w:rFonts w:hint="default" w:cs="Times New Roman"/>
-          <w:kern w:val="0"/>
-          <w:sz w:val="24"/>
-          <w:szCs w:val="28"/>
-          <w:lang w:val="en-US" w:eastAsia="zh-CN"/>
-        </w:rPr>
-        <w:t>-4.02）取值较低。</w:t>
+          <w:b/>
+          <w:bCs/>
+          <w:kern w:val="0"/>
+          <w:sz w:val="24"/>
+          <w:szCs w:val="28"/>
+          <w:lang w:val="en-US" w:eastAsia="zh-CN"/>
+        </w:rPr>
+        <w:t>WOE编码压缩前后分类模型的AUC对比图</w:t>
       </w:r>
     </w:p>
     <w:p>
@@ -14111,280 +14499,13 @@
       </w:pPr>
       <w:r>
         <w:rPr>
-          <w:rFonts w:hint="default" w:cs="Times New Roman"/>
-          <w:kern w:val="0"/>
-          <w:sz w:val="24"/>
-          <w:szCs w:val="28"/>
-          <w:lang w:val="en-US" w:eastAsia="zh-CN"/>
-        </w:rPr>
-        <w:t>首次购房者标识（First_Time_Homebuyer_Flag）虽源自分类型字段，</w:t>
-      </w:r>
-      <w:r>
-        <w:rPr>
           <w:rFonts w:hint="eastAsia" w:cs="Times New Roman"/>
           <w:kern w:val="0"/>
           <w:sz w:val="24"/>
           <w:szCs w:val="28"/>
           <w:lang w:val="en-US" w:eastAsia="zh-CN"/>
         </w:rPr>
-        <w:t>但</w:t>
-      </w:r>
-      <w:r>
-        <w:rPr>
-          <w:rFonts w:hint="default" w:cs="Times New Roman"/>
-          <w:kern w:val="0"/>
-          <w:sz w:val="24"/>
-          <w:szCs w:val="28"/>
-          <w:lang w:val="en-US" w:eastAsia="zh-CN"/>
-        </w:rPr>
-        <w:t>其仅含</w:t>
-      </w:r>
-      <w:r>
-        <w:rPr>
-          <w:rFonts w:hint="eastAsia" w:cs="Times New Roman"/>
-          <w:kern w:val="0"/>
-          <w:sz w:val="24"/>
-          <w:szCs w:val="28"/>
-          <w:lang w:val="en-US" w:eastAsia="zh-CN"/>
-        </w:rPr>
-        <w:t>“</w:t>
-      </w:r>
-      <w:r>
-        <w:rPr>
-          <w:rFonts w:hint="default" w:cs="Times New Roman"/>
-          <w:kern w:val="0"/>
-          <w:sz w:val="24"/>
-          <w:szCs w:val="28"/>
-          <w:lang w:val="en-US" w:eastAsia="zh-CN"/>
-        </w:rPr>
-        <w:t>是否</w:t>
-      </w:r>
-      <w:r>
-        <w:rPr>
-          <w:rFonts w:hint="eastAsia" w:cs="Times New Roman"/>
-          <w:kern w:val="0"/>
-          <w:sz w:val="24"/>
-          <w:szCs w:val="28"/>
-          <w:lang w:val="en-US" w:eastAsia="zh-CN"/>
-        </w:rPr>
-        <w:t>”</w:t>
-      </w:r>
-      <w:r>
-        <w:rPr>
-          <w:rFonts w:hint="default" w:cs="Times New Roman"/>
-          <w:kern w:val="0"/>
-          <w:sz w:val="24"/>
-          <w:szCs w:val="28"/>
-          <w:lang w:val="en-US" w:eastAsia="zh-CN"/>
-        </w:rPr>
-        <w:t>两类，</w:t>
-      </w:r>
-      <w:bookmarkStart w:id="0" w:name="_GoBack"/>
-      <w:bookmarkEnd w:id="0"/>
-      <w:r>
-        <w:rPr>
-          <w:rFonts w:hint="eastAsia" w:cs="Times New Roman"/>
-          <w:kern w:val="0"/>
-          <w:sz w:val="24"/>
-          <w:szCs w:val="28"/>
-          <w:lang w:val="en-US" w:eastAsia="zh-CN"/>
-        </w:rPr>
-        <w:t>因此</w:t>
-      </w:r>
-      <w:r>
-        <w:rPr>
-          <w:rFonts w:hint="default" w:cs="Times New Roman"/>
-          <w:kern w:val="0"/>
-          <w:sz w:val="24"/>
-          <w:szCs w:val="28"/>
-          <w:lang w:val="en-US" w:eastAsia="zh-CN"/>
-        </w:rPr>
-        <w:t>直接保留为单列二值变量</w:t>
-      </w:r>
-      <w:r>
-        <w:rPr>
-          <w:rFonts w:hint="eastAsia" w:cs="Times New Roman"/>
-          <w:kern w:val="0"/>
-          <w:sz w:val="24"/>
-          <w:szCs w:val="28"/>
-          <w:lang w:val="en-US" w:eastAsia="zh-CN"/>
-        </w:rPr>
-        <w:t>，将</w:t>
-      </w:r>
-      <w:r>
-        <w:rPr>
-          <w:rFonts w:hint="default" w:cs="Times New Roman"/>
-          <w:kern w:val="0"/>
-          <w:sz w:val="24"/>
-          <w:szCs w:val="28"/>
-          <w:lang w:val="en-US" w:eastAsia="zh-CN"/>
-        </w:rPr>
-        <w:t>首次购房者</w:t>
-      </w:r>
-      <w:r>
-        <w:rPr>
-          <w:rFonts w:hint="eastAsia" w:cs="Times New Roman"/>
-          <w:kern w:val="0"/>
-          <w:sz w:val="24"/>
-          <w:szCs w:val="28"/>
-          <w:lang w:val="en-US" w:eastAsia="zh-CN"/>
-        </w:rPr>
-        <w:t>的取值记为1</w:t>
-      </w:r>
-      <w:r>
-        <w:rPr>
-          <w:rFonts w:hint="default" w:cs="Times New Roman"/>
-          <w:kern w:val="0"/>
-          <w:sz w:val="24"/>
-          <w:szCs w:val="28"/>
-          <w:lang w:val="en-US" w:eastAsia="zh-CN"/>
-        </w:rPr>
-        <w:t>，非首次购房者</w:t>
-      </w:r>
-      <w:r>
-        <w:rPr>
-          <w:rFonts w:hint="eastAsia" w:cs="Times New Roman"/>
-          <w:kern w:val="0"/>
-          <w:sz w:val="24"/>
-          <w:szCs w:val="28"/>
-          <w:lang w:val="en-US" w:eastAsia="zh-CN"/>
-        </w:rPr>
-        <w:t>的取值记为0</w:t>
-      </w:r>
-      <w:r>
-        <w:rPr>
-          <w:rFonts w:hint="default" w:cs="Times New Roman"/>
-          <w:kern w:val="0"/>
-          <w:sz w:val="24"/>
-          <w:szCs w:val="28"/>
-          <w:lang w:val="en-US" w:eastAsia="zh-CN"/>
-        </w:rPr>
-        <w:t>。</w:t>
-      </w:r>
-    </w:p>
-    <w:p>
-      <w:pPr>
-        <w:spacing w:line="300" w:lineRule="auto"/>
-        <w:ind w:firstLine="480" w:firstLineChars="200"/>
-        <w:jc w:val="both"/>
-        <w:outlineLvl w:val="9"/>
-        <w:rPr>
-          <w:rFonts w:hint="default" w:cs="宋体"/>
-          <w:kern w:val="0"/>
-          <w:sz w:val="24"/>
-          <w:szCs w:val="24"/>
-          <w:lang w:val="en-US" w:eastAsia="zh-CN" w:bidi="ar"/>
-        </w:rPr>
-      </w:pPr>
-      <w:r>
-        <w:rPr>
-          <w:rFonts w:hint="default" w:cs="Times New Roman"/>
-          <w:kern w:val="0"/>
-          <w:sz w:val="24"/>
-          <w:szCs w:val="28"/>
-          <w:lang w:val="en-US" w:eastAsia="zh-CN"/>
-        </w:rPr>
-        <w:t>经上述WOE编码与压缩操作，54列州One-Hot归并为</w:t>
-      </w:r>
-      <w:r>
-        <w:rPr>
-          <w:rFonts w:hint="eastAsia" w:cs="Times New Roman"/>
-          <w:kern w:val="0"/>
-          <w:sz w:val="24"/>
-          <w:szCs w:val="28"/>
-          <w:lang w:val="en-US" w:eastAsia="zh-CN"/>
-        </w:rPr>
-        <w:t>1</w:t>
-      </w:r>
-      <w:r>
-        <w:rPr>
-          <w:rFonts w:hint="default" w:cs="Times New Roman"/>
-          <w:kern w:val="0"/>
-          <w:sz w:val="24"/>
-          <w:szCs w:val="28"/>
-          <w:lang w:val="en-US" w:eastAsia="zh-CN"/>
-        </w:rPr>
-        <w:t>列，14列非州One-Hot</w:t>
-      </w:r>
-      <w:r>
-        <w:rPr>
-          <w:rFonts w:hint="eastAsia" w:cs="Times New Roman"/>
-          <w:kern w:val="0"/>
-          <w:sz w:val="24"/>
-          <w:szCs w:val="28"/>
-          <w:lang w:val="en-US" w:eastAsia="zh-CN"/>
-        </w:rPr>
-        <w:t>列</w:t>
-      </w:r>
-      <w:r>
-        <w:rPr>
-          <w:rFonts w:hint="default" w:cs="Times New Roman"/>
-          <w:kern w:val="0"/>
-          <w:sz w:val="24"/>
-          <w:szCs w:val="28"/>
-          <w:lang w:val="en-US" w:eastAsia="zh-CN"/>
-        </w:rPr>
-        <w:t>归并为</w:t>
-      </w:r>
-      <w:r>
-        <w:rPr>
-          <w:rFonts w:hint="eastAsia" w:cs="Times New Roman"/>
-          <w:kern w:val="0"/>
-          <w:sz w:val="24"/>
-          <w:szCs w:val="28"/>
-          <w:lang w:val="en-US" w:eastAsia="zh-CN"/>
-        </w:rPr>
-        <w:t>4</w:t>
-      </w:r>
-      <w:r>
-        <w:rPr>
-          <w:rFonts w:hint="default" w:cs="Times New Roman"/>
-          <w:kern w:val="0"/>
-          <w:sz w:val="24"/>
-          <w:szCs w:val="28"/>
-          <w:lang w:val="en-US" w:eastAsia="zh-CN"/>
-        </w:rPr>
-        <w:t>列WOE变量与</w:t>
-      </w:r>
-      <w:r>
-        <w:rPr>
-          <w:rFonts w:hint="eastAsia" w:cs="Times New Roman"/>
-          <w:kern w:val="0"/>
-          <w:sz w:val="24"/>
-          <w:szCs w:val="28"/>
-          <w:lang w:val="en-US" w:eastAsia="zh-CN"/>
-        </w:rPr>
-        <w:t>1</w:t>
-      </w:r>
-      <w:r>
-        <w:rPr>
-          <w:rFonts w:hint="default" w:cs="Times New Roman"/>
-          <w:kern w:val="0"/>
-          <w:sz w:val="24"/>
-          <w:szCs w:val="28"/>
-          <w:lang w:val="en-US" w:eastAsia="zh-CN"/>
-        </w:rPr>
-        <w:t>列二值变量。全部预测变量从</w:t>
-      </w:r>
-      <w:r>
-        <w:rPr>
-          <w:rFonts w:hint="eastAsia" w:cs="Times New Roman"/>
-          <w:kern w:val="0"/>
-          <w:sz w:val="24"/>
-          <w:szCs w:val="28"/>
-          <w:lang w:val="en-US" w:eastAsia="zh-CN"/>
-        </w:rPr>
-        <w:t>78</w:t>
-      </w:r>
-      <w:r>
-        <w:rPr>
-          <w:rFonts w:hint="default" w:cs="Times New Roman"/>
-          <w:kern w:val="0"/>
-          <w:sz w:val="24"/>
-          <w:szCs w:val="28"/>
-          <w:lang w:val="en-US" w:eastAsia="zh-CN"/>
-        </w:rPr>
-        <w:t>个降至13个，且均为连续型或二值型，生成器输出维度的骤降为后续条件生成网络的稳定训练提供了低维、信息密集的输入空间。</w:t>
+        <w:t>由图可知，两者的平均差异不足0.0002，属于随机波动范围，不存在统计显著差异，该结果可以证明13维特征集在降维的前提下完整保留了78维原始特征的区分能力，可以用于后续的模型训练与预测。</w:t>
       </w:r>
     </w:p>
     <w:p>
@@ -14785,7 +14906,7 @@
         <w:jc w:val="both"/>
         <w:textAlignment w:val="auto"/>
         <w:rPr>
-          <w:rFonts w:hint="default" w:cs="宋体"/>
+          <w:rFonts w:hint="eastAsia" w:cs="宋体"/>
           <w:kern w:val="0"/>
           <w:sz w:val="24"/>
           <w:szCs w:val="24"/>
@@ -14801,6 +14922,475 @@
           <w:lang w:val="en-US" w:eastAsia="zh-CN" w:bidi="ar"/>
         </w:rPr>
         <w:t>本文将以这一标签为训练目标，将全部13个预测变量作为输入变量，训练违约速度分类器（speed_clf），学习区分快速恶化与缓慢恶化两类违约模式的特征组合。训练完成后，speed_clf对前述8150笔右删失违约样本进行推断，输出违约倾向得分r，即给定静态特征下该笔贷款属于快速违约模式的后验概率，以此作为后续条件GAN生成器的引导信号。</w:t>
+      </w:r>
+    </w:p>
+    <w:p>
+      <w:pPr>
+        <w:numPr>
+          <w:ilvl w:val="0"/>
+          <w:numId w:val="0"/>
+        </w:numPr>
+        <w:spacing w:line="300" w:lineRule="auto"/>
+        <w:ind w:firstLine="482" w:firstLineChars="200"/>
+        <w:jc w:val="left"/>
+        <w:outlineLvl w:val="2"/>
+        <w:rPr>
+          <w:rFonts w:hint="eastAsia" w:ascii="Times New Roman" w:hAnsi="Times New Roman" w:eastAsia="宋体" w:cs="Times New Roman"/>
+          <w:b/>
+          <w:bCs/>
+          <w:kern w:val="0"/>
+          <w:sz w:val="24"/>
+          <w:szCs w:val="28"/>
+          <w:lang w:val="en-US" w:eastAsia="zh-CN" w:bidi="ar-SA"/>
+        </w:rPr>
+      </w:pPr>
+      <w:r>
+        <w:rPr>
+          <w:rFonts w:hint="eastAsia" w:ascii="Times New Roman" w:hAnsi="Times New Roman" w:eastAsia="宋体" w:cs="Times New Roman"/>
+          <w:b/>
+          <w:bCs/>
+          <w:kern w:val="0"/>
+          <w:sz w:val="24"/>
+          <w:szCs w:val="28"/>
+          <w:lang w:val="en-US" w:eastAsia="zh-CN" w:bidi="ar-SA"/>
+        </w:rPr>
+        <w:t>4.样本划分</w:t>
+      </w:r>
+    </w:p>
+    <w:p>
+      <w:pPr>
+        <w:keepNext w:val="0"/>
+        <w:keepLines w:val="0"/>
+        <w:pageBreakBefore w:val="0"/>
+        <w:widowControl/>
+        <w:suppressLineNumbers w:val="0"/>
+        <w:kinsoku/>
+        <w:wordWrap/>
+        <w:overflowPunct/>
+        <w:topLinePunct w:val="0"/>
+        <w:autoSpaceDE/>
+        <w:autoSpaceDN/>
+        <w:bidi w:val="0"/>
+        <w:adjustRightInd/>
+        <w:snapToGrid/>
+        <w:spacing w:line="300" w:lineRule="auto"/>
+        <w:ind w:firstLine="480" w:firstLineChars="200"/>
+        <w:jc w:val="both"/>
+        <w:textAlignment w:val="auto"/>
+        <w:rPr>
+          <w:rFonts w:ascii="Times New Roman" w:hAnsi="Times New Roman" w:eastAsia="宋体" w:cs="宋体"/>
+          <w:kern w:val="0"/>
+          <w:sz w:val="24"/>
+          <w:szCs w:val="24"/>
+          <w:lang w:val="en-US" w:eastAsia="zh-CN" w:bidi="ar"/>
+        </w:rPr>
+      </w:pPr>
+      <w:r>
+        <w:rPr>
+          <w:rFonts w:ascii="Times New Roman" w:hAnsi="Times New Roman" w:eastAsia="宋体" w:cs="宋体"/>
+          <w:kern w:val="0"/>
+          <w:sz w:val="24"/>
+          <w:szCs w:val="24"/>
+          <w:lang w:val="en-US" w:eastAsia="zh-CN" w:bidi="ar"/>
+        </w:rPr>
+        <w:t>在样本划分上，</w:t>
+      </w:r>
+      <w:r>
+        <w:rPr>
+          <w:rFonts w:hint="eastAsia" w:cs="宋体"/>
+          <w:kern w:val="0"/>
+          <w:sz w:val="24"/>
+          <w:szCs w:val="24"/>
+          <w:lang w:val="en-US" w:eastAsia="zh-CN" w:bidi="ar"/>
+        </w:rPr>
+        <w:t>本文</w:t>
+      </w:r>
+      <w:r>
+        <w:rPr>
+          <w:rFonts w:ascii="Times New Roman" w:hAnsi="Times New Roman" w:eastAsia="宋体" w:cs="宋体"/>
+          <w:kern w:val="0"/>
+          <w:sz w:val="24"/>
+          <w:szCs w:val="24"/>
+          <w:lang w:val="en-US" w:eastAsia="zh-CN" w:bidi="ar"/>
+        </w:rPr>
+        <w:t>遵循两层独立划分</w:t>
+      </w:r>
+      <w:r>
+        <w:rPr>
+          <w:rFonts w:hint="eastAsia" w:cs="宋体"/>
+          <w:kern w:val="0"/>
+          <w:sz w:val="24"/>
+          <w:szCs w:val="24"/>
+          <w:lang w:val="en-US" w:eastAsia="zh-CN" w:bidi="ar"/>
+        </w:rPr>
+        <w:t>规则展开：</w:t>
+      </w:r>
+    </w:p>
+    <w:p>
+      <w:pPr>
+        <w:keepNext w:val="0"/>
+        <w:keepLines w:val="0"/>
+        <w:pageBreakBefore w:val="0"/>
+        <w:widowControl/>
+        <w:suppressLineNumbers w:val="0"/>
+        <w:kinsoku/>
+        <w:wordWrap/>
+        <w:overflowPunct/>
+        <w:topLinePunct w:val="0"/>
+        <w:autoSpaceDE/>
+        <w:autoSpaceDN/>
+        <w:bidi w:val="0"/>
+        <w:adjustRightInd/>
+        <w:snapToGrid/>
+        <w:spacing w:line="300" w:lineRule="auto"/>
+        <w:ind w:firstLine="480" w:firstLineChars="200"/>
+        <w:jc w:val="both"/>
+        <w:textAlignment w:val="auto"/>
+        <w:rPr>
+          <w:rFonts w:ascii="Times New Roman" w:hAnsi="Times New Roman" w:eastAsia="宋体" w:cs="宋体"/>
+          <w:kern w:val="0"/>
+          <w:sz w:val="24"/>
+          <w:szCs w:val="24"/>
+          <w:lang w:val="en-US" w:eastAsia="zh-CN" w:bidi="ar"/>
+        </w:rPr>
+      </w:pPr>
+      <w:r>
+        <w:rPr>
+          <w:rFonts w:ascii="Times New Roman" w:hAnsi="Times New Roman" w:eastAsia="宋体" w:cs="宋体"/>
+          <w:kern w:val="0"/>
+          <w:sz w:val="24"/>
+          <w:szCs w:val="24"/>
+          <w:lang w:val="en-US" w:eastAsia="zh-CN" w:bidi="ar"/>
+        </w:rPr>
+        <w:t>第一层</w:t>
+      </w:r>
+      <w:r>
+        <w:rPr>
+          <w:rFonts w:hint="eastAsia" w:cs="宋体"/>
+          <w:kern w:val="0"/>
+          <w:sz w:val="24"/>
+          <w:szCs w:val="24"/>
+          <w:lang w:val="en-US" w:eastAsia="zh-CN" w:bidi="ar"/>
+        </w:rPr>
+        <w:t>为</w:t>
+      </w:r>
+      <w:r>
+        <w:rPr>
+          <w:rFonts w:ascii="宋体" w:hAnsi="宋体" w:eastAsia="宋体" w:cs="宋体"/>
+          <w:sz w:val="24"/>
+          <w:szCs w:val="24"/>
+        </w:rPr>
+        <w:t>对抗生成网络数据生成阶段</w:t>
+      </w:r>
+      <w:r>
+        <w:rPr>
+          <w:rFonts w:hint="eastAsia" w:cs="宋体"/>
+          <w:kern w:val="0"/>
+          <w:sz w:val="24"/>
+          <w:szCs w:val="24"/>
+          <w:lang w:val="en-US" w:eastAsia="zh-CN" w:bidi="ar"/>
+        </w:rPr>
+        <w:t>，这一阶段</w:t>
+      </w:r>
+      <w:r>
+        <w:rPr>
+          <w:rFonts w:ascii="Times New Roman" w:hAnsi="Times New Roman" w:eastAsia="宋体" w:cs="宋体"/>
+          <w:kern w:val="0"/>
+          <w:sz w:val="24"/>
+          <w:szCs w:val="24"/>
+          <w:lang w:val="en-US" w:eastAsia="zh-CN" w:bidi="ar"/>
+        </w:rPr>
+        <w:t>将</w:t>
+      </w:r>
+      <w:r>
+        <w:rPr>
+          <w:rFonts w:hint="eastAsia" w:cs="宋体"/>
+          <w:kern w:val="0"/>
+          <w:sz w:val="24"/>
+          <w:szCs w:val="24"/>
+          <w:lang w:val="en-US" w:eastAsia="zh-CN" w:bidi="ar"/>
+        </w:rPr>
+        <w:t>全量的</w:t>
+      </w:r>
+      <w:r>
+        <w:rPr>
+          <w:rFonts w:ascii="Times New Roman" w:hAnsi="Times New Roman" w:eastAsia="宋体" w:cs="宋体"/>
+          <w:kern w:val="0"/>
+          <w:sz w:val="24"/>
+          <w:szCs w:val="24"/>
+          <w:lang w:val="en-US" w:eastAsia="zh-CN" w:bidi="ar"/>
+        </w:rPr>
+        <w:t>观测数据按8:2</w:t>
+      </w:r>
+      <w:r>
+        <w:rPr>
+          <w:rFonts w:hint="eastAsia" w:cs="宋体"/>
+          <w:kern w:val="0"/>
+          <w:sz w:val="24"/>
+          <w:szCs w:val="24"/>
+          <w:lang w:val="en-US" w:eastAsia="zh-CN" w:bidi="ar"/>
+        </w:rPr>
+        <w:t>的比例进行</w:t>
+      </w:r>
+      <w:r>
+        <w:rPr>
+          <w:rFonts w:ascii="Times New Roman" w:hAnsi="Times New Roman" w:eastAsia="宋体" w:cs="宋体"/>
+          <w:kern w:val="0"/>
+          <w:sz w:val="24"/>
+          <w:szCs w:val="24"/>
+          <w:lang w:val="en-US" w:eastAsia="zh-CN" w:bidi="ar"/>
+        </w:rPr>
+        <w:t>随机划分</w:t>
+      </w:r>
+      <w:r>
+        <w:rPr>
+          <w:rFonts w:hint="eastAsia" w:cs="宋体"/>
+          <w:kern w:val="0"/>
+          <w:sz w:val="24"/>
+          <w:szCs w:val="24"/>
+          <w:lang w:val="en-US" w:eastAsia="zh-CN" w:bidi="ar"/>
+        </w:rPr>
+        <w:t>，分别作为</w:t>
+      </w:r>
+      <w:r>
+        <w:rPr>
+          <w:rFonts w:ascii="Times New Roman" w:hAnsi="Times New Roman" w:eastAsia="宋体" w:cs="宋体"/>
+          <w:kern w:val="0"/>
+          <w:sz w:val="24"/>
+          <w:szCs w:val="24"/>
+          <w:lang w:val="en-US" w:eastAsia="zh-CN" w:bidi="ar"/>
+        </w:rPr>
+        <w:t>为GAN训练集和GAN验证集</w:t>
+      </w:r>
+      <w:r>
+        <w:rPr>
+          <w:rFonts w:hint="eastAsia" w:cs="宋体"/>
+          <w:kern w:val="0"/>
+          <w:sz w:val="24"/>
+          <w:szCs w:val="24"/>
+          <w:lang w:val="en-US" w:eastAsia="zh-CN" w:bidi="ar"/>
+        </w:rPr>
+        <w:t>，其中</w:t>
+      </w:r>
+      <w:r>
+        <w:rPr>
+          <w:rFonts w:ascii="Times New Roman" w:hAnsi="Times New Roman" w:eastAsia="宋体" w:cs="宋体"/>
+          <w:kern w:val="0"/>
+          <w:sz w:val="24"/>
+          <w:szCs w:val="24"/>
+          <w:lang w:val="en-US" w:eastAsia="zh-CN" w:bidi="ar"/>
+        </w:rPr>
+        <w:t>GAN训练集用于训练生成器及生成合</w:t>
+      </w:r>
+      <w:bookmarkStart w:id="0" w:name="_GoBack"/>
+      <w:bookmarkEnd w:id="0"/>
+      <w:r>
+        <w:rPr>
+          <w:rFonts w:ascii="Times New Roman" w:hAnsi="Times New Roman" w:eastAsia="宋体" w:cs="宋体"/>
+          <w:kern w:val="0"/>
+          <w:sz w:val="24"/>
+          <w:szCs w:val="24"/>
+          <w:lang w:val="en-US" w:eastAsia="zh-CN" w:bidi="ar"/>
+        </w:rPr>
+        <w:t>成样本</w:t>
+      </w:r>
+      <w:r>
+        <w:rPr>
+          <w:rFonts w:hint="eastAsia" w:cs="宋体"/>
+          <w:kern w:val="0"/>
+          <w:sz w:val="24"/>
+          <w:szCs w:val="24"/>
+          <w:lang w:val="en-US" w:eastAsia="zh-CN" w:bidi="ar"/>
+        </w:rPr>
+        <w:t>；</w:t>
+      </w:r>
+      <w:r>
+        <w:rPr>
+          <w:rFonts w:ascii="Times New Roman" w:hAnsi="Times New Roman" w:eastAsia="宋体" w:cs="宋体"/>
+          <w:kern w:val="0"/>
+          <w:sz w:val="24"/>
+          <w:szCs w:val="24"/>
+          <w:lang w:val="en-US" w:eastAsia="zh-CN" w:bidi="ar"/>
+        </w:rPr>
+        <w:t>GAN验证集不参与GAN训练，仅用于评估生成质量。</w:t>
+      </w:r>
+    </w:p>
+    <w:p>
+      <w:pPr>
+        <w:keepNext w:val="0"/>
+        <w:keepLines w:val="0"/>
+        <w:pageBreakBefore w:val="0"/>
+        <w:widowControl/>
+        <w:suppressLineNumbers w:val="0"/>
+        <w:kinsoku/>
+        <w:wordWrap/>
+        <w:overflowPunct/>
+        <w:topLinePunct w:val="0"/>
+        <w:autoSpaceDE/>
+        <w:autoSpaceDN/>
+        <w:bidi w:val="0"/>
+        <w:adjustRightInd/>
+        <w:snapToGrid/>
+        <w:spacing w:line="300" w:lineRule="auto"/>
+        <w:ind w:firstLine="480" w:firstLineChars="200"/>
+        <w:jc w:val="both"/>
+        <w:textAlignment w:val="auto"/>
+        <w:rPr>
+          <w:rFonts w:ascii="Times New Roman" w:hAnsi="Times New Roman" w:eastAsia="宋体" w:cs="宋体"/>
+          <w:kern w:val="0"/>
+          <w:sz w:val="24"/>
+          <w:szCs w:val="24"/>
+          <w:lang w:val="en-US" w:eastAsia="zh-CN" w:bidi="ar"/>
+        </w:rPr>
+      </w:pPr>
+      <w:r>
+        <w:rPr>
+          <w:rFonts w:ascii="Times New Roman" w:hAnsi="Times New Roman" w:eastAsia="宋体" w:cs="宋体"/>
+          <w:kern w:val="0"/>
+          <w:sz w:val="24"/>
+          <w:szCs w:val="24"/>
+          <w:lang w:val="en-US" w:eastAsia="zh-CN" w:bidi="ar"/>
+        </w:rPr>
+        <w:t>第二层</w:t>
+      </w:r>
+      <w:r>
+        <w:rPr>
+          <w:rFonts w:hint="eastAsia" w:cs="宋体"/>
+          <w:kern w:val="0"/>
+          <w:sz w:val="24"/>
+          <w:szCs w:val="24"/>
+          <w:lang w:val="en-US" w:eastAsia="zh-CN" w:bidi="ar"/>
+        </w:rPr>
+        <w:t>为机器学习</w:t>
+      </w:r>
+      <w:r>
+        <w:rPr>
+          <w:rFonts w:ascii="Times New Roman" w:hAnsi="Times New Roman" w:eastAsia="宋体" w:cs="宋体"/>
+          <w:kern w:val="0"/>
+          <w:sz w:val="24"/>
+          <w:szCs w:val="24"/>
+          <w:lang w:val="en-US" w:eastAsia="zh-CN" w:bidi="ar"/>
+        </w:rPr>
+        <w:t>模型评估阶段</w:t>
+      </w:r>
+      <w:r>
+        <w:rPr>
+          <w:rFonts w:hint="eastAsia" w:cs="宋体"/>
+          <w:kern w:val="0"/>
+          <w:sz w:val="24"/>
+          <w:szCs w:val="24"/>
+          <w:lang w:val="en-US" w:eastAsia="zh-CN" w:bidi="ar"/>
+        </w:rPr>
+        <w:t>，这一阶段</w:t>
+      </w:r>
+      <w:r>
+        <w:rPr>
+          <w:rFonts w:ascii="Times New Roman" w:hAnsi="Times New Roman" w:eastAsia="宋体" w:cs="宋体"/>
+          <w:kern w:val="0"/>
+          <w:sz w:val="24"/>
+          <w:szCs w:val="24"/>
+          <w:lang w:val="en-US" w:eastAsia="zh-CN" w:bidi="ar"/>
+        </w:rPr>
+        <w:t>将GAN训练集与合成样本合并为均衡训练集后，划分训练集（80%）、测试集（20%）</w:t>
+      </w:r>
+      <w:r>
+        <w:rPr>
+          <w:rFonts w:hint="eastAsia" w:cs="宋体"/>
+          <w:kern w:val="0"/>
+          <w:sz w:val="24"/>
+          <w:szCs w:val="24"/>
+          <w:lang w:val="en-US" w:eastAsia="zh-CN" w:bidi="ar"/>
+        </w:rPr>
+        <w:t>，</w:t>
+      </w:r>
+      <w:r>
+        <w:rPr>
+          <w:rFonts w:hint="eastAsia" w:ascii="Times New Roman" w:hAnsi="Times New Roman" w:eastAsia="宋体" w:cs="宋体"/>
+          <w:kern w:val="0"/>
+          <w:sz w:val="24"/>
+          <w:szCs w:val="24"/>
+          <w:lang w:val="en-US" w:eastAsia="zh-CN" w:bidi="ar"/>
+        </w:rPr>
+        <w:t>同时单独选取</w:t>
+      </w:r>
+      <w:r>
+        <w:rPr>
+          <w:rFonts w:hint="eastAsia" w:cs="宋体"/>
+          <w:kern w:val="0"/>
+          <w:sz w:val="24"/>
+          <w:szCs w:val="24"/>
+          <w:lang w:val="en-US" w:eastAsia="zh-CN" w:bidi="ar"/>
+        </w:rPr>
+        <w:t>2023</w:t>
+      </w:r>
+      <w:r>
+        <w:rPr>
+          <w:rFonts w:hint="eastAsia" w:ascii="Times New Roman" w:hAnsi="Times New Roman" w:eastAsia="宋体" w:cs="宋体"/>
+          <w:kern w:val="0"/>
+          <w:sz w:val="24"/>
+          <w:szCs w:val="24"/>
+          <w:lang w:val="en-US" w:eastAsia="zh-CN" w:bidi="ar"/>
+        </w:rPr>
+        <w:t>年第一至三季度真实数据作为跨时间</w:t>
+      </w:r>
+      <w:r>
+        <w:rPr>
+          <w:rFonts w:hint="eastAsia" w:cs="宋体"/>
+          <w:kern w:val="0"/>
+          <w:sz w:val="24"/>
+          <w:szCs w:val="24"/>
+          <w:lang w:val="en-US" w:eastAsia="zh-CN" w:bidi="ar"/>
+        </w:rPr>
+        <w:t>OOT</w:t>
+      </w:r>
+      <w:r>
+        <w:rPr>
+          <w:rFonts w:hint="eastAsia" w:ascii="Times New Roman" w:hAnsi="Times New Roman" w:eastAsia="宋体" w:cs="宋体"/>
+          <w:kern w:val="0"/>
+          <w:sz w:val="24"/>
+          <w:szCs w:val="24"/>
+          <w:lang w:val="en-US" w:eastAsia="zh-CN" w:bidi="ar"/>
+        </w:rPr>
+        <w:t>测试集。</w:t>
+      </w:r>
+    </w:p>
+    <w:p>
+      <w:pPr>
+        <w:keepNext w:val="0"/>
+        <w:keepLines w:val="0"/>
+        <w:pageBreakBefore w:val="0"/>
+        <w:widowControl/>
+        <w:suppressLineNumbers w:val="0"/>
+        <w:kinsoku/>
+        <w:wordWrap/>
+        <w:overflowPunct/>
+        <w:topLinePunct w:val="0"/>
+        <w:autoSpaceDE/>
+        <w:autoSpaceDN/>
+        <w:bidi w:val="0"/>
+        <w:adjustRightInd/>
+        <w:snapToGrid/>
+        <w:spacing w:line="300" w:lineRule="auto"/>
+        <w:ind w:firstLine="480" w:firstLineChars="200"/>
+        <w:jc w:val="both"/>
+        <w:textAlignment w:val="auto"/>
+        <w:rPr>
+          <w:rFonts w:hint="default" w:ascii="Times New Roman" w:hAnsi="Times New Roman" w:eastAsia="宋体" w:cs="宋体"/>
+          <w:kern w:val="0"/>
+          <w:sz w:val="24"/>
+          <w:szCs w:val="24"/>
+          <w:lang w:val="en-US" w:eastAsia="zh-CN" w:bidi="ar"/>
+        </w:rPr>
+      </w:pPr>
+      <w:r>
+        <w:rPr>
+          <w:rFonts w:hint="eastAsia" w:cs="宋体"/>
+          <w:kern w:val="0"/>
+          <w:sz w:val="24"/>
+          <w:szCs w:val="24"/>
+          <w:lang w:val="en-US" w:eastAsia="zh-CN" w:bidi="ar"/>
+        </w:rPr>
+        <w:t>现阶段本研究已完成阶段一的样本划分，得到GAN训练集共819790条数据，包含违约样本35411条，其中涵盖了8150条右删失数据；验证集共202911条数据，其中含违约样本6816条。</w:t>
       </w:r>
     </w:p>
     <w:p>
@@ -14847,7 +15437,7 @@
       <w:pPr>
         <w:numPr>
           <w:ilvl w:val="0"/>
-          <w:numId w:val="6"/>
+          <w:numId w:val="5"/>
         </w:numPr>
         <w:spacing w:line="300" w:lineRule="auto"/>
         <w:ind w:firstLine="562" w:firstLineChars="200"/>
@@ -14980,7 +15570,7 @@
       <w:pPr>
         <w:numPr>
           <w:ilvl w:val="0"/>
-          <w:numId w:val="6"/>
+          <w:numId w:val="5"/>
         </w:numPr>
         <w:spacing w:line="300" w:lineRule="auto"/>
         <w:ind w:firstLine="562" w:firstLineChars="200"/>
@@ -15166,7 +15756,7 @@
       <w:pPr>
         <w:numPr>
           <w:ilvl w:val="0"/>
-          <w:numId w:val="7"/>
+          <w:numId w:val="6"/>
         </w:numPr>
         <w:wordWrap w:val="0"/>
         <w:autoSpaceDE w:val="0"/>
@@ -15189,7 +15779,7 @@
         <w:widowControl w:val="0"/>
         <w:numPr>
           <w:ilvl w:val="0"/>
-          <w:numId w:val="7"/>
+          <w:numId w:val="6"/>
         </w:numPr>
         <w:wordWrap w:val="0"/>
         <w:autoSpaceDE w:val="0"/>
@@ -15220,7 +15810,7 @@
         <w:widowControl w:val="0"/>
         <w:numPr>
           <w:ilvl w:val="0"/>
-          <w:numId w:val="7"/>
+          <w:numId w:val="6"/>
         </w:numPr>
         <w:wordWrap w:val="0"/>
         <w:autoSpaceDE w:val="0"/>
@@ -15251,7 +15841,7 @@
         <w:widowControl w:val="0"/>
         <w:numPr>
           <w:ilvl w:val="0"/>
-          <w:numId w:val="7"/>
+          <w:numId w:val="6"/>
         </w:numPr>
         <w:wordWrap w:val="0"/>
         <w:autoSpaceDE w:val="0"/>
@@ -15282,7 +15872,7 @@
         <w:widowControl w:val="0"/>
         <w:numPr>
           <w:ilvl w:val="0"/>
-          <w:numId w:val="7"/>
+          <w:numId w:val="6"/>
         </w:numPr>
         <w:wordWrap w:val="0"/>
         <w:autoSpaceDE w:val="0"/>
@@ -15313,7 +15903,7 @@
         <w:widowControl w:val="0"/>
         <w:numPr>
           <w:ilvl w:val="0"/>
-          <w:numId w:val="7"/>
+          <w:numId w:val="6"/>
         </w:numPr>
         <w:wordWrap w:val="0"/>
         <w:autoSpaceDE w:val="0"/>
@@ -15344,7 +15934,7 @@
         <w:widowControl w:val="0"/>
         <w:numPr>
           <w:ilvl w:val="0"/>
-          <w:numId w:val="7"/>
+          <w:numId w:val="6"/>
         </w:numPr>
         <w:wordWrap w:val="0"/>
         <w:autoSpaceDE w:val="0"/>
@@ -15375,7 +15965,7 @@
         <w:widowControl w:val="0"/>
         <w:numPr>
           <w:ilvl w:val="0"/>
-          <w:numId w:val="7"/>
+          <w:numId w:val="6"/>
         </w:numPr>
         <w:wordWrap w:val="0"/>
         <w:autoSpaceDE w:val="0"/>
@@ -15406,7 +15996,7 @@
         <w:widowControl w:val="0"/>
         <w:numPr>
           <w:ilvl w:val="0"/>
-          <w:numId w:val="7"/>
+          <w:numId w:val="6"/>
         </w:numPr>
         <w:wordWrap w:val="0"/>
         <w:autoSpaceDE w:val="0"/>
@@ -15564,21 +16154,6 @@
     </w:lvl>
   </w:abstractNum>
   <w:abstractNum w:abstractNumId="3">
-    <w:nsid w:val="28B58E96"/>
-    <w:multiLevelType w:val="singleLevel"/>
-    <w:tmpl w:val="28B58E96"/>
-    <w:lvl w:ilvl="0" w:tentative="0">
-      <w:start w:val="1"/>
-      <w:numFmt w:val="chineseCounting"/>
-      <w:suff w:val="nothing"/>
-      <w:lvlText w:val="（%1）"/>
-      <w:lvlJc w:val="left"/>
-      <w:rPr>
-        <w:rFonts w:hint="eastAsia"/>
-      </w:rPr>
-    </w:lvl>
-  </w:abstractNum>
-  <w:abstractNum w:abstractNumId="4">
     <w:nsid w:val="2F99E530"/>
     <w:multiLevelType w:val="singleLevel"/>
     <w:tmpl w:val="2F99E530"/>
@@ -15593,7 +16168,7 @@
       </w:rPr>
     </w:lvl>
   </w:abstractNum>
-  <w:abstractNum w:abstractNumId="5">
+  <w:abstractNum w:abstractNumId="4">
     <w:nsid w:val="5AB5B28E"/>
     <w:multiLevelType w:val="singleLevel"/>
     <w:tmpl w:val="5AB5B28E"/>
@@ -15608,7 +16183,7 @@
       </w:rPr>
     </w:lvl>
   </w:abstractNum>
-  <w:abstractNum w:abstractNumId="6">
+  <w:abstractNum w:abstractNumId="5">
     <w:nsid w:val="74D72B8F"/>
     <w:multiLevelType w:val="singleLevel"/>
     <w:tmpl w:val="74D72B8F"/>
@@ -15624,24 +16199,21 @@
     </w:lvl>
   </w:abstractNum>
   <w:num w:numId="1">
+    <w:abstractNumId w:val="3"/>
+  </w:num>
+  <w:num w:numId="2">
+    <w:abstractNumId w:val="5"/>
+  </w:num>
+  <w:num w:numId="3">
+    <w:abstractNumId w:val="1"/>
+  </w:num>
+  <w:num w:numId="4">
     <w:abstractNumId w:val="4"/>
   </w:num>
-  <w:num w:numId="2">
-    <w:abstractNumId w:val="6"/>
-  </w:num>
-  <w:num w:numId="3">
-    <w:abstractNumId w:val="3"/>
-  </w:num>
-  <w:num w:numId="4">
-    <w:abstractNumId w:val="1"/>
-  </w:num>
   <w:num w:numId="5">
-    <w:abstractNumId w:val="5"/>
+    <w:abstractNumId w:val="2"/>
   </w:num>
   <w:num w:numId="6">
-    <w:abstractNumId w:val="2"/>
-  </w:num>
-  <w:num w:numId="7">
     <w:abstractNumId w:val="0"/>
   </w:num>
 </w:numbering>
